--- a/00-首页/题组Word/第一轮·综合套卷/第一轮综合卷06-学生版.docx
+++ b/00-首页/题组Word/第一轮·综合套卷/第一轮综合卷06-学生版.docx
@@ -3114,163 +3114,183 @@
       </w:pPr>
       <w:r>
         <w:rPr>
-          <w:rFonts w:hint="eastAsia" w:ascii="Times New Roman" w:hAnsi="Times New Roman" w:eastAsia="FangSong" w:cs="Times New Roman"/>
-        </w:rPr>
-        <w:t xml:space="preserve">已知</w:t>
-      </w:r>
-      <w:r>
-        <w:rPr>
-          <w:rFonts w:ascii="Times New Roman" w:hAnsi="Times New Roman" w:eastAsia="Times New Roman" w:cs="Times New Roman"/>
-        </w:rPr>
-        <w:t xml:space="preserve"> </w:t>
-      </w:r>
-      <m:oMath>
-        <m:sSub>
-          <m:e>
-            <m:r>
-              <m:t>N</m:t>
-            </m:r>
-          </m:e>
-          <m:sub>
-            <m:r>
-              <m:t>2</m:t>
-            </m:r>
-          </m:sub>
-        </m:sSub>
-      </m:oMath>
-      <w:r>
-        <w:rPr>
-          <w:rFonts w:ascii="Times New Roman" w:hAnsi="Times New Roman" w:eastAsia="Times New Roman" w:cs="Times New Roman"/>
-        </w:rPr>
-        <w:t xml:space="preserve"> </w:t>
-      </w:r>
-      <w:r>
-        <w:rPr>
-          <w:rFonts w:hint="eastAsia" w:ascii="Times New Roman" w:hAnsi="Times New Roman" w:eastAsia="FangSong" w:cs="Times New Roman"/>
-        </w:rPr>
-        <w:t xml:space="preserve">的键解离能为</w:t>
-      </w:r>
-      <w:r>
-        <w:rPr>
-          <w:rFonts w:ascii="Times New Roman" w:hAnsi="Times New Roman" w:eastAsia="Times New Roman" w:cs="Times New Roman"/>
-        </w:rPr>
-        <w:t xml:space="preserve"> </w:t>
-      </w:r>
-      <w:r>
-        <w:rPr>
-          <w:rFonts w:hint="eastAsia" w:ascii="Times New Roman" w:hAnsi="Times New Roman" w:eastAsia="Times New Roman" w:cs="Times New Roman"/>
-        </w:rPr>
-        <w:t xml:space="preserve">946kJ/mol，</w:t>
-      </w:r>
-      <w:r>
-        <w:rPr>
-          <w:rFonts w:ascii="Times New Roman" w:hAnsi="Times New Roman" w:eastAsia="Times New Roman" w:cs="Times New Roman"/>
-        </w:rPr>
-        <w:t xml:space="preserve"> </w:t>
-      </w:r>
-      <m:oMath>
-        <m:sSub>
-          <m:e>
-            <m:r>
-              <m:t>O</m:t>
-            </m:r>
-          </m:e>
-          <m:sub>
-            <m:r>
-              <m:t>2</m:t>
-            </m:r>
-          </m:sub>
-        </m:sSub>
-      </m:oMath>
-      <w:r>
-        <w:rPr>
-          <w:rFonts w:ascii="Times New Roman" w:hAnsi="Times New Roman" w:eastAsia="Times New Roman" w:cs="Times New Roman"/>
-        </w:rPr>
-        <w:t xml:space="preserve"> </w:t>
-      </w:r>
-      <w:r>
-        <w:rPr>
-          <w:rFonts w:hint="eastAsia" w:ascii="Times New Roman" w:hAnsi="Times New Roman" w:eastAsia="FangSong" w:cs="Times New Roman"/>
-        </w:rPr>
-        <w:t xml:space="preserve">的键解离能为</w:t>
-      </w:r>
-      <w:r>
-        <w:rPr>
-          <w:rFonts w:ascii="Times New Roman" w:hAnsi="Times New Roman" w:eastAsia="Times New Roman" w:cs="Times New Roman"/>
-        </w:rPr>
-        <w:t xml:space="preserve"> 498 </w:t>
-      </w:r>
-      <w:r>
-        <w:rPr>
-          <w:rFonts w:hint="eastAsia" w:ascii="Times New Roman" w:hAnsi="Times New Roman" w:eastAsia="Times New Roman" w:cs="Times New Roman"/>
-        </w:rPr>
-        <w:t xml:space="preserve">kJ/mol，N</w:t>
-      </w:r>
-      <w:r>
-        <w:rPr>
-          <w:rFonts w:ascii="Times New Roman" w:hAnsi="Times New Roman" w:eastAsia="Times New Roman" w:cs="Times New Roman"/>
-        </w:rPr>
-        <w:t xml:space="preserve"> </w:t>
-      </w:r>
-      <w:r>
-        <w:rPr>
-          <w:rFonts w:hint="eastAsia" w:ascii="Times New Roman" w:hAnsi="Times New Roman" w:eastAsia="FangSong" w:cs="Times New Roman"/>
-        </w:rPr>
-        <w:t xml:space="preserve">和</w:t>
-      </w:r>
-      <w:r>
-        <w:rPr>
-          <w:rFonts w:ascii="Times New Roman" w:hAnsi="Times New Roman" w:eastAsia="Times New Roman" w:cs="Times New Roman"/>
-        </w:rPr>
-        <w:t xml:space="preserve"> O </w:t>
-      </w:r>
-      <w:r>
-        <w:rPr>
-          <w:rFonts w:hint="eastAsia" w:ascii="Times New Roman" w:hAnsi="Times New Roman" w:eastAsia="FangSong" w:cs="Times New Roman"/>
-        </w:rPr>
-        <w:t xml:space="preserve">的</w:t>
-      </w:r>
-      <w:r>
-        <w:rPr>
-          <w:rFonts w:ascii="Times New Roman" w:hAnsi="Times New Roman" w:eastAsia="Times New Roman" w:cs="Times New Roman"/>
-        </w:rPr>
-        <w:t xml:space="preserve"> Pauling </w:t>
-      </w:r>
-      <w:r>
-        <w:rPr>
-          <w:rFonts w:hint="eastAsia" w:ascii="Times New Roman" w:hAnsi="Times New Roman" w:eastAsia="FangSong" w:cs="Times New Roman"/>
-        </w:rPr>
-        <w:t xml:space="preserve">电负性分别为</w:t>
-      </w:r>
-      <w:r>
-        <w:rPr>
-          <w:rFonts w:ascii="Times New Roman" w:hAnsi="Times New Roman" w:eastAsia="Times New Roman" w:cs="Times New Roman"/>
-        </w:rPr>
-        <w:t xml:space="preserve"> 3.04 </w:t>
-      </w:r>
-      <w:r>
-        <w:rPr>
-          <w:rFonts w:hint="eastAsia" w:ascii="Times New Roman" w:hAnsi="Times New Roman" w:eastAsia="FangSong" w:cs="Times New Roman"/>
-        </w:rPr>
-        <w:t xml:space="preserve">和</w:t>
-      </w:r>
-      <w:r>
-        <w:rPr>
-          <w:rFonts w:ascii="Times New Roman" w:hAnsi="Times New Roman" w:eastAsia="Times New Roman" w:cs="Times New Roman"/>
-        </w:rPr>
-        <w:t xml:space="preserve"> </w:t>
-      </w:r>
-      <w:r>
-        <w:rPr>
-          <w:rFonts w:hint="eastAsia" w:ascii="Times New Roman" w:hAnsi="Times New Roman" w:eastAsia="Times New Roman" w:cs="Times New Roman"/>
-        </w:rPr>
-        <w:t>3.44。</w:t>
-      </w:r>
-      <w:r>
-        <w:rPr>
-          <w:rFonts w:hint="eastAsia" w:ascii="Times New Roman" w:hAnsi="Times New Roman" w:eastAsia="FangSong" w:cs="Times New Roman"/>
-        </w:rPr>
-        <w:t>估算吸热反应</w:t>
+          <w:rFonts w:ascii="Times New Roman" w:hAnsi="Times New Roman" w:eastAsia="Times New Roman" w:cs="Times New Roman"/>
+        </w:rPr>
+        <w:t xml:space="preserve">1994 </w:t>
+      </w:r>
+      <w:r>
+        <w:rPr>
+          <w:rFonts w:hint="eastAsia" w:ascii="Times New Roman" w:hAnsi="Times New Roman" w:eastAsia="FangSong" w:cs="Times New Roman"/>
+        </w:rPr>
+        <w:t>年诺贝尔和平奖获得者</w:t>
+      </w:r>
+      <w:r>
+        <w:rPr>
+          <w:rFonts w:hint="eastAsia" w:ascii="Times New Roman" w:hAnsi="Times New Roman" w:eastAsia="Times New Roman" w:cs="Times New Roman"/>
+        </w:rPr>
+        <w:t>，</w:t>
+      </w:r>
+      <w:r>
+        <w:rPr>
+          <w:rFonts w:hint="eastAsia" w:ascii="Times New Roman" w:hAnsi="Times New Roman" w:eastAsia="FangSong" w:cs="Times New Roman"/>
+        </w:rPr>
+        <w:t>巴勒斯坦解放组织领导者阿拉法特</w:t>
+      </w:r>
+      <w:r>
+        <w:rPr>
+          <w:rFonts w:hint="eastAsia" w:ascii="Times New Roman" w:hAnsi="Times New Roman" w:eastAsia="Times New Roman" w:cs="Times New Roman"/>
+        </w:rPr>
+        <w:t>，</w:t>
+      </w:r>
+      <w:r>
+        <w:rPr>
+          <w:rFonts w:hint="eastAsia" w:ascii="Times New Roman" w:hAnsi="Times New Roman" w:eastAsia="FangSong" w:cs="Times New Roman"/>
+        </w:rPr>
+        <w:t>在</w:t>
+      </w:r>
+      <w:r>
+        <w:rPr>
+          <w:rFonts w:ascii="Times New Roman" w:hAnsi="Times New Roman" w:eastAsia="Times New Roman" w:cs="Times New Roman"/>
+        </w:rPr>
+        <w:t xml:space="preserve"> 2004 </w:t>
+      </w:r>
+      <w:r>
+        <w:rPr>
+          <w:rFonts w:hint="eastAsia" w:ascii="Times New Roman" w:hAnsi="Times New Roman" w:eastAsia="FangSong" w:cs="Times New Roman"/>
+        </w:rPr>
+        <w:t xml:space="preserve">年</w:t>
+      </w:r>
+      <w:r>
+        <w:rPr>
+          <w:rFonts w:ascii="Times New Roman" w:hAnsi="Times New Roman" w:eastAsia="Times New Roman" w:cs="Times New Roman"/>
+        </w:rPr>
+        <w:t xml:space="preserve"> 11 </w:t>
+      </w:r>
+      <w:r>
+        <w:rPr>
+          <w:rFonts w:hint="eastAsia" w:ascii="Times New Roman" w:hAnsi="Times New Roman" w:eastAsia="FangSong" w:cs="Times New Roman"/>
+        </w:rPr>
+        <w:t>月突然不明不白地去世了</w:t>
+      </w:r>
+      <w:r>
+        <w:rPr>
+          <w:rFonts w:hint="eastAsia" w:ascii="Times New Roman" w:hAnsi="Times New Roman" w:eastAsia="Times New Roman" w:cs="Times New Roman"/>
+        </w:rPr>
+        <w:t>。2012</w:t>
+      </w:r>
+      <w:r>
+        <w:rPr>
+          <w:rFonts w:ascii="Times New Roman" w:hAnsi="Times New Roman" w:eastAsia="Times New Roman" w:cs="Times New Roman"/>
+        </w:rPr>
+        <w:t xml:space="preserve"> </w:t>
+      </w:r>
+      <w:r>
+        <w:rPr>
+          <w:rFonts w:hint="eastAsia" w:ascii="Times New Roman" w:hAnsi="Times New Roman" w:eastAsia="FangSong" w:cs="Times New Roman"/>
+        </w:rPr>
+        <w:t>年</w:t>
+      </w:r>
+      <w:r>
+        <w:rPr>
+          <w:rFonts w:hint="eastAsia" w:ascii="Times New Roman" w:hAnsi="Times New Roman" w:eastAsia="Times New Roman" w:cs="Times New Roman"/>
+        </w:rPr>
+        <w:t>，</w:t>
+      </w:r>
+      <w:r>
+        <w:rPr>
+          <w:rFonts w:hint="eastAsia" w:ascii="Times New Roman" w:hAnsi="Times New Roman" w:eastAsia="FangSong" w:cs="Times New Roman"/>
+        </w:rPr>
+        <w:t>他的尸体被进行化验</w:t>
+      </w:r>
+      <w:r>
+        <w:rPr>
+          <w:rFonts w:hint="eastAsia" w:ascii="Times New Roman" w:hAnsi="Times New Roman" w:eastAsia="Times New Roman" w:cs="Times New Roman"/>
+        </w:rPr>
+        <w:t>，</w:t>
+      </w:r>
+      <w:r>
+        <w:rPr>
+          <w:rFonts w:hint="eastAsia" w:ascii="Times New Roman" w:hAnsi="Times New Roman" w:eastAsia="FangSong" w:cs="Times New Roman"/>
+        </w:rPr>
+        <w:t>发现他竟然是被</w:t>
+      </w:r>
+      <w:r>
+        <w:rPr>
+          <w:rFonts w:ascii="Times New Roman" w:hAnsi="Times New Roman" w:eastAsia="Times New Roman" w:cs="Times New Roman"/>
+        </w:rPr>
+        <w:t xml:space="preserve"> X </w:t>
+      </w:r>
+      <w:r>
+        <w:rPr>
+          <w:rFonts w:hint="eastAsia" w:ascii="Times New Roman" w:hAnsi="Times New Roman" w:eastAsia="FangSong" w:cs="Times New Roman"/>
+        </w:rPr>
+        <w:t>的一种同位素毒害的</w:t>
+      </w:r>
+      <w:r>
+        <w:rPr>
+          <w:rFonts w:hint="eastAsia" w:ascii="Times New Roman" w:hAnsi="Times New Roman" w:eastAsia="Times New Roman" w:cs="Times New Roman"/>
+        </w:rPr>
+        <w:t>。</w:t>
+      </w:r>
+      <w:r>
+        <w:rPr>
+          <w:rFonts w:hint="eastAsia" w:ascii="Times New Roman" w:hAnsi="Times New Roman" w:eastAsia="FangSong" w:cs="Times New Roman"/>
+        </w:rPr>
+        <w:t>平均地看</w:t>
+      </w:r>
+      <w:r>
+        <w:rPr>
+          <w:rFonts w:hint="eastAsia" w:ascii="Times New Roman" w:hAnsi="Times New Roman" w:eastAsia="Times New Roman" w:cs="Times New Roman"/>
+        </w:rPr>
+        <w:t>，1mg</w:t>
+      </w:r>
+      <w:r>
+        <w:rPr>
+          <w:rFonts w:ascii="Times New Roman" w:hAnsi="Times New Roman" w:eastAsia="Times New Roman" w:cs="Times New Roman"/>
+        </w:rPr>
+        <w:t xml:space="preserve"> </w:t>
+      </w:r>
+      <w:r>
+        <w:rPr>
+          <w:rFonts w:hint="eastAsia" w:ascii="Times New Roman" w:hAnsi="Times New Roman" w:eastAsia="FangSong" w:cs="Times New Roman"/>
+        </w:rPr>
+        <w:t>此物质</w:t>
+      </w:r>
+      <w:r>
+        <w:rPr>
+          <w:rFonts w:hint="eastAsia" w:ascii="Times New Roman" w:hAnsi="Times New Roman" w:eastAsia="Times New Roman" w:cs="Times New Roman"/>
+        </w:rPr>
+        <w:t>(</w:t>
+      </w:r>
+      <w:r>
+        <w:rPr>
+          <w:rFonts w:hint="eastAsia" w:ascii="Times New Roman" w:hAnsi="Times New Roman" w:eastAsia="FangSong" w:cs="Times New Roman"/>
+        </w:rPr>
+        <w:t>半衰期</w:t>
+      </w:r>
+      <w:r>
+        <w:rPr>
+          <w:rFonts w:ascii="Times New Roman" w:hAnsi="Times New Roman" w:eastAsia="Times New Roman" w:cs="Times New Roman"/>
+        </w:rPr>
+        <w:t xml:space="preserve"> 138.4 </w:t>
+      </w:r>
+      <w:r>
+        <w:rPr>
+          <w:rFonts w:hint="eastAsia" w:ascii="Times New Roman" w:hAnsi="Times New Roman" w:eastAsia="FangSong" w:cs="Times New Roman"/>
+        </w:rPr>
+        <w:t>天</w:t>
+      </w:r>
+      <w:r>
+        <w:rPr>
+          <w:rFonts w:hint="eastAsia" w:ascii="Times New Roman" w:hAnsi="Times New Roman" w:eastAsia="Times New Roman" w:cs="Times New Roman"/>
+        </w:rPr>
+        <w:t>)</w:t>
+      </w:r>
+      <w:r>
+        <w:rPr>
+          <w:rFonts w:hint="eastAsia" w:ascii="Times New Roman" w:hAnsi="Times New Roman" w:eastAsia="FangSong" w:cs="Times New Roman"/>
+        </w:rPr>
+        <w:t>的毒性与</w:t>
       </w:r>
       <w:r>
         <w:rPr>
@@ -3287,128 +3307,26 @@
             </w:rPr>
           </m:ctrlPr>
         </m:oMathPr>
-        <m:sSub>
+        <m:r>
+          <m:t>4.55</m:t>
+        </m:r>
+        <m:sSup>
           <m:e>
             <m:r>
-              <m:rPr>
-                <m:sty m:val="p"/>
-              </m:rPr>
-              <m:t>N</m:t>
+              <m:t>g</m:t>
             </m:r>
           </m:e>
-          <m:sub>
-            <m:r>
-              <m:t>2</m:t>
-            </m:r>
-          </m:sub>
-        </m:sSub>
-        <m:r>
-          <m:rPr>
-            <m:sty m:val="p"/>
-          </m:rPr>
-          <m:t>(</m:t>
-        </m:r>
-        <m:r>
-          <m:rPr>
-            <m:sty m:val="p"/>
-          </m:rPr>
-          <m:t> </m:t>
-        </m:r>
-        <m:r>
-          <m:rPr>
-            <m:sty m:val="p"/>
-          </m:rPr>
-          <m:t>g</m:t>
-        </m:r>
-        <m:r>
-          <m:rPr>
-            <m:sty m:val="p"/>
-          </m:rPr>
-          <m:t>)</m:t>
-        </m:r>
-        <m:r>
-          <m:rPr>
-            <m:sty m:val="p"/>
-          </m:rPr>
-          <m:t>+</m:t>
-        </m:r>
-        <m:sSub>
-          <m:e>
-            <m:r>
-              <m:rPr>
-                <m:sty m:val="p"/>
-              </m:rPr>
-              <m:t>O</m:t>
-            </m:r>
-          </m:e>
-          <m:sub>
-            <m:r>
-              <m:t>2</m:t>
-            </m:r>
-          </m:sub>
-        </m:sSub>
-        <m:r>
-          <m:rPr>
-            <m:sty m:val="p"/>
-          </m:rPr>
-          <m:t>(</m:t>
-        </m:r>
-        <m:r>
-          <m:rPr>
-            <m:sty m:val="p"/>
-          </m:rPr>
-          <m:t> </m:t>
-        </m:r>
-        <m:r>
-          <m:rPr>
-            <m:sty m:val="p"/>
-          </m:rPr>
-          <m:t>g</m:t>
-        </m:r>
-        <m:r>
-          <m:rPr>
-            <m:sty m:val="p"/>
-          </m:rPr>
-          <m:t>)</m:t>
-        </m:r>
-        <m:r>
-          <m:rPr>
-            <m:sty m:val="p"/>
-          </m:rPr>
-          <m:t>→</m:t>
-        </m:r>
-        <m:r>
-          <m:t>2</m:t>
-        </m:r>
-        <m:r>
-          <m:rPr>
-            <m:sty m:val="p"/>
-          </m:rPr>
-          <m:t>N</m:t>
-        </m:r>
-        <m:r>
-          <m:rPr>
-            <m:sty m:val="p"/>
-          </m:rPr>
-          <m:t>O</m:t>
-        </m:r>
-        <m:r>
-          <m:rPr>
-            <m:sty m:val="p"/>
-          </m:rPr>
-          <m:t>(</m:t>
-        </m:r>
-        <m:r>
-          <m:rPr>
-            <m:sty m:val="p"/>
-          </m:rPr>
-          <m:t>g</m:t>
-        </m:r>
-        <m:r>
-          <m:rPr>
-            <m:sty m:val="p"/>
-          </m:rPr>
-          <m:t>)</m:t>
+          <m:sup>
+            <m:r>
+              <m:t>226</m:t>
+            </m:r>
+          </m:sup>
+        </m:sSup>
+        <m:r>
+          <m:t>R</m:t>
+        </m:r>
+        <m:r>
+          <m:t>a</m:t>
         </m:r>
       </m:oMath>
       <w:r>
@@ -3419,75 +3337,88 @@
       </w:r>
       <w:r>
         <w:rPr>
-          <w:rFonts w:hint="eastAsia" w:ascii="Times New Roman" w:hAnsi="Times New Roman" w:eastAsia="FangSong" w:cs="Times New Roman"/>
-        </w:rPr>
-        <w:t xml:space="preserve">的焓变</w:t>
-      </w:r>
-      <w:r>
-        <w:rPr>
-          <w:rFonts w:ascii="Times New Roman" w:hAnsi="Times New Roman" w:eastAsia="Times New Roman" w:cs="Times New Roman"/>
-        </w:rPr>
-        <w:t xml:space="preserve"> </w:t>
-      </w:r>
-      <m:oMath>
-        <m:r>
-          <m:rPr>
-            <m:sty m:val="p"/>
-          </m:rPr>
-          <m:t>Δ</m:t>
-        </m:r>
-        <m:r>
-          <m:t>H</m:t>
-        </m:r>
-      </m:oMath>
-      <w:r>
-        <w:rPr>
-          <w:rFonts w:ascii="Times New Roman" w:hAnsi="Times New Roman" w:eastAsia="Times New Roman" w:cs="Times New Roman"/>
-        </w:rPr>
-        <w:t xml:space="preserve"> </w:t>
-      </w:r>
-      <w:r>
-        <w:rPr>
-          <w:rFonts w:ascii="Times New Roman" w:hAnsi="Times New Roman" w:eastAsia="Times New Roman" w:cs="Times New Roman"/>
-        </w:rPr>
-        <w:t xml:space="preserve">。</w:t>
+          <w:rFonts w:hint="eastAsia" w:ascii="Times New Roman" w:hAnsi="Times New Roman" w:eastAsia="Times New Roman" w:cs="Times New Roman"/>
+        </w:rPr>
+        <w:t>((</w:t>
+      </w:r>
+      <w:r>
+        <w:rPr>
+          <w:rFonts w:hint="eastAsia" w:ascii="Times New Roman" w:hAnsi="Times New Roman" w:eastAsia="FangSong" w:cs="Times New Roman"/>
+        </w:rPr>
+        <w:t>半衰期</w:t>
+      </w:r>
+      <w:r>
+        <w:rPr>
+          <w:rFonts w:ascii="Times New Roman" w:hAnsi="Times New Roman" w:eastAsia="Times New Roman" w:cs="Times New Roman"/>
+        </w:rPr>
+        <w:t xml:space="preserve"> 1601 </w:t>
+      </w:r>
+      <w:r>
+        <w:rPr>
+          <w:rFonts w:hint="eastAsia" w:ascii="Times New Roman" w:hAnsi="Times New Roman" w:eastAsia="FangSong" w:cs="Times New Roman"/>
+        </w:rPr>
+        <w:t>年</w:t>
+      </w:r>
+      <w:r>
+        <w:rPr>
+          <w:rFonts w:hint="eastAsia" w:ascii="Times New Roman" w:hAnsi="Times New Roman" w:eastAsia="Times New Roman" w:cs="Times New Roman"/>
+        </w:rPr>
+        <w:t>)</w:t>
+      </w:r>
+      <w:r>
+        <w:rPr>
+          <w:rFonts w:hint="eastAsia" w:ascii="Times New Roman" w:hAnsi="Times New Roman" w:eastAsia="FangSong" w:cs="Times New Roman"/>
+        </w:rPr>
+        <w:t>相当</w:t>
+      </w:r>
+      <w:r>
+        <w:rPr>
+          <w:rFonts w:hint="eastAsia" w:ascii="Times New Roman" w:hAnsi="Times New Roman" w:eastAsia="Times New Roman" w:cs="Times New Roman"/>
+        </w:rPr>
+        <w:t>。</w:t>
       </w:r>
     </w:p>
     <w:p>
       <w:pPr>
-        <w:spacing w:before="160" w:after="80"/>
-      </w:pPr>
-      <w:r>
-        <w:pict>
-          <v:rect style="width:0;height:1.5pt" o:hralign="center" o:hrstd="t" o:hr="t"/>
-        </w:pict>
-      </w:r>
-    </w:p>
-    <w:bookmarkEnd w:id="15"/>
-    <w:bookmarkStart w:id="16" w:name="第8题"/>
-    <w:p>
-      <w:pPr>
-        <w:pStyle w:val="Heading3"/>
-        <w:spacing w:before="280" w:after="120"/>
-      </w:pPr>
-      <w:r>
-        <w:rPr>
-          <w:rFonts w:hint="eastAsia" w:ascii="Times New Roman" w:hAnsi="Times New Roman" w:eastAsia="SimHei" w:cs="Times New Roman"/>
-        </w:rPr>
-        <w:t>第</w:t>
-      </w:r>
-      <w:r>
-        <w:rPr>
-          <w:rFonts w:hint="eastAsia" w:ascii="Times New Roman" w:hAnsi="Times New Roman" w:eastAsia="Times New Roman" w:cs="Times New Roman"/>
-        </w:rPr>
-        <w:t>8</w:t>
-      </w:r>
-      <w:r>
-        <w:rPr>
-          <w:rFonts w:hint="eastAsia" w:ascii="Times New Roman" w:hAnsi="Times New Roman" w:eastAsia="SimHei" w:cs="Times New Roman"/>
-        </w:rPr>
-        <w:t>题</w:t>
-      </w:r>
+        <w:pStyle w:val="BodyText"/>
+      </w:pPr>
+      <m:oMathPara>
+        <m:oMathParaPr>
+          <m:jc m:val="center"/>
+          <m:ctrlPr>
+            <w:rPr>
+              <w:sz w:val="28"/>
+              <w:szCs w:val="28"/>
+            </w:rPr>
+          </m:ctrlPr>
+        </m:oMathParaPr>
+        <m:oMath>
+          <m:sSup>
+            <m:e>
+              <m:r>
+                <m:t>​</m:t>
+              </m:r>
+            </m:e>
+            <m:sup>
+              <m:r>
+                <m:t>226</m:t>
+              </m:r>
+            </m:sup>
+          </m:sSup>
+          <m:r>
+            <m:rPr>
+              <m:sty m:val="p"/>
+            </m:rPr>
+            <m:t>R</m:t>
+          </m:r>
+          <m:r>
+            <m:rPr>
+              <m:sty m:val="p"/>
+            </m:rPr>
+            <m:t>a</m:t>
+          </m:r>
+        </m:oMath>
+      </m:oMathPara>
     </w:p>
     <w:p>
       <w:pPr>
@@ -3497,108 +3428,19 @@
         <w:rPr>
           <w:rFonts w:hint="eastAsia" w:ascii="Times New Roman" w:hAnsi="Times New Roman" w:eastAsia="FangSong" w:cs="Times New Roman"/>
         </w:rPr>
-        <w:t>与一般的印象不同</w:t>
-      </w:r>
-      <w:r>
-        <w:rPr>
-          <w:rFonts w:hint="eastAsia" w:ascii="Times New Roman" w:hAnsi="Times New Roman" w:eastAsia="Times New Roman" w:cs="Times New Roman"/>
-        </w:rPr>
-        <w:t>，</w:t>
-      </w:r>
-      <w:r>
-        <w:rPr>
-          <w:rFonts w:hint="eastAsia" w:ascii="Times New Roman" w:hAnsi="Times New Roman" w:eastAsia="FangSong" w:cs="Times New Roman"/>
-        </w:rPr>
-        <w:t>就事实而言</w:t>
-      </w:r>
-      <w:r>
-        <w:rPr>
-          <w:rFonts w:hint="eastAsia" w:ascii="Times New Roman" w:hAnsi="Times New Roman" w:eastAsia="Times New Roman" w:cs="Times New Roman"/>
-        </w:rPr>
-        <w:t>，</w:t>
-      </w:r>
-      <w:r>
-        <w:rPr>
-          <w:rFonts w:hint="eastAsia" w:ascii="Times New Roman" w:hAnsi="Times New Roman" w:eastAsia="FangSong" w:cs="Times New Roman"/>
-        </w:rPr>
-        <w:t>同位素会影响许多物质的化学性质</w:t>
-      </w:r>
-      <w:r>
-        <w:rPr>
-          <w:rFonts w:hint="eastAsia" w:ascii="Times New Roman" w:hAnsi="Times New Roman" w:eastAsia="Times New Roman" w:cs="Times New Roman"/>
-        </w:rPr>
-        <w:t>，H</w:t>
-      </w:r>
-      <w:r>
-        <w:rPr>
-          <w:rFonts w:hint="eastAsia" w:ascii="Times New Roman" w:hAnsi="Times New Roman" w:eastAsia="FangSong" w:cs="Times New Roman"/>
-        </w:rPr>
-        <w:t>和</w:t>
-      </w:r>
-      <w:r>
-        <w:rPr>
-          <w:rFonts w:hint="eastAsia" w:ascii="Times New Roman" w:hAnsi="Times New Roman" w:eastAsia="Times New Roman" w:cs="Times New Roman"/>
-        </w:rPr>
-        <w:t>D</w:t>
-      </w:r>
-      <w:r>
-        <w:rPr>
-          <w:rFonts w:hint="eastAsia" w:ascii="Times New Roman" w:hAnsi="Times New Roman" w:eastAsia="FangSong" w:cs="Times New Roman"/>
-        </w:rPr>
-        <w:t>这一对同位素就是一个典型的例子</w:t>
-      </w:r>
-      <w:r>
-        <w:rPr>
-          <w:rFonts w:hint="eastAsia" w:ascii="Times New Roman" w:hAnsi="Times New Roman" w:eastAsia="Times New Roman" w:cs="Times New Roman"/>
-        </w:rPr>
-        <w:t>。</w:t>
-      </w:r>
-    </w:p>
-    <w:p>
-      <w:pPr>
-        <w:spacing w:before="160" w:after="80"/>
-      </w:pPr>
-      <w:r>
-        <w:pict>
-          <v:rect style="width:0;height:1.5pt" o:hralign="center" o:hrstd="t" o:hr="t"/>
-        </w:pict>
-      </w:r>
-    </w:p>
-    <w:bookmarkEnd w:id="16"/>
-    <w:bookmarkStart w:id="17" w:name="第9题"/>
-    <w:p>
-      <w:pPr>
-        <w:pStyle w:val="Heading3"/>
-        <w:spacing w:before="280" w:after="120"/>
-      </w:pPr>
-      <w:r>
-        <w:rPr>
-          <w:rFonts w:hint="eastAsia" w:ascii="Times New Roman" w:hAnsi="Times New Roman" w:eastAsia="SimHei" w:cs="Times New Roman"/>
-        </w:rPr>
-        <w:t>第</w:t>
-      </w:r>
-      <w:r>
-        <w:rPr>
-          <w:rFonts w:hint="eastAsia" w:ascii="Times New Roman" w:hAnsi="Times New Roman" w:eastAsia="Times New Roman" w:cs="Times New Roman"/>
-        </w:rPr>
-        <w:t>9</w:t>
-      </w:r>
-      <w:r>
-        <w:rPr>
-          <w:rFonts w:hint="eastAsia" w:ascii="Times New Roman" w:hAnsi="Times New Roman" w:eastAsia="SimHei" w:cs="Times New Roman"/>
-        </w:rPr>
-        <w:t>题</w:t>
-      </w:r>
-    </w:p>
-    <w:p>
-      <w:pPr>
-        <w:pStyle w:val="FirstParagraph"/>
-      </w:pPr>
-      <w:r>
-        <w:rPr>
-          <w:rFonts w:hint="eastAsia" w:ascii="Times New Roman" w:hAnsi="Times New Roman" w:eastAsia="FangSong" w:cs="Times New Roman"/>
-        </w:rPr>
-        <w:t xml:space="preserve">某种</w:t>
+        <w:t>若尸体</w:t>
+      </w:r>
+      <w:r>
+        <w:rPr>
+          <w:rFonts w:hint="eastAsia" w:ascii="Times New Roman" w:hAnsi="Times New Roman" w:eastAsia="Times New Roman" w:cs="Times New Roman"/>
+        </w:rPr>
+        <w:t>(70kg)</w:t>
+      </w:r>
+      <w:r>
+        <w:rPr>
+          <w:rFonts w:hint="eastAsia" w:ascii="Times New Roman" w:hAnsi="Times New Roman" w:eastAsia="FangSong" w:cs="Times New Roman"/>
+        </w:rPr>
+        <w:t>的总</w:t>
       </w:r>
       <w:r>
         <w:rPr>
@@ -3607,36 +3449,9 @@
         <w:t xml:space="preserve"> </w:t>
       </w:r>
       <m:oMath>
-        <m:sSub>
-          <m:e>
-            <m:r>
-              <m:rPr>
-                <m:sty m:val="p"/>
-              </m:rPr>
-              <m:t>A</m:t>
-            </m:r>
-          </m:e>
-          <m:sub>
-            <m:r>
-              <m:t>x</m:t>
-            </m:r>
-          </m:sub>
-        </m:sSub>
-        <m:sSub>
-          <m:e>
-            <m:r>
-              <m:rPr>
-                <m:sty m:val="p"/>
-              </m:rPr>
-              <m:t>B</m:t>
-            </m:r>
-          </m:e>
-          <m:sub>
-            <m:r>
-              <m:t>y</m:t>
-            </m:r>
-          </m:sub>
-        </m:sSub>
+        <m:r>
+          <m:t>α</m:t>
+        </m:r>
       </m:oMath>
       <w:r>
         <w:rPr>
@@ -3648,134 +3463,7 @@
         <w:rPr>
           <w:rFonts w:hint="eastAsia" w:ascii="Times New Roman" w:hAnsi="Times New Roman" w:eastAsia="FangSong" w:cs="Times New Roman"/>
         </w:rPr>
-        <w:t>盐结晶成立方晶体</w:t>
-      </w:r>
-      <w:r>
-        <w:rPr>
-          <w:rFonts w:hint="eastAsia" w:ascii="Times New Roman" w:hAnsi="Times New Roman" w:eastAsia="Times New Roman" w:cs="Times New Roman"/>
-        </w:rPr>
-        <w:t>，</w:t>
-      </w:r>
-      <w:r>
-        <w:rPr>
-          <w:rFonts w:hint="eastAsia" w:ascii="Times New Roman" w:hAnsi="Times New Roman" w:eastAsia="FangSong" w:cs="Times New Roman"/>
-        </w:rPr>
-        <w:t>晶体中</w:t>
-      </w:r>
-      <w:r>
-        <w:rPr>
-          <w:rFonts w:hint="eastAsia" w:ascii="Times New Roman" w:hAnsi="Times New Roman" w:eastAsia="Times New Roman" w:cs="Times New Roman"/>
-        </w:rPr>
-        <w:t>A</w:t>
-      </w:r>
-      <w:r>
-        <w:rPr>
-          <w:rFonts w:hint="eastAsia" w:ascii="Times New Roman" w:hAnsi="Times New Roman" w:eastAsia="FangSong" w:cs="Times New Roman"/>
-        </w:rPr>
-        <w:t>原子在每个顶点和</w:t>
-      </w:r>
-      <w:r>
-        <w:rPr>
-          <w:rFonts w:hint="eastAsia" w:ascii="Times New Roman" w:hAnsi="Times New Roman" w:eastAsia="Times New Roman" w:cs="Times New Roman"/>
-        </w:rPr>
-        <w:t>(1/2,1/2,1/2)</w:t>
-      </w:r>
-      <w:r>
-        <w:rPr>
-          <w:rFonts w:hint="eastAsia" w:ascii="Times New Roman" w:hAnsi="Times New Roman" w:eastAsia="FangSong" w:cs="Times New Roman"/>
-        </w:rPr>
-        <w:t>处</w:t>
-      </w:r>
-      <w:r>
-        <w:rPr>
-          <w:rFonts w:hint="eastAsia" w:ascii="Times New Roman" w:hAnsi="Times New Roman" w:eastAsia="Times New Roman" w:cs="Times New Roman"/>
-        </w:rPr>
-        <w:t>，B</w:t>
-      </w:r>
-      <w:r>
-        <w:rPr>
-          <w:rFonts w:hint="eastAsia" w:ascii="Times New Roman" w:hAnsi="Times New Roman" w:eastAsia="FangSong" w:cs="Times New Roman"/>
-        </w:rPr>
-        <w:t>原子在位置</w:t>
-      </w:r>
-      <w:r>
-        <w:rPr>
-          <w:rFonts w:hint="eastAsia" w:ascii="Times New Roman" w:hAnsi="Times New Roman" w:eastAsia="Times New Roman" w:cs="Times New Roman"/>
-        </w:rPr>
-        <w:t>(1/2,0,1/2)。</w:t>
-      </w:r>
-    </w:p>
-    <w:p>
-      <w:pPr>
-        <w:spacing w:before="160" w:after="80"/>
-      </w:pPr>
-      <w:r>
-        <w:pict>
-          <v:rect style="width:0;height:1.5pt" o:hralign="center" o:hrstd="t" o:hr="t"/>
-        </w:pict>
-      </w:r>
-    </w:p>
-    <w:bookmarkEnd w:id="17"/>
-    <w:bookmarkStart w:id="18" w:name="第10题"/>
-    <w:p>
-      <w:pPr>
-        <w:pStyle w:val="Heading3"/>
-        <w:spacing w:before="280" w:after="120"/>
-      </w:pPr>
-      <w:r>
-        <w:rPr>
-          <w:rFonts w:hint="eastAsia" w:ascii="Times New Roman" w:hAnsi="Times New Roman" w:eastAsia="SimHei" w:cs="Times New Roman"/>
-        </w:rPr>
-        <w:t>第</w:t>
-      </w:r>
-      <w:r>
-        <w:rPr>
-          <w:rFonts w:hint="eastAsia" w:ascii="Times New Roman" w:hAnsi="Times New Roman" w:eastAsia="Times New Roman" w:cs="Times New Roman"/>
-        </w:rPr>
-        <w:t>10</w:t>
-      </w:r>
-      <w:r>
-        <w:rPr>
-          <w:rFonts w:hint="eastAsia" w:ascii="Times New Roman" w:hAnsi="Times New Roman" w:eastAsia="SimHei" w:cs="Times New Roman"/>
-        </w:rPr>
-        <w:t>题</w:t>
-      </w:r>
-    </w:p>
-    <w:p>
-      <w:pPr>
-        <w:pStyle w:val="FirstParagraph"/>
-      </w:pPr>
-      <w:r>
-        <w:rPr>
-          <w:rFonts w:hint="eastAsia" w:ascii="Times New Roman" w:hAnsi="Times New Roman" w:eastAsia="FangSong" w:cs="Times New Roman"/>
-        </w:rPr>
-        <w:t xml:space="preserve">已知正常的铜晶胞属于</w:t>
-      </w:r>
-      <w:r>
-        <w:rPr>
-          <w:rFonts w:ascii="Times New Roman" w:hAnsi="Times New Roman" w:eastAsia="Times New Roman" w:cs="Times New Roman"/>
-        </w:rPr>
-        <w:t xml:space="preserve"> </w:t>
-      </w:r>
-      <m:oMath>
-        <m:r>
-          <m:t>c</m:t>
-        </m:r>
-        <m:r>
-          <m:t>F</m:t>
-        </m:r>
-      </m:oMath>
-      <w:r>
-        <w:rPr>
-          <w:rFonts w:ascii="Times New Roman" w:hAnsi="Times New Roman" w:eastAsia="Times New Roman" w:cs="Times New Roman"/>
-        </w:rPr>
-        <w:t xml:space="preserve"> </w:t>
-      </w:r>
-      <w:r>
-        <w:rPr>
-          <w:rFonts w:hint="eastAsia" w:ascii="Times New Roman" w:hAnsi="Times New Roman" w:eastAsia="Times New Roman" w:cs="Times New Roman"/>
-        </w:rPr>
-        <w:t xml:space="preserve">，</w:t>
+        <w:t xml:space="preserve">放射量减少到了</w:t>
       </w:r>
       <w:r>
         <w:rPr>
@@ -3793,28 +3481,37 @@
           </m:ctrlPr>
         </m:oMathPr>
         <m:r>
-          <m:t>a</m:t>
-        </m:r>
-        <m:r>
-          <m:rPr>
-            <m:sty m:val="p"/>
-          </m:rPr>
-          <m:t>=</m:t>
-        </m:r>
-        <m:r>
-          <m:t>361.5</m:t>
-        </m:r>
-        <m:r>
-          <m:rPr>
-            <m:sty m:val="p"/>
-          </m:rPr>
-          <m:t>p</m:t>
-        </m:r>
-        <m:r>
-          <m:rPr>
-            <m:sty m:val="p"/>
-          </m:rPr>
-          <m:t>m</m:t>
+          <m:t>0.3</m:t>
+        </m:r>
+        <m:r>
+          <m:rPr>
+            <m:sty m:val="p"/>
+          </m:rPr>
+          <m:t>B</m:t>
+        </m:r>
+        <m:r>
+          <m:rPr>
+            <m:sty m:val="p"/>
+          </m:rPr>
+          <m:t>q</m:t>
+        </m:r>
+        <m:r>
+          <m:rPr>
+            <m:sty m:val="p"/>
+          </m:rPr>
+          <m:t>/</m:t>
+        </m:r>
+        <m:r>
+          <m:rPr>
+            <m:sty m:val="p"/>
+          </m:rPr>
+          <m:t>k</m:t>
+        </m:r>
+        <m:r>
+          <m:rPr>
+            <m:sty m:val="p"/>
+          </m:rPr>
+          <m:t>g</m:t>
         </m:r>
       </m:oMath>
       <w:r>
@@ -3833,31 +3530,55 @@
         <w:rPr>
           <w:rFonts w:hint="eastAsia" w:ascii="Times New Roman" w:hAnsi="Times New Roman" w:eastAsia="FangSong" w:cs="Times New Roman"/>
         </w:rPr>
-        <w:t>计算铜原子之间的最短距离和密度</w:t>
-      </w:r>
-      <w:r>
-        <w:rPr>
-          <w:rFonts w:hint="eastAsia" w:ascii="Times New Roman" w:hAnsi="Times New Roman" w:eastAsia="Times New Roman" w:cs="Times New Roman"/>
-        </w:rPr>
-        <w:t>。</w:t>
-      </w:r>
-      <w:r>
-        <w:rPr>
-          <w:rFonts w:hint="eastAsia" w:ascii="Times New Roman" w:hAnsi="Times New Roman" w:eastAsia="FangSong" w:cs="Times New Roman"/>
-        </w:rPr>
-        <w:t>在某些条件下</w:t>
-      </w:r>
-      <w:r>
-        <w:rPr>
-          <w:rFonts w:hint="eastAsia" w:ascii="Times New Roman" w:hAnsi="Times New Roman" w:eastAsia="Times New Roman" w:cs="Times New Roman"/>
-        </w:rPr>
-        <w:t>，</w:t>
-      </w:r>
-      <w:r>
-        <w:rPr>
-          <w:rFonts w:hint="eastAsia" w:ascii="Times New Roman" w:hAnsi="Times New Roman" w:eastAsia="FangSong" w:cs="Times New Roman"/>
-        </w:rPr>
-        <w:t>铜原子晶胞会向某个晶轴方向膨胀</w:t>
+        <w:t>就难以发现隐藏在阴影中的真相了</w:t>
+      </w:r>
+      <w:r>
+        <w:rPr>
+          <w:rFonts w:hint="eastAsia" w:ascii="Times New Roman" w:hAnsi="Times New Roman" w:eastAsia="Times New Roman" w:cs="Times New Roman"/>
+        </w:rPr>
+        <w:t>(</w:t>
+      </w:r>
+      <w:r>
+        <w:rPr>
+          <w:rFonts w:hint="eastAsia" w:ascii="Times New Roman" w:hAnsi="Times New Roman" w:eastAsia="FangSong" w:cs="Times New Roman"/>
+        </w:rPr>
+        <w:t>提示</w:t>
+      </w:r>
+      <w:r>
+        <w:rPr>
+          <w:rFonts w:hint="eastAsia" w:ascii="Times New Roman" w:hAnsi="Times New Roman" w:eastAsia="Times New Roman" w:cs="Times New Roman"/>
+        </w:rPr>
+        <w:t>：</w:t>
+      </w:r>
+      <w:r>
+        <w:rPr>
+          <w:rFonts w:hint="eastAsia" w:ascii="Times New Roman" w:hAnsi="Times New Roman" w:eastAsia="FangSong" w:cs="Times New Roman"/>
+        </w:rPr>
+        <w:t>的定义是每秒衰变的原子数目</w:t>
+      </w:r>
+      <w:r>
+        <w:rPr>
+          <w:rFonts w:hint="eastAsia" w:ascii="Times New Roman" w:hAnsi="Times New Roman" w:eastAsia="Times New Roman" w:cs="Times New Roman"/>
+        </w:rPr>
+        <w:t>)</w:t>
+      </w:r>
+      <w:r>
+        <w:rPr>
+          <w:rFonts w:hint="eastAsia" w:ascii="Times New Roman" w:hAnsi="Times New Roman" w:eastAsia="FangSong" w:cs="Times New Roman"/>
+        </w:rPr>
+        <w:t>设</w:t>
+      </w:r>
+      <w:r>
+        <w:rPr>
+          <w:rFonts w:hint="eastAsia" w:ascii="Times New Roman" w:hAnsi="Times New Roman" w:eastAsia="Times New Roman" w:cs="Times New Roman"/>
+        </w:rPr>
+        <w:t>：(a)</w:t>
+      </w:r>
+      <w:r>
+        <w:rPr>
+          <w:rFonts w:hint="eastAsia" w:ascii="Times New Roman" w:hAnsi="Times New Roman" w:eastAsia="FangSong" w:cs="Times New Roman"/>
+        </w:rPr>
+        <w:t>最小致死量</w:t>
       </w:r>
       <w:r>
         <w:rPr>
@@ -3867,13 +3588,16 @@
       </w:r>
       <m:oMath>
         <m:r>
-          <m:t>10</m:t>
-        </m:r>
-        <m:r>
-          <m:rPr>
-            <m:sty m:val="p"/>
-          </m:rPr>
-          <m:t>%</m:t>
+          <m:t>1</m:t>
+        </m:r>
+        <m:r>
+          <m:t>μ</m:t>
+        </m:r>
+        <m:r>
+          <m:rPr>
+            <m:sty m:val="p"/>
+          </m:rPr>
+          <m:t>g</m:t>
         </m:r>
       </m:oMath>
       <w:r>
@@ -3886,323 +3610,37 @@
         <w:rPr>
           <w:rFonts w:hint="eastAsia" w:ascii="Times New Roman" w:hAnsi="Times New Roman" w:eastAsia="Times New Roman" w:cs="Times New Roman"/>
         </w:rPr>
-        <w:t>，</w:t>
-      </w:r>
-      <w:r>
-        <w:rPr>
-          <w:rFonts w:hint="eastAsia" w:ascii="Times New Roman" w:hAnsi="Times New Roman" w:eastAsia="FangSong" w:cs="Times New Roman"/>
-        </w:rPr>
-        <w:t>请问变形后的铜晶体属于何种点阵型式</w:t>
-      </w:r>
-      <w:r>
-        <w:rPr>
-          <w:rFonts w:hint="eastAsia" w:ascii="Times New Roman" w:hAnsi="Times New Roman" w:eastAsia="Times New Roman" w:cs="Times New Roman"/>
-        </w:rPr>
-        <w:t>，</w:t>
-      </w:r>
-      <w:r>
-        <w:rPr>
-          <w:rFonts w:hint="eastAsia" w:ascii="Times New Roman" w:hAnsi="Times New Roman" w:eastAsia="FangSong" w:cs="Times New Roman"/>
-        </w:rPr>
-        <w:t>晶胞体积为多少</w:t>
-      </w:r>
-      <w:r>
-        <w:rPr>
-          <w:rFonts w:hint="eastAsia" w:ascii="Times New Roman" w:hAnsi="Times New Roman" w:eastAsia="Times New Roman" w:cs="Times New Roman"/>
-        </w:rPr>
-        <w:t>？</w:t>
-      </w:r>
-    </w:p>
-    <w:p>
-      <w:pPr>
-        <w:spacing w:before="160" w:after="80"/>
-      </w:pPr>
-      <w:r>
-        <w:pict>
-          <v:rect style="width:0;height:1.5pt" o:hralign="center" o:hrstd="t" o:hr="t"/>
-        </w:pict>
-      </w:r>
-    </w:p>
-    <w:bookmarkEnd w:id="18"/>
-    <w:bookmarkStart w:id="19" w:name="第11题"/>
-    <w:p>
-      <w:pPr>
-        <w:pStyle w:val="Heading3"/>
-        <w:spacing w:before="280" w:after="120"/>
-      </w:pPr>
-      <w:r>
-        <w:rPr>
-          <w:rFonts w:hint="eastAsia" w:ascii="Times New Roman" w:hAnsi="Times New Roman" w:eastAsia="SimHei" w:cs="Times New Roman"/>
-        </w:rPr>
-        <w:t>第</w:t>
-      </w:r>
-      <w:r>
-        <w:rPr>
-          <w:rFonts w:hint="eastAsia" w:ascii="Times New Roman" w:hAnsi="Times New Roman" w:eastAsia="Times New Roman" w:cs="Times New Roman"/>
-        </w:rPr>
-        <w:t>11</w:t>
-      </w:r>
-      <w:r>
-        <w:rPr>
-          <w:rFonts w:hint="eastAsia" w:ascii="Times New Roman" w:hAnsi="Times New Roman" w:eastAsia="SimHei" w:cs="Times New Roman"/>
-        </w:rPr>
-        <w:t>题</w:t>
-      </w:r>
-    </w:p>
-    <w:p>
-      <w:pPr>
-        <w:pStyle w:val="FirstParagraph"/>
-      </w:pPr>
-      <w:r>
-        <w:rPr>
-          <w:rFonts w:hint="eastAsia" w:ascii="Times New Roman" w:hAnsi="Times New Roman" w:eastAsia="FangSong" w:cs="Times New Roman"/>
-        </w:rPr>
-        <w:t>现有一金属晶体</w:t>
-      </w:r>
-      <w:r>
-        <w:rPr>
-          <w:rFonts w:hint="eastAsia" w:ascii="Times New Roman" w:hAnsi="Times New Roman" w:eastAsia="Times New Roman" w:cs="Times New Roman"/>
-        </w:rPr>
-        <w:t>，</w:t>
-      </w:r>
-      <w:r>
-        <w:rPr>
-          <w:rFonts w:hint="eastAsia" w:ascii="Times New Roman" w:hAnsi="Times New Roman" w:eastAsia="FangSong" w:cs="Times New Roman"/>
-        </w:rPr>
-        <w:t>为边长</w:t>
-      </w:r>
-      <w:r>
-        <w:rPr>
-          <w:rFonts w:ascii="Times New Roman" w:hAnsi="Times New Roman" w:eastAsia="Times New Roman" w:cs="Times New Roman"/>
-        </w:rPr>
-        <w:t xml:space="preserve"> </w:t>
-      </w:r>
-      <m:oMath>
-        <m:r>
-          <m:t>1</m:t>
-        </m:r>
-        <m:r>
-          <m:rPr>
-            <m:sty m:val="p"/>
-          </m:rPr>
-          <m:t>m</m:t>
-        </m:r>
-        <m:r>
-          <m:rPr>
-            <m:sty m:val="p"/>
-          </m:rPr>
-          <m:t>m</m:t>
-        </m:r>
-      </m:oMath>
-      <w:r>
-        <w:rPr>
-          <w:rFonts w:ascii="Times New Roman" w:hAnsi="Times New Roman" w:eastAsia="Times New Roman" w:cs="Times New Roman"/>
-        </w:rPr>
-        <w:t xml:space="preserve"> </w:t>
-      </w:r>
-      <w:r>
-        <w:rPr>
-          <w:rFonts w:hint="eastAsia" w:ascii="Times New Roman" w:hAnsi="Times New Roman" w:eastAsia="FangSong" w:cs="Times New Roman"/>
-        </w:rPr>
-        <w:t>的立方体</w:t>
-      </w:r>
-      <w:r>
-        <w:rPr>
-          <w:rFonts w:hint="eastAsia" w:ascii="Times New Roman" w:hAnsi="Times New Roman" w:eastAsia="Times New Roman" w:cs="Times New Roman"/>
-        </w:rPr>
-        <w:t>。</w:t>
-      </w:r>
-      <w:r>
-        <w:rPr>
-          <w:rFonts w:hint="eastAsia" w:ascii="Times New Roman" w:hAnsi="Times New Roman" w:eastAsia="FangSong" w:cs="Times New Roman"/>
-        </w:rPr>
-        <w:t>经特殊加工得到边长为</w:t>
-      </w:r>
-      <w:r>
-        <w:rPr>
-          <w:rFonts w:ascii="Times New Roman" w:hAnsi="Times New Roman" w:eastAsia="Times New Roman" w:cs="Times New Roman"/>
-        </w:rPr>
-        <w:t xml:space="preserve"> </w:t>
-      </w:r>
-      <m:oMath>
-        <m:r>
-          <m:t>10</m:t>
-        </m:r>
-        <m:r>
-          <m:rPr>
-            <m:sty m:val="p"/>
-          </m:rPr>
-          <m:t>n</m:t>
-        </m:r>
-        <m:r>
-          <m:rPr>
-            <m:sty m:val="p"/>
-          </m:rPr>
-          <m:t>m</m:t>
-        </m:r>
-      </m:oMath>
-      <w:r>
-        <w:rPr>
-          <w:rFonts w:ascii="Times New Roman" w:hAnsi="Times New Roman" w:eastAsia="Times New Roman" w:cs="Times New Roman"/>
-        </w:rPr>
-        <w:t xml:space="preserve"> </w:t>
-      </w:r>
-      <w:r>
-        <w:rPr>
-          <w:rFonts w:hint="eastAsia" w:ascii="Times New Roman" w:hAnsi="Times New Roman" w:eastAsia="FangSong" w:cs="Times New Roman"/>
-        </w:rPr>
-        <w:t>的立方体的纳米材料</w:t>
-      </w:r>
-      <w:r>
-        <w:rPr>
-          <w:rFonts w:hint="eastAsia" w:ascii="Times New Roman" w:hAnsi="Times New Roman" w:eastAsia="Times New Roman" w:cs="Times New Roman"/>
-        </w:rPr>
-        <w:t>。</w:t>
-      </w:r>
-      <w:r>
-        <w:rPr>
-          <w:rFonts w:hint="eastAsia" w:ascii="Times New Roman" w:hAnsi="Times New Roman" w:eastAsia="FangSong" w:cs="Times New Roman"/>
-        </w:rPr>
-        <w:t>已知该金属为面心立方晶胞</w:t>
-      </w:r>
-      <w:r>
-        <w:rPr>
-          <w:rFonts w:hint="eastAsia" w:ascii="Times New Roman" w:hAnsi="Times New Roman" w:eastAsia="Times New Roman" w:cs="Times New Roman"/>
-        </w:rPr>
-        <w:t>(</w:t>
-      </w:r>
-      <w:r>
-        <w:rPr>
-          <w:rFonts w:hint="eastAsia" w:ascii="Times New Roman" w:hAnsi="Times New Roman" w:eastAsia="FangSong" w:cs="Times New Roman"/>
-        </w:rPr>
-        <w:t>如图所示</w:t>
-      </w:r>
-      <w:r>
-        <w:rPr>
-          <w:rFonts w:hint="eastAsia" w:ascii="Times New Roman" w:hAnsi="Times New Roman" w:eastAsia="Times New Roman" w:cs="Times New Roman"/>
-        </w:rPr>
-        <w:t>)，</w:t>
-      </w:r>
-      <w:r>
-        <w:rPr>
-          <w:rFonts w:hint="eastAsia" w:ascii="Times New Roman" w:hAnsi="Times New Roman" w:eastAsia="FangSong" w:cs="Times New Roman"/>
-        </w:rPr>
-        <w:t>晶胞参数</w:t>
-      </w:r>
-      <w:r>
-        <w:rPr>
-          <w:rFonts w:ascii="Times New Roman" w:hAnsi="Times New Roman" w:eastAsia="Times New Roman" w:cs="Times New Roman"/>
-        </w:rPr>
-        <w:t xml:space="preserve"> </w:t>
-      </w:r>
-      <m:oMath>
-        <m:r>
-          <m:t>a</m:t>
-        </m:r>
-        <m:r>
-          <m:rPr>
-            <m:sty m:val="p"/>
-          </m:rPr>
-          <m:t>=</m:t>
-        </m:r>
-        <m:r>
-          <m:t>1</m:t>
-        </m:r>
-        <m:r>
-          <m:rPr>
-            <m:sty m:val="p"/>
-          </m:rPr>
-          <m:t>n</m:t>
-        </m:r>
-        <m:r>
-          <m:rPr>
-            <m:sty m:val="p"/>
-          </m:rPr>
-          <m:t>m</m:t>
-        </m:r>
-      </m:oMath>
-      <w:r>
-        <w:rPr>
-          <w:rFonts w:ascii="Times New Roman" w:hAnsi="Times New Roman" w:eastAsia="Times New Roman" w:cs="Times New Roman"/>
-        </w:rPr>
-        <w:t xml:space="preserve"> </w:t>
-      </w:r>
-      <w:r>
-        <w:rPr>
-          <w:rFonts w:ascii="Times New Roman" w:hAnsi="Times New Roman" w:eastAsia="Times New Roman" w:cs="Times New Roman"/>
-        </w:rPr>
-        <w:t xml:space="preserve">。</w:t>
-      </w:r>
-    </w:p>
-    <w:p>
-      <w:pPr>
-        <w:spacing w:before="160" w:after="80"/>
-      </w:pPr>
-      <w:r>
-        <w:pict>
-          <v:rect style="width:0;height:1.5pt" o:hralign="center" o:hrstd="t" o:hr="t"/>
-        </w:pict>
-      </w:r>
-    </w:p>
-    <w:bookmarkEnd w:id="19"/>
-    <w:bookmarkStart w:id="20" w:name="第12题"/>
-    <w:p>
-      <w:pPr>
-        <w:pStyle w:val="Heading3"/>
-        <w:spacing w:before="280" w:after="120"/>
-      </w:pPr>
-      <w:r>
-        <w:rPr>
-          <w:rFonts w:hint="eastAsia" w:ascii="Times New Roman" w:hAnsi="Times New Roman" w:eastAsia="SimHei" w:cs="Times New Roman"/>
-        </w:rPr>
-        <w:t>第</w:t>
-      </w:r>
-      <w:r>
-        <w:rPr>
-          <w:rFonts w:hint="eastAsia" w:ascii="Times New Roman" w:hAnsi="Times New Roman" w:eastAsia="Times New Roman" w:cs="Times New Roman"/>
-        </w:rPr>
-        <w:t>12</w:t>
-      </w:r>
-      <w:r>
-        <w:rPr>
-          <w:rFonts w:hint="eastAsia" w:ascii="Times New Roman" w:hAnsi="Times New Roman" w:eastAsia="SimHei" w:cs="Times New Roman"/>
-        </w:rPr>
-        <w:t>题</w:t>
-      </w:r>
-    </w:p>
-    <w:p>
-      <w:pPr>
-        <w:pStyle w:val="FirstParagraph"/>
-      </w:pPr>
-      <w:r>
-        <w:rPr>
-          <w:rFonts w:hint="eastAsia" w:ascii="Times New Roman" w:hAnsi="Times New Roman" w:eastAsia="FangSong" w:cs="Times New Roman"/>
-        </w:rPr>
-        <w:t>金属单质的结构可用等径圆球的密堆积模型</w:t>
-      </w:r>
-      <w:r>
-        <w:rPr>
-          <w:rFonts w:hint="eastAsia" w:ascii="Times New Roman" w:hAnsi="Times New Roman" w:eastAsia="Times New Roman" w:cs="Times New Roman"/>
-        </w:rPr>
-        <w:t>，</w:t>
-      </w:r>
-      <w:r>
-        <w:rPr>
-          <w:rFonts w:hint="eastAsia" w:ascii="Times New Roman" w:hAnsi="Times New Roman" w:eastAsia="FangSong" w:cs="Times New Roman"/>
-        </w:rPr>
-        <w:t>常见的密堆积形式有立方最密堆积和六方最密堆积</w:t>
-      </w:r>
-      <w:r>
-        <w:rPr>
-          <w:rFonts w:hint="eastAsia" w:ascii="Times New Roman" w:hAnsi="Times New Roman" w:eastAsia="Times New Roman" w:cs="Times New Roman"/>
-        </w:rPr>
-        <w:t>。</w:t>
-      </w:r>
-      <w:r>
-        <w:rPr>
-          <w:rFonts w:hint="eastAsia" w:ascii="Times New Roman" w:hAnsi="Times New Roman" w:eastAsia="FangSong" w:cs="Times New Roman"/>
-        </w:rPr>
-        <w:t>两种密堆积的空间利用率都是</w:t>
+        <w:t>；(b)</w:t>
+      </w:r>
+      <w:r>
+        <w:rPr>
+          <w:rFonts w:hint="eastAsia" w:ascii="Times New Roman" w:hAnsi="Times New Roman" w:eastAsia="FangSong" w:cs="Times New Roman"/>
+        </w:rPr>
+        <w:t>正常人体</w:t>
+      </w:r>
+      <w:r>
+        <w:rPr>
+          <w:rFonts w:hint="eastAsia" w:ascii="Times New Roman" w:hAnsi="Times New Roman" w:eastAsia="Times New Roman" w:cs="Times New Roman"/>
+        </w:rPr>
+        <w:t>(70kg)</w:t>
+      </w:r>
+      <w:r>
+        <w:rPr>
+          <w:rFonts w:hint="eastAsia" w:ascii="Times New Roman" w:hAnsi="Times New Roman" w:eastAsia="FangSong" w:cs="Times New Roman"/>
+        </w:rPr>
+        <w:t>的</w:t>
+      </w:r>
+      <w:r>
+        <w:rPr>
+          <w:rFonts w:ascii="Times New Roman" w:hAnsi="Times New Roman" w:eastAsia="Times New Roman" w:cs="Times New Roman"/>
+        </w:rPr>
+        <w:t xml:space="preserve"> a </w:t>
+      </w:r>
+      <w:r>
+        <w:rPr>
+          <w:rFonts w:hint="eastAsia" w:ascii="Times New Roman" w:hAnsi="Times New Roman" w:eastAsia="FangSong" w:cs="Times New Roman"/>
+        </w:rPr>
+        <w:t xml:space="preserve">放射量为</w:t>
       </w:r>
       <w:r>
         <w:rPr>
@@ -4220,13 +3658,37 @@
           </m:ctrlPr>
         </m:oMathPr>
         <m:r>
-          <m:t>74.06</m:t>
-        </m:r>
-        <m:r>
-          <m:rPr>
-            <m:sty m:val="p"/>
-          </m:rPr>
-          <m:t>%</m:t>
+          <m:t>0.2</m:t>
+        </m:r>
+        <m:r>
+          <m:rPr>
+            <m:sty m:val="p"/>
+          </m:rPr>
+          <m:t>B</m:t>
+        </m:r>
+        <m:r>
+          <m:rPr>
+            <m:sty m:val="p"/>
+          </m:rPr>
+          <m:t>q</m:t>
+        </m:r>
+        <m:r>
+          <m:rPr>
+            <m:sty m:val="p"/>
+          </m:rPr>
+          <m:t>/</m:t>
+        </m:r>
+        <m:r>
+          <m:rPr>
+            <m:sty m:val="p"/>
+          </m:rPr>
+          <m:t>k</m:t>
+        </m:r>
+        <m:r>
+          <m:rPr>
+            <m:sty m:val="p"/>
+          </m:rPr>
+          <m:t>g</m:t>
         </m:r>
       </m:oMath>
       <w:r>
@@ -4237,9 +3699,383 @@
       </w:r>
       <w:r>
         <w:rPr>
-          <w:rFonts w:ascii="Times New Roman" w:hAnsi="Times New Roman" w:eastAsia="Times New Roman" w:cs="Times New Roman"/>
-        </w:rPr>
-        <w:t xml:space="preserve">。</w:t>
+          <w:rFonts w:hint="eastAsia" w:ascii="Times New Roman" w:hAnsi="Times New Roman" w:eastAsia="Times New Roman" w:cs="Times New Roman"/>
+        </w:rPr>
+        <w:t>，</w:t>
+      </w:r>
+      <w:r>
+        <w:rPr>
+          <w:rFonts w:hint="eastAsia" w:ascii="Times New Roman" w:hAnsi="Times New Roman" w:eastAsia="FangSong" w:cs="Times New Roman"/>
+        </w:rPr>
+        <w:t>这个值即使很长时间也不会变</w:t>
+      </w:r>
+      <w:r>
+        <w:rPr>
+          <w:rFonts w:hint="eastAsia" w:ascii="Times New Roman" w:hAnsi="Times New Roman" w:eastAsia="Times New Roman" w:cs="Times New Roman"/>
+        </w:rPr>
+        <w:t>；(c)</w:t>
+      </w:r>
+      <w:r>
+        <w:rPr>
+          <w:rFonts w:hint="eastAsia" w:ascii="Times New Roman" w:hAnsi="Times New Roman" w:eastAsia="FangSong" w:cs="Times New Roman"/>
+        </w:rPr>
+        <w:t>有一种无放射性的同位素由</w:t>
+      </w:r>
+      <w:r>
+        <w:rPr>
+          <w:rFonts w:ascii="Times New Roman" w:hAnsi="Times New Roman" w:eastAsia="Times New Roman" w:cs="Times New Roman"/>
+        </w:rPr>
+        <w:t xml:space="preserve"> X </w:t>
+      </w:r>
+      <w:r>
+        <w:rPr>
+          <w:rFonts w:hint="eastAsia" w:ascii="Times New Roman" w:hAnsi="Times New Roman" w:eastAsia="FangSong" w:cs="Times New Roman"/>
+        </w:rPr>
+        <w:t xml:space="preserve">的</w:t>
+      </w:r>
+      <w:r>
+        <w:rPr>
+          <w:rFonts w:ascii="Times New Roman" w:hAnsi="Times New Roman" w:eastAsia="Times New Roman" w:cs="Times New Roman"/>
+        </w:rPr>
+        <w:t xml:space="preserve"> </w:t>
+      </w:r>
+      <m:oMath>
+        <m:r>
+          <m:t>α</m:t>
+        </m:r>
+      </m:oMath>
+      <w:r>
+        <w:rPr>
+          <w:rFonts w:ascii="Times New Roman" w:hAnsi="Times New Roman" w:eastAsia="Times New Roman" w:cs="Times New Roman"/>
+        </w:rPr>
+        <w:t xml:space="preserve"> </w:t>
+      </w:r>
+      <w:r>
+        <w:rPr>
+          <w:rFonts w:hint="eastAsia" w:ascii="Times New Roman" w:hAnsi="Times New Roman" w:eastAsia="FangSong" w:cs="Times New Roman"/>
+        </w:rPr>
+        <w:t>衰变生成</w:t>
+      </w:r>
+      <w:r>
+        <w:rPr>
+          <w:rFonts w:hint="eastAsia" w:ascii="Times New Roman" w:hAnsi="Times New Roman" w:eastAsia="Times New Roman" w:cs="Times New Roman"/>
+        </w:rPr>
+        <w:t>。</w:t>
+      </w:r>
+    </w:p>
+    <w:p>
+      <w:pPr>
+        <w:pStyle w:val="BodyText"/>
+      </w:pPr>
+      <w:r>
+        <w:rPr>
+          <w:rFonts w:ascii="Times New Roman" w:hAnsi="Times New Roman" w:eastAsia="Times New Roman" w:cs="Times New Roman"/>
+        </w:rPr>
+        <w:t xml:space="preserve">23- 3 </w:t>
+      </w:r>
+      <w:r>
+        <w:rPr>
+          <w:rFonts w:hint="eastAsia" w:ascii="Times New Roman" w:hAnsi="Times New Roman" w:eastAsia="FangSong" w:cs="Times New Roman"/>
+        </w:rPr>
+        <w:t>那么</w:t>
+      </w:r>
+      <w:r>
+        <w:rPr>
+          <w:rFonts w:hint="eastAsia" w:ascii="Times New Roman" w:hAnsi="Times New Roman" w:eastAsia="Times New Roman" w:cs="Times New Roman"/>
+        </w:rPr>
+        <w:t>，</w:t>
+      </w:r>
+      <w:r>
+        <w:rPr>
+          <w:rFonts w:hint="eastAsia" w:ascii="Times New Roman" w:hAnsi="Times New Roman" w:eastAsia="FangSong" w:cs="Times New Roman"/>
+        </w:rPr>
+        <w:t>最迟在多久以前必须对尸体进行化验</w:t>
+      </w:r>
+      <w:r>
+        <w:rPr>
+          <w:rFonts w:hint="eastAsia" w:ascii="Times New Roman" w:hAnsi="Times New Roman" w:eastAsia="Times New Roman" w:cs="Times New Roman"/>
+        </w:rPr>
+        <w:t>？</w:t>
+      </w:r>
+    </w:p>
+    <w:p>
+      <w:pPr>
+        <w:pStyle w:val="BodyText"/>
+      </w:pPr>
+      <w:r>
+        <w:rPr>
+          <w:rFonts w:hint="eastAsia" w:ascii="Times New Roman" w:hAnsi="Times New Roman" w:eastAsia="FangSong" w:cs="Times New Roman"/>
+        </w:rPr>
+        <w:t>事实上</w:t>
+      </w:r>
+      <w:r>
+        <w:rPr>
+          <w:rFonts w:hint="eastAsia" w:ascii="Times New Roman" w:hAnsi="Times New Roman" w:eastAsia="Times New Roman" w:cs="Times New Roman"/>
+        </w:rPr>
+        <w:t>，X</w:t>
+      </w:r>
+      <w:r>
+        <w:rPr>
+          <w:rFonts w:ascii="Times New Roman" w:hAnsi="Times New Roman" w:eastAsia="Times New Roman" w:cs="Times New Roman"/>
+        </w:rPr>
+        <w:t xml:space="preserve"> </w:t>
+      </w:r>
+      <w:r>
+        <w:rPr>
+          <w:rFonts w:hint="eastAsia" w:ascii="Times New Roman" w:hAnsi="Times New Roman" w:eastAsia="FangSong" w:cs="Times New Roman"/>
+        </w:rPr>
+        <w:t>的中子数与质子数之比</w:t>
+      </w:r>
+      <w:r>
+        <w:rPr>
+          <w:rFonts w:hint="eastAsia" w:ascii="Times New Roman" w:hAnsi="Times New Roman" w:eastAsia="Times New Roman" w:cs="Times New Roman"/>
+        </w:rPr>
+        <w:t>(N/Z)</w:t>
+      </w:r>
+      <w:r>
+        <w:rPr>
+          <w:rFonts w:hint="eastAsia" w:ascii="Times New Roman" w:hAnsi="Times New Roman" w:eastAsia="FangSong" w:cs="Times New Roman"/>
+        </w:rPr>
+        <w:t>为</w:t>
+      </w:r>
+      <w:r>
+        <w:rPr>
+          <w:rFonts w:ascii="Times New Roman" w:hAnsi="Times New Roman" w:eastAsia="Times New Roman" w:cs="Times New Roman"/>
+        </w:rPr>
+        <w:t xml:space="preserve"> 1.50。11cm</w:t>
+      </w:r>
+      <w:r>
+        <w:rPr>
+          <w:rFonts w:ascii="Times New Roman" w:hAnsi="Times New Roman" w:eastAsia="Times New Roman" w:cs="Times New Roman"/>
+          <w:vertAlign w:val="superscript"/>
+        </w:rPr>
+        <w:t>3</w:t>
+      </w:r>
+      <w:r>
+        <w:rPr>
+          <w:rFonts w:ascii="Times New Roman" w:hAnsi="Times New Roman" w:eastAsia="Times New Roman" w:cs="Times New Roman"/>
+        </w:rPr>
+        <w:t xml:space="preserve"> </w:t>
+      </w:r>
+      <w:r>
+        <w:rPr>
+          <w:rFonts w:hint="eastAsia" w:ascii="Times New Roman" w:hAnsi="Times New Roman" w:eastAsia="FangSong" w:cs="Times New Roman"/>
+        </w:rPr>
+        <w:t xml:space="preserve">的</w:t>
+      </w:r>
+      <w:r>
+        <w:rPr>
+          <w:rFonts w:ascii="Times New Roman" w:hAnsi="Times New Roman" w:eastAsia="Times New Roman" w:cs="Times New Roman"/>
+        </w:rPr>
+        <w:t xml:space="preserve"> </w:t>
+      </w:r>
+      <w:r>
+        <w:rPr>
+          <w:rFonts w:hint="eastAsia" w:ascii="Times New Roman" w:hAnsi="Times New Roman" w:eastAsia="Times New Roman" w:cs="Times New Roman"/>
+        </w:rPr>
+        <w:t>X(</w:t>
+      </w:r>
+      <w:r>
+        <w:rPr>
+          <w:rFonts w:hint="eastAsia" w:ascii="Times New Roman" w:hAnsi="Times New Roman" w:eastAsia="FangSong" w:cs="Times New Roman"/>
+        </w:rPr>
+        <w:t>密度为</w:t>
+      </w:r>
+      <w:r>
+        <w:rPr>
+          <w:rFonts w:ascii="Times New Roman" w:hAnsi="Times New Roman" w:eastAsia="Times New Roman" w:cs="Times New Roman"/>
+        </w:rPr>
+        <w:t xml:space="preserve"> 9.2g/cm</w:t>
+      </w:r>
+      <w:r>
+        <w:rPr>
+          <w:rFonts w:ascii="Times New Roman" w:hAnsi="Times New Roman" w:eastAsia="Times New Roman" w:cs="Times New Roman"/>
+          <w:vertAlign w:val="superscript"/>
+        </w:rPr>
+        <w:t>3</w:t>
+      </w:r>
+      <w:r>
+        <w:rPr>
+          <w:rFonts w:ascii="Times New Roman" w:hAnsi="Times New Roman" w:eastAsia="Times New Roman" w:cs="Times New Roman"/>
+        </w:rPr>
+        <w:t xml:space="preserve"> </w:t>
+      </w:r>
+      <w:r>
+        <w:rPr>
+          <w:rFonts w:hint="eastAsia" w:ascii="Times New Roman" w:hAnsi="Times New Roman" w:eastAsia="Times New Roman" w:cs="Times New Roman"/>
+        </w:rPr>
+        <w:t>)</w:t>
+      </w:r>
+      <w:r>
+        <w:rPr>
+          <w:rFonts w:hint="eastAsia" w:ascii="Times New Roman" w:hAnsi="Times New Roman" w:eastAsia="FangSong" w:cs="Times New Roman"/>
+        </w:rPr>
+        <w:t>单位时间能释放相当可观的能量</w:t>
+      </w:r>
+      <w:r>
+        <w:rPr>
+          <w:rFonts w:hint="eastAsia" w:ascii="Times New Roman" w:hAnsi="Times New Roman" w:eastAsia="Times New Roman" w:cs="Times New Roman"/>
+        </w:rPr>
+        <w:t>(1210W)，</w:t>
+      </w:r>
+      <w:r>
+        <w:rPr>
+          <w:rFonts w:hint="eastAsia" w:ascii="Times New Roman" w:hAnsi="Times New Roman" w:eastAsia="FangSong" w:cs="Times New Roman"/>
+        </w:rPr>
+        <w:t>能与电熨斗媲美</w:t>
+      </w:r>
+      <w:r>
+        <w:rPr>
+          <w:rFonts w:hint="eastAsia" w:ascii="Times New Roman" w:hAnsi="Times New Roman" w:eastAsia="Times New Roman" w:cs="Times New Roman"/>
+        </w:rPr>
+        <w:t>。</w:t>
+      </w:r>
+      <w:r>
+        <w:rPr>
+          <w:rFonts w:hint="eastAsia" w:ascii="Times New Roman" w:hAnsi="Times New Roman" w:eastAsia="FangSong" w:cs="Times New Roman"/>
+        </w:rPr>
+        <w:t>这是它剧毒的原因</w:t>
+      </w:r>
+      <w:r>
+        <w:rPr>
+          <w:rFonts w:hint="eastAsia" w:ascii="Times New Roman" w:hAnsi="Times New Roman" w:eastAsia="Times New Roman" w:cs="Times New Roman"/>
+        </w:rPr>
+        <w:t>。</w:t>
+      </w:r>
+    </w:p>
+    <w:p>
+      <w:pPr>
+        <w:pStyle w:val="BodyText"/>
+      </w:pPr>
+      <w:r>
+        <w:rPr>
+          <w:rFonts w:ascii="Times New Roman" w:hAnsi="Times New Roman" w:eastAsia="Times New Roman" w:cs="Times New Roman"/>
+        </w:rPr>
+        <w:t xml:space="preserve">23-4 </w:t>
+      </w:r>
+      <w:r>
+        <w:rPr>
+          <w:rFonts w:hint="eastAsia" w:ascii="Times New Roman" w:hAnsi="Times New Roman" w:eastAsia="FangSong" w:cs="Times New Roman"/>
+        </w:rPr>
+        <w:t xml:space="preserve">确定</w:t>
+      </w:r>
+      <w:r>
+        <w:rPr>
+          <w:rFonts w:ascii="Times New Roman" w:hAnsi="Times New Roman" w:eastAsia="Times New Roman" w:cs="Times New Roman"/>
+        </w:rPr>
+        <w:t xml:space="preserve"> </w:t>
+      </w:r>
+      <w:r>
+        <w:rPr>
+          <w:rFonts w:hint="eastAsia" w:ascii="Times New Roman" w:hAnsi="Times New Roman" w:eastAsia="Times New Roman" w:cs="Times New Roman"/>
+        </w:rPr>
+        <w:t>X，</w:t>
+      </w:r>
+      <w:r>
+        <w:rPr>
+          <w:rFonts w:hint="eastAsia" w:ascii="Times New Roman" w:hAnsi="Times New Roman" w:eastAsia="FangSong" w:cs="Times New Roman"/>
+        </w:rPr>
+        <w:t>用元素符号表示之</w:t>
+      </w:r>
+      <w:r>
+        <w:rPr>
+          <w:rFonts w:hint="eastAsia" w:ascii="Times New Roman" w:hAnsi="Times New Roman" w:eastAsia="Times New Roman" w:cs="Times New Roman"/>
+        </w:rPr>
+        <w:t>。</w:t>
+      </w:r>
+    </w:p>
+    <w:p>
+      <w:pPr>
+        <w:pStyle w:val="BodyText"/>
+      </w:pPr>
+      <w:r>
+        <w:rPr>
+          <w:rFonts w:ascii="Times New Roman" w:hAnsi="Times New Roman" w:eastAsia="Times New Roman" w:cs="Times New Roman"/>
+        </w:rPr>
+        <w:t xml:space="preserve">23-5 </w:t>
+      </w:r>
+      <w:r>
+        <w:rPr>
+          <w:rFonts w:hint="eastAsia" w:ascii="Times New Roman" w:hAnsi="Times New Roman" w:eastAsia="FangSong" w:cs="Times New Roman"/>
+        </w:rPr>
+        <w:t xml:space="preserve">计算</w:t>
+      </w:r>
+      <w:r>
+        <w:rPr>
+          <w:rFonts w:ascii="Times New Roman" w:hAnsi="Times New Roman" w:eastAsia="Times New Roman" w:cs="Times New Roman"/>
+        </w:rPr>
+        <w:t xml:space="preserve"> X </w:t>
+      </w:r>
+      <w:r>
+        <w:rPr>
+          <w:rFonts w:hint="eastAsia" w:ascii="Times New Roman" w:hAnsi="Times New Roman" w:eastAsia="FangSong" w:cs="Times New Roman"/>
+        </w:rPr>
+        <w:t xml:space="preserve">衰变生成的</w:t>
+      </w:r>
+      <w:r>
+        <w:rPr>
+          <w:rFonts w:ascii="Times New Roman" w:hAnsi="Times New Roman" w:eastAsia="Times New Roman" w:cs="Times New Roman"/>
+        </w:rPr>
+        <w:t xml:space="preserve"> </w:t>
+      </w:r>
+      <m:oMath>
+        <m:r>
+          <m:t>α</m:t>
+        </m:r>
+      </m:oMath>
+      <w:r>
+        <w:rPr>
+          <w:rFonts w:ascii="Times New Roman" w:hAnsi="Times New Roman" w:eastAsia="Times New Roman" w:cs="Times New Roman"/>
+        </w:rPr>
+        <w:t xml:space="preserve"> </w:t>
+      </w:r>
+      <w:r>
+        <w:rPr>
+          <w:rFonts w:hint="eastAsia" w:ascii="Times New Roman" w:hAnsi="Times New Roman" w:eastAsia="FangSong" w:cs="Times New Roman"/>
+        </w:rPr>
+        <w:t>粒子的初动能</w:t>
+      </w:r>
+      <w:r>
+        <w:rPr>
+          <w:rFonts w:hint="eastAsia" w:ascii="Times New Roman" w:hAnsi="Times New Roman" w:eastAsia="Times New Roman" w:cs="Times New Roman"/>
+        </w:rPr>
+        <w:t>(</w:t>
+      </w:r>
+      <w:r>
+        <w:rPr>
+          <w:rFonts w:hint="eastAsia" w:ascii="Times New Roman" w:hAnsi="Times New Roman" w:eastAsia="FangSong" w:cs="Times New Roman"/>
+        </w:rPr>
+        <w:t>以</w:t>
+      </w:r>
+      <w:r>
+        <w:rPr>
+          <w:rFonts w:ascii="Times New Roman" w:hAnsi="Times New Roman" w:eastAsia="Times New Roman" w:cs="Times New Roman"/>
+        </w:rPr>
+        <w:t xml:space="preserve"> MeV </w:t>
+      </w:r>
+      <w:r>
+        <w:rPr>
+          <w:rFonts w:hint="eastAsia" w:ascii="Times New Roman" w:hAnsi="Times New Roman" w:eastAsia="FangSong" w:cs="Times New Roman"/>
+        </w:rPr>
+        <w:t>为单位</w:t>
+      </w:r>
+      <w:r>
+        <w:rPr>
+          <w:rFonts w:hint="eastAsia" w:ascii="Times New Roman" w:hAnsi="Times New Roman" w:eastAsia="Times New Roman" w:cs="Times New Roman"/>
+        </w:rPr>
+        <w:t>)，</w:t>
+      </w:r>
+      <w:r>
+        <w:rPr>
+          <w:rFonts w:hint="eastAsia" w:ascii="Times New Roman" w:hAnsi="Times New Roman" w:eastAsia="FangSong" w:cs="Times New Roman"/>
+        </w:rPr>
+        <w:t>假设动能完全转化为热能</w:t>
+      </w:r>
+      <w:r>
+        <w:rPr>
+          <w:rFonts w:hint="eastAsia" w:ascii="Times New Roman" w:hAnsi="Times New Roman" w:eastAsia="Times New Roman" w:cs="Times New Roman"/>
+        </w:rPr>
+        <w:t>。</w:t>
       </w:r>
     </w:p>
     <w:p>
@@ -4252,8 +4088,8 @@
         </w:pict>
       </w:r>
     </w:p>
-    <w:bookmarkEnd w:id="20"/>
-    <w:bookmarkStart w:id="24" w:name="第13题"/>
+    <w:bookmarkEnd w:id="15"/>
+    <w:bookmarkStart w:id="16" w:name="第8题"/>
     <w:p>
       <w:pPr>
         <w:pStyle w:val="Heading3"/>
@@ -4269,7 +4105,7 @@
         <w:rPr>
           <w:rFonts w:hint="eastAsia" w:ascii="Times New Roman" w:hAnsi="Times New Roman" w:eastAsia="Times New Roman" w:cs="Times New Roman"/>
         </w:rPr>
-        <w:t>13</w:t>
+        <w:t>8</w:t>
       </w:r>
       <w:r>
         <w:rPr>
@@ -4285,64 +4121,8 @@
       <w:r>
         <w:rPr>
           <w:rFonts w:hint="eastAsia" w:ascii="Times New Roman" w:hAnsi="Times New Roman" w:eastAsia="FangSong" w:cs="Times New Roman"/>
-          <w:b/>
-          <w:bCs/>
-        </w:rPr>
-        <w:t xml:space="preserve">题目</w:t>
-      </w:r>
-      <w:r>
-        <w:rPr>
-          <w:rFonts w:hint="eastAsia" w:ascii="Times New Roman" w:hAnsi="Times New Roman" w:eastAsia="Times New Roman" w:cs="Times New Roman"/>
-        </w:rPr>
-        <w:t xml:space="preserve">：</w:t>
-      </w:r>
-      <w:r>
-        <w:rPr>
-          <w:rFonts w:ascii="Times New Roman" w:hAnsi="Times New Roman" w:eastAsia="Times New Roman" w:cs="Times New Roman"/>
-        </w:rPr>
-        <w:t xml:space="preserve"> </w:t>
-      </w:r>
-      <w:r>
-        <w:rPr>
-          <w:rFonts w:hint="eastAsia" w:ascii="Times New Roman" w:hAnsi="Times New Roman" w:eastAsia="FangSong" w:cs="Times New Roman"/>
-        </w:rPr>
-        <w:t>单核配合物</w:t>
-      </w:r>
-      <w:r>
-        <w:rPr>
-          <w:rFonts w:hint="eastAsia" w:ascii="Times New Roman" w:hAnsi="Times New Roman" w:eastAsia="Times New Roman" w:cs="Times New Roman"/>
-        </w:rPr>
-        <w:t>A</w:t>
-      </w:r>
-      <w:r>
-        <w:rPr>
-          <w:rFonts w:hint="eastAsia" w:ascii="Times New Roman" w:hAnsi="Times New Roman" w:eastAsia="FangSong" w:cs="Times New Roman"/>
-        </w:rPr>
-        <w:t>由爱沙尼亚裔有机化学家</w:t>
-      </w:r>
-      <w:r>
-        <w:rPr>
-          <w:rFonts w:hint="eastAsia" w:ascii="Times New Roman" w:hAnsi="Times New Roman" w:eastAsia="Times New Roman" w:cs="Times New Roman"/>
-        </w:rPr>
-        <w:t>Vaska</w:t>
-      </w:r>
-      <w:r>
-        <w:rPr>
-          <w:rFonts w:hint="eastAsia" w:ascii="Times New Roman" w:hAnsi="Times New Roman" w:eastAsia="FangSong" w:cs="Times New Roman"/>
-        </w:rPr>
-        <w:t>首次在</w:t>
-      </w:r>
-      <w:r>
-        <w:rPr>
-          <w:rFonts w:hint="eastAsia" w:ascii="Times New Roman" w:hAnsi="Times New Roman" w:eastAsia="Times New Roman" w:cs="Times New Roman"/>
-        </w:rPr>
-        <w:t>1961</w:t>
-      </w:r>
-      <w:r>
-        <w:rPr>
-          <w:rFonts w:hint="eastAsia" w:ascii="Times New Roman" w:hAnsi="Times New Roman" w:eastAsia="FangSong" w:cs="Times New Roman"/>
-        </w:rPr>
-        <w:t>年发现</w:t>
+        </w:rPr>
+        <w:t>在我们这个三维空间世界里的周期系是根据四个量子数建立的</w:t>
       </w:r>
       <w:r>
         <w:rPr>
@@ -4354,7 +4134,7 @@
         <w:rPr>
           <w:rFonts w:hint="eastAsia" w:ascii="Times New Roman" w:hAnsi="Times New Roman" w:eastAsia="FangSong" w:cs="Times New Roman"/>
         </w:rPr>
-        <w:t>它可由</w:t>
+        <w:t>即</w:t>
       </w:r>
       <w:r>
         <w:rPr>
@@ -4371,36 +4151,123 @@
             </w:rPr>
           </m:ctrlPr>
         </m:oMathPr>
+        <m:r>
+          <m:t>n</m:t>
+        </m:r>
+        <m:r>
+          <m:rPr>
+            <m:sty m:val="p"/>
+          </m:rPr>
+          <m:t>=</m:t>
+        </m:r>
+        <m:r>
+          <m:t>1</m:t>
+        </m:r>
+        <m:r>
+          <m:rPr>
+            <m:sty m:val="p"/>
+          </m:rPr>
+          <m:t>,</m:t>
+        </m:r>
+        <m:r>
+          <m:t>2</m:t>
+        </m:r>
+        <m:r>
+          <m:rPr>
+            <m:sty m:val="p"/>
+          </m:rPr>
+          <m:t>,</m:t>
+        </m:r>
+        <m:r>
+          <m:t>3</m:t>
+        </m:r>
+        <m:r>
+          <m:rPr>
+            <m:sty m:val="p"/>
+          </m:rPr>
+          <m:t>…</m:t>
+        </m:r>
+        <m:r>
+          <m:rPr>
+            <m:sty m:val="p"/>
+          </m:rPr>
+          <m:t>;</m:t>
+        </m:r>
+        <m:r>
+          <m:t>l</m:t>
+        </m:r>
+        <m:r>
+          <m:rPr>
+            <m:sty m:val="p"/>
+          </m:rPr>
+          <m:t>=</m:t>
+        </m:r>
+        <m:r>
+          <m:t>0</m:t>
+        </m:r>
+        <m:r>
+          <m:rPr>
+            <m:sty m:val="p"/>
+          </m:rPr>
+          <m:t>,</m:t>
+        </m:r>
+        <m:r>
+          <m:t>1</m:t>
+        </m:r>
+        <m:r>
+          <m:rPr>
+            <m:sty m:val="p"/>
+          </m:rPr>
+          <m:t>,</m:t>
+        </m:r>
+        <m:r>
+          <m:t>2</m:t>
+        </m:r>
+        <m:r>
+          <m:rPr>
+            <m:sty m:val="p"/>
+          </m:rPr>
+          <m:t>,</m:t>
+        </m:r>
+        <m:r>
+          <m:rPr>
+            <m:sty m:val="p"/>
+          </m:rPr>
+          <m:t>…</m:t>
+        </m:r>
+        <m:r>
+          <m:rPr>
+            <m:sty m:val="p"/>
+          </m:rPr>
+          <m:t>,</m:t>
+        </m:r>
+        <m:r>
+          <m:t>n</m:t>
+        </m:r>
+        <m:r>
+          <m:rPr>
+            <m:sty m:val="p"/>
+          </m:rPr>
+          <m:t>−</m:t>
+        </m:r>
+        <m:r>
+          <m:t>1</m:t>
+        </m:r>
+        <m:r>
+          <m:rPr>
+            <m:sty m:val="p"/>
+          </m:rPr>
+          <m:t>;</m:t>
+        </m:r>
         <m:sSub>
           <m:e>
             <m:r>
-              <m:rPr>
-                <m:sty m:val="p"/>
-              </m:rPr>
-              <m:t>I</m:t>
-            </m:r>
-            <m:r>
-              <m:rPr>
-                <m:sty m:val="p"/>
-              </m:rPr>
-              <m:t>r</m:t>
-            </m:r>
-            <m:r>
-              <m:rPr>
-                <m:sty m:val="p"/>
-              </m:rPr>
-              <m:t>C</m:t>
-            </m:r>
-            <m:r>
-              <m:rPr>
-                <m:sty m:val="p"/>
-              </m:rPr>
-              <m:t>l</m:t>
+              <m:t>m</m:t>
             </m:r>
           </m:e>
           <m:sub>
             <m:r>
-              <m:t>3</m:t>
+              <m:t>l</m:t>
             </m:r>
           </m:sub>
         </m:sSub>
@@ -4408,23 +4275,71 @@
           <m:rPr>
             <m:sty m:val="p"/>
           </m:rPr>
-          <m:t>⋅</m:t>
-        </m:r>
-        <m:r>
-          <m:t>3</m:t>
+          <m:t>=</m:t>
+        </m:r>
+        <m:r>
+          <m:t>0</m:t>
+        </m:r>
+        <m:r>
+          <m:rPr>
+            <m:sty m:val="p"/>
+          </m:rPr>
+          <m:t>,</m:t>
+        </m:r>
+        <m:r>
+          <m:rPr>
+            <m:sty m:val="p"/>
+          </m:rPr>
+          <m:t>±</m:t>
+        </m:r>
+        <m:r>
+          <m:t>1</m:t>
+        </m:r>
+        <m:r>
+          <m:rPr>
+            <m:sty m:val="p"/>
+          </m:rPr>
+          <m:t>,</m:t>
+        </m:r>
+        <m:r>
+          <m:rPr>
+            <m:sty m:val="p"/>
+          </m:rPr>
+          <m:t>±</m:t>
+        </m:r>
+        <m:r>
+          <m:t>2</m:t>
+        </m:r>
+        <m:r>
+          <m:rPr>
+            <m:sty m:val="p"/>
+          </m:rPr>
+          <m:t>…</m:t>
+        </m:r>
+        <m:r>
+          <m:rPr>
+            <m:sty m:val="p"/>
+          </m:rPr>
+          <m:t>±</m:t>
+        </m:r>
+        <m:r>
+          <m:t>l</m:t>
+        </m:r>
+        <m:r>
+          <m:rPr>
+            <m:sty m:val="p"/>
+          </m:rPr>
+          <m:t>,</m:t>
         </m:r>
         <m:sSub>
           <m:e>
             <m:r>
-              <m:rPr>
-                <m:sty m:val="p"/>
-              </m:rPr>
-              <m:t>H</m:t>
+              <m:t>m</m:t>
             </m:r>
           </m:e>
           <m:sub>
             <m:r>
-              <m:t>2</m:t>
+              <m:t>s</m:t>
             </m:r>
           </m:sub>
         </m:sSub>
@@ -4432,7 +4347,25 @@
           <m:rPr>
             <m:sty m:val="p"/>
           </m:rPr>
-          <m:t>O</m:t>
+          <m:t>=</m:t>
+        </m:r>
+        <m:r>
+          <m:rPr>
+            <m:sty m:val="p"/>
+          </m:rPr>
+          <m:t>±</m:t>
+        </m:r>
+        <m:r>
+          <m:t>1</m:t>
+        </m:r>
+        <m:r>
+          <m:rPr>
+            <m:sty m:val="p"/>
+          </m:rPr>
+          <m:t>/</m:t>
+        </m:r>
+        <m:r>
+          <m:t>2</m:t>
         </m:r>
       </m:oMath>
       <w:r>
@@ -4445,125 +4378,37 @@
         <w:rPr>
           <w:rFonts w:hint="eastAsia" w:ascii="Times New Roman" w:hAnsi="Times New Roman" w:eastAsia="Times New Roman" w:cs="Times New Roman"/>
         </w:rPr>
-        <w:t>、</w:t>
-      </w:r>
-      <w:r>
-        <w:rPr>
-          <w:rFonts w:hint="eastAsia" w:ascii="Times New Roman" w:hAnsi="Times New Roman" w:eastAsia="FangSong" w:cs="Times New Roman"/>
-        </w:rPr>
-        <w:t>苯胺和</w:t>
-      </w:r>
-      <w:r>
-        <w:rPr>
-          <w:rFonts w:ascii="Times New Roman" w:hAnsi="Times New Roman" w:eastAsia="Times New Roman" w:cs="Times New Roman"/>
-        </w:rPr>
-        <w:t xml:space="preserve"> </w:t>
-      </w:r>
-      <m:oMath>
-        <m:sSub>
-          <m:e>
-            <m:r>
-              <m:rPr>
-                <m:sty m:val="p"/>
-              </m:rPr>
-              <m:t>P</m:t>
-            </m:r>
-            <m:r>
-              <m:rPr>
-                <m:sty m:val="p"/>
-              </m:rPr>
-              <m:t>P</m:t>
-            </m:r>
-            <m:r>
-              <m:rPr>
-                <m:sty m:val="p"/>
-              </m:rPr>
-              <m:t>h</m:t>
-            </m:r>
-          </m:e>
-          <m:sub>
-            <m:r>
-              <m:t>3</m:t>
-            </m:r>
-          </m:sub>
-        </m:sSub>
-      </m:oMath>
-      <w:r>
-        <w:rPr>
-          <w:rFonts w:ascii="Times New Roman" w:hAnsi="Times New Roman" w:eastAsia="Times New Roman" w:cs="Times New Roman"/>
-        </w:rPr>
-        <w:t xml:space="preserve"> </w:t>
-      </w:r>
-      <w:r>
-        <w:rPr>
-          <w:rFonts w:hint="eastAsia" w:ascii="Times New Roman" w:hAnsi="Times New Roman" w:eastAsia="FangSong" w:cs="Times New Roman"/>
-        </w:rPr>
-        <w:t>在</w:t>
-      </w:r>
-      <w:r>
-        <w:rPr>
-          <w:rFonts w:hint="eastAsia" w:ascii="Times New Roman" w:hAnsi="Times New Roman" w:eastAsia="Times New Roman" w:cs="Times New Roman"/>
-        </w:rPr>
-        <w:t>N,N-</w:t>
-      </w:r>
-      <w:r>
-        <w:rPr>
-          <w:rFonts w:hint="eastAsia" w:ascii="Times New Roman" w:hAnsi="Times New Roman" w:eastAsia="FangSong" w:cs="Times New Roman"/>
-        </w:rPr>
-        <w:t>二甲基甲酰胺</w:t>
-      </w:r>
-      <w:r>
-        <w:rPr>
-          <w:rFonts w:hint="eastAsia" w:ascii="Times New Roman" w:hAnsi="Times New Roman" w:eastAsia="Times New Roman" w:cs="Times New Roman"/>
-        </w:rPr>
-        <w:t>(DMF)</w:t>
-      </w:r>
-      <w:r>
-        <w:rPr>
-          <w:rFonts w:hint="eastAsia" w:ascii="Times New Roman" w:hAnsi="Times New Roman" w:eastAsia="FangSong" w:cs="Times New Roman"/>
-        </w:rPr>
-        <w:t>中反应回流</w:t>
-      </w:r>
-      <w:r>
-        <w:rPr>
-          <w:rFonts w:ascii="Times New Roman" w:hAnsi="Times New Roman" w:eastAsia="Times New Roman" w:cs="Times New Roman"/>
-        </w:rPr>
-        <w:t xml:space="preserve"> </w:t>
-      </w:r>
-      <m:oMath>
-        <m:r>
-          <m:t>12</m:t>
-        </m:r>
-        <m:r>
-          <m:rPr>
-            <m:sty m:val="p"/>
-          </m:rPr>
-          <m:t>h</m:t>
-        </m:r>
-      </m:oMath>
-      <w:r>
-        <w:rPr>
-          <w:rFonts w:ascii="Times New Roman" w:hAnsi="Times New Roman" w:eastAsia="Times New Roman" w:cs="Times New Roman"/>
-        </w:rPr>
-        <w:t xml:space="preserve"> </w:t>
-      </w:r>
-      <w:r>
-        <w:rPr>
-          <w:rFonts w:hint="eastAsia" w:ascii="Times New Roman" w:hAnsi="Times New Roman" w:eastAsia="FangSong" w:cs="Times New Roman"/>
-        </w:rPr>
-        <w:t>得到</w:t>
-      </w:r>
-      <w:r>
-        <w:rPr>
-          <w:rFonts w:hint="eastAsia" w:ascii="Times New Roman" w:hAnsi="Times New Roman" w:eastAsia="Times New Roman" w:cs="Times New Roman"/>
-        </w:rPr>
-        <w:t>。A</w:t>
-      </w:r>
-      <w:r>
-        <w:rPr>
-          <w:rFonts w:hint="eastAsia" w:ascii="Times New Roman" w:hAnsi="Times New Roman" w:eastAsia="FangSong" w:cs="Times New Roman"/>
-        </w:rPr>
-        <w:t>为黄色晶状固体</w:t>
+        <w:t>。</w:t>
+      </w:r>
+      <w:r>
+        <w:rPr>
+          <w:rFonts w:hint="eastAsia" w:ascii="Times New Roman" w:hAnsi="Times New Roman" w:eastAsia="FangSong" w:cs="Times New Roman"/>
+        </w:rPr>
+        <w:t>如果我们搬到一个想象的</w:t>
+      </w:r>
+      <w:r>
+        <w:rPr>
+          <w:rFonts w:hint="eastAsia" w:ascii="Times New Roman" w:hAnsi="Times New Roman" w:eastAsia="Times New Roman" w:cs="Times New Roman"/>
+        </w:rPr>
+        <w:t>“</w:t>
+      </w:r>
+      <w:r>
+        <w:rPr>
+          <w:rFonts w:hint="eastAsia" w:ascii="Times New Roman" w:hAnsi="Times New Roman" w:eastAsia="FangSong" w:cs="Times New Roman"/>
+        </w:rPr>
+        <w:t>平面世界</w:t>
+      </w:r>
+      <w:r>
+        <w:rPr>
+          <w:rFonts w:hint="eastAsia" w:ascii="Times New Roman" w:hAnsi="Times New Roman" w:eastAsia="Times New Roman" w:cs="Times New Roman"/>
+        </w:rPr>
+        <w:t>”</w:t>
+      </w:r>
+      <w:r>
+        <w:rPr>
+          <w:rFonts w:hint="eastAsia" w:ascii="Times New Roman" w:hAnsi="Times New Roman" w:eastAsia="FangSong" w:cs="Times New Roman"/>
+        </w:rPr>
+        <w:t>去</w:t>
       </w:r>
       <w:r>
         <w:rPr>
@@ -4575,31 +4420,19 @@
         <w:rPr>
           <w:rFonts w:hint="eastAsia" w:ascii="Times New Roman" w:hAnsi="Times New Roman" w:eastAsia="FangSong" w:cs="Times New Roman"/>
         </w:rPr>
-        <w:t>是单核</w:t>
-      </w:r>
-      <w:r>
-        <w:rPr>
-          <w:rFonts w:hint="eastAsia" w:ascii="Times New Roman" w:hAnsi="Times New Roman" w:eastAsia="Times New Roman" w:cs="Times New Roman"/>
-        </w:rPr>
-        <w:t>Ir(I)</w:t>
-      </w:r>
-      <w:r>
-        <w:rPr>
-          <w:rFonts w:hint="eastAsia" w:ascii="Times New Roman" w:hAnsi="Times New Roman" w:eastAsia="FangSong" w:cs="Times New Roman"/>
-        </w:rPr>
-        <w:t>配合物</w:t>
-      </w:r>
-      <w:r>
-        <w:rPr>
-          <w:rFonts w:hint="eastAsia" w:ascii="Times New Roman" w:hAnsi="Times New Roman" w:eastAsia="Times New Roman" w:cs="Times New Roman"/>
-        </w:rPr>
-        <w:t>，Ir</w:t>
-      </w:r>
-      <w:r>
-        <w:rPr>
-          <w:rFonts w:hint="eastAsia" w:ascii="Times New Roman" w:hAnsi="Times New Roman" w:eastAsia="FangSong" w:cs="Times New Roman"/>
-        </w:rPr>
-        <w:t>的质量分数为</w:t>
+        <w:t>那里的周期系是根据三个量子数建立的</w:t>
+      </w:r>
+      <w:r>
+        <w:rPr>
+          <w:rFonts w:hint="eastAsia" w:ascii="Times New Roman" w:hAnsi="Times New Roman" w:eastAsia="Times New Roman" w:cs="Times New Roman"/>
+        </w:rPr>
+        <w:t>，</w:t>
+      </w:r>
+      <w:r>
+        <w:rPr>
+          <w:rFonts w:hint="eastAsia" w:ascii="Times New Roman" w:hAnsi="Times New Roman" w:eastAsia="FangSong" w:cs="Times New Roman"/>
+        </w:rPr>
+        <w:t>即</w:t>
       </w:r>
       <w:r>
         <w:rPr>
@@ -4617,13 +4450,166 @@
           </m:ctrlPr>
         </m:oMathPr>
         <m:r>
-          <m:t>24.63</m:t>
-        </m:r>
-        <m:r>
-          <m:rPr>
-            <m:sty m:val="p"/>
-          </m:rPr>
-          <m:t>%</m:t>
+          <m:t>n</m:t>
+        </m:r>
+        <m:r>
+          <m:rPr>
+            <m:sty m:val="p"/>
+          </m:rPr>
+          <m:t>=</m:t>
+        </m:r>
+        <m:r>
+          <m:t>1</m:t>
+        </m:r>
+        <m:r>
+          <m:rPr>
+            <m:sty m:val="p"/>
+          </m:rPr>
+          <m:t>,</m:t>
+        </m:r>
+        <m:r>
+          <m:t>2</m:t>
+        </m:r>
+        <m:r>
+          <m:rPr>
+            <m:sty m:val="p"/>
+          </m:rPr>
+          <m:t>,</m:t>
+        </m:r>
+        <m:r>
+          <m:t>3</m:t>
+        </m:r>
+        <m:r>
+          <m:rPr>
+            <m:sty m:val="p"/>
+          </m:rPr>
+          <m:t>…</m:t>
+        </m:r>
+        <m:r>
+          <m:rPr>
+            <m:sty m:val="p"/>
+          </m:rPr>
+          <m:t>;</m:t>
+        </m:r>
+        <m:r>
+          <m:t>m</m:t>
+        </m:r>
+        <m:r>
+          <m:rPr>
+            <m:sty m:val="p"/>
+          </m:rPr>
+          <m:t>=</m:t>
+        </m:r>
+        <m:r>
+          <m:t>0</m:t>
+        </m:r>
+        <m:r>
+          <m:rPr>
+            <m:sty m:val="p"/>
+          </m:rPr>
+          <m:t>,</m:t>
+        </m:r>
+        <m:r>
+          <m:rPr>
+            <m:sty m:val="p"/>
+          </m:rPr>
+          <m:t>±</m:t>
+        </m:r>
+        <m:r>
+          <m:t>2</m:t>
+        </m:r>
+        <m:r>
+          <m:rPr>
+            <m:sty m:val="p"/>
+          </m:rPr>
+          <m:t>,</m:t>
+        </m:r>
+        <m:r>
+          <m:rPr>
+            <m:sty m:val="p"/>
+          </m:rPr>
+          <m:t>±</m:t>
+        </m:r>
+        <m:r>
+          <m:t>3</m:t>
+        </m:r>
+        <m:r>
+          <m:rPr>
+            <m:sty m:val="p"/>
+          </m:rPr>
+          <m:t>,</m:t>
+        </m:r>
+        <m:r>
+          <m:rPr>
+            <m:sty m:val="p"/>
+          </m:rPr>
+          <m:t>±</m:t>
+        </m:r>
+        <m:r>
+          <m:rPr>
+            <m:sty m:val="p"/>
+          </m:rPr>
+          <m:t>(</m:t>
+        </m:r>
+        <m:r>
+          <m:t>n</m:t>
+        </m:r>
+        <m:r>
+          <m:rPr>
+            <m:sty m:val="p"/>
+          </m:rPr>
+          <m:t>−</m:t>
+        </m:r>
+        <m:r>
+          <m:t>1</m:t>
+        </m:r>
+        <m:r>
+          <m:rPr>
+            <m:sty m:val="p"/>
+          </m:rPr>
+          <m:t>)</m:t>
+        </m:r>
+        <m:r>
+          <m:rPr>
+            <m:sty m:val="p"/>
+          </m:rPr>
+          <m:t>;</m:t>
+        </m:r>
+        <m:sSub>
+          <m:e>
+            <m:r>
+              <m:t>m</m:t>
+            </m:r>
+          </m:e>
+          <m:sub>
+            <m:r>
+              <m:t>s</m:t>
+            </m:r>
+          </m:sub>
+        </m:sSub>
+        <m:r>
+          <m:rPr>
+            <m:sty m:val="p"/>
+          </m:rPr>
+          <m:t>=</m:t>
+        </m:r>
+        <m:r>
+          <m:rPr>
+            <m:sty m:val="p"/>
+          </m:rPr>
+          <m:t>±</m:t>
+        </m:r>
+        <m:r>
+          <m:t>1</m:t>
+        </m:r>
+        <m:r>
+          <m:rPr>
+            <m:sty m:val="p"/>
+          </m:rPr>
+          <m:t>/</m:t>
+        </m:r>
+        <m:r>
+          <m:t>2</m:t>
         </m:r>
       </m:oMath>
       <w:r>
@@ -4636,13 +4622,72 @@
         <w:rPr>
           <w:rFonts w:hint="eastAsia" w:ascii="Times New Roman" w:hAnsi="Times New Roman" w:eastAsia="Times New Roman" w:cs="Times New Roman"/>
         </w:rPr>
-        <w:t>。A</w:t>
-      </w:r>
-      <w:r>
-        <w:rPr>
-          <w:rFonts w:hint="eastAsia" w:ascii="Times New Roman" w:hAnsi="Times New Roman" w:eastAsia="FangSong" w:cs="Times New Roman"/>
-        </w:rPr>
-        <w:t>的一个引人注目的性质是可与</w:t>
+        <w:t>。</w:t>
+      </w:r>
+      <w:r>
+        <w:rPr>
+          <w:rFonts w:hint="eastAsia" w:ascii="Times New Roman" w:hAnsi="Times New Roman" w:eastAsia="FangSong" w:cs="Times New Roman"/>
+        </w:rPr>
+        <w:t>这个</w:t>
+      </w:r>
+      <w:r>
+        <w:rPr>
+          <w:rFonts w:hint="eastAsia" w:ascii="Times New Roman" w:hAnsi="Times New Roman" w:eastAsia="Times New Roman" w:cs="Times New Roman"/>
+        </w:rPr>
+        <w:t>“</w:t>
+      </w:r>
+      <w:r>
+        <w:rPr>
+          <w:rFonts w:hint="eastAsia" w:ascii="Times New Roman" w:hAnsi="Times New Roman" w:eastAsia="FangSong" w:cs="Times New Roman"/>
+        </w:rPr>
+        <w:t>平面世界</w:t>
+      </w:r>
+      <w:r>
+        <w:rPr>
+          <w:rFonts w:hint="eastAsia" w:ascii="Times New Roman" w:hAnsi="Times New Roman" w:eastAsia="Times New Roman" w:cs="Times New Roman"/>
+        </w:rPr>
+        <w:t>”</w:t>
+      </w:r>
+      <w:r>
+        <w:rPr>
+          <w:rFonts w:hint="eastAsia" w:ascii="Times New Roman" w:hAnsi="Times New Roman" w:eastAsia="FangSong" w:cs="Times New Roman"/>
+        </w:rPr>
+        <w:t>里的</w:t>
+      </w:r>
+      <w:r>
+        <w:rPr>
+          <w:rFonts w:ascii="Times New Roman" w:hAnsi="Times New Roman" w:eastAsia="Times New Roman" w:cs="Times New Roman"/>
+        </w:rPr>
+        <w:t xml:space="preserve"> </w:t>
+      </w:r>
+      <m:oMath>
+        <m:r>
+          <m:t>m</m:t>
+        </m:r>
+      </m:oMath>
+      <w:r>
+        <w:rPr>
+          <w:rFonts w:ascii="Times New Roman" w:hAnsi="Times New Roman" w:eastAsia="Times New Roman" w:cs="Times New Roman"/>
+        </w:rPr>
+        <w:t xml:space="preserve"> </w:t>
+      </w:r>
+      <w:r>
+        <w:rPr>
+          <w:rFonts w:hint="eastAsia" w:ascii="Times New Roman" w:hAnsi="Times New Roman" w:eastAsia="FangSong" w:cs="Times New Roman"/>
+        </w:rPr>
+        <w:t>所代表的意义</w:t>
+      </w:r>
+      <w:r>
+        <w:rPr>
+          <w:rFonts w:hint="eastAsia" w:ascii="Times New Roman" w:hAnsi="Times New Roman" w:eastAsia="Times New Roman" w:cs="Times New Roman"/>
+        </w:rPr>
+        <w:t>，</w:t>
+      </w:r>
+      <w:r>
+        <w:rPr>
+          <w:rFonts w:hint="eastAsia" w:ascii="Times New Roman" w:hAnsi="Times New Roman" w:eastAsia="FangSong" w:cs="Times New Roman"/>
+        </w:rPr>
+        <w:t>相当于三维世界中和</w:t>
       </w:r>
       <w:r>
         <w:rPr>
@@ -4654,15 +4699,229 @@
         <m:sSub>
           <m:e>
             <m:r>
+              <m:t>m</m:t>
+            </m:r>
+          </m:e>
+          <m:sub>
+            <m:r>
+              <m:t>l</m:t>
+            </m:r>
+          </m:sub>
+        </m:sSub>
+      </m:oMath>
+      <w:r>
+        <w:rPr>
+          <w:rFonts w:ascii="Times New Roman" w:hAnsi="Times New Roman" w:eastAsia="Times New Roman" w:cs="Times New Roman"/>
+        </w:rPr>
+        <w:t xml:space="preserve"> </w:t>
+      </w:r>
+      <w:r>
+        <w:rPr>
+          <w:rFonts w:hint="eastAsia" w:ascii="Times New Roman" w:hAnsi="Times New Roman" w:eastAsia="FangSong" w:cs="Times New Roman"/>
+        </w:rPr>
+        <w:t>二者的作用</w:t>
+      </w:r>
+      <w:r>
+        <w:rPr>
+          <w:rFonts w:hint="eastAsia" w:ascii="Times New Roman" w:hAnsi="Times New Roman" w:eastAsia="Times New Roman" w:cs="Times New Roman"/>
+        </w:rPr>
+        <w:t>(</w:t>
+      </w:r>
+      <w:r>
+        <w:rPr>
+          <w:rFonts w:hint="eastAsia" w:ascii="Times New Roman" w:hAnsi="Times New Roman" w:eastAsia="FangSong" w:cs="Times New Roman"/>
+        </w:rPr>
+        <w:t>例如</w:t>
+      </w:r>
+      <w:r>
+        <w:rPr>
+          <w:rFonts w:hint="eastAsia" w:ascii="Times New Roman" w:hAnsi="Times New Roman" w:eastAsia="Times New Roman" w:cs="Times New Roman"/>
+        </w:rPr>
+        <w:t>：</w:t>
+      </w:r>
+      <w:r>
+        <w:rPr>
+          <w:rFonts w:hint="eastAsia" w:ascii="Times New Roman" w:hAnsi="Times New Roman" w:eastAsia="FangSong" w:cs="Times New Roman"/>
+        </w:rPr>
+        <w:t>用它也能表示</w:t>
+      </w:r>
+      <w:r>
+        <w:rPr>
+          <w:rFonts w:ascii="Times New Roman" w:hAnsi="Times New Roman" w:eastAsia="Times New Roman" w:cs="Times New Roman"/>
+        </w:rPr>
+        <w:t xml:space="preserve"> </w:t>
+      </w:r>
+      <w:r>
+        <w:rPr>
+          <w:rFonts w:hint="eastAsia" w:ascii="Times New Roman" w:hAnsi="Times New Roman" w:eastAsia="Times New Roman" w:cs="Times New Roman"/>
+        </w:rPr>
+        <w:t>s、p、d…</w:t>
+      </w:r>
+      <w:r>
+        <w:rPr>
+          <w:rFonts w:hint="eastAsia" w:ascii="Times New Roman" w:hAnsi="Times New Roman" w:eastAsia="FangSong" w:cs="Times New Roman"/>
+        </w:rPr>
+        <w:t>能级</w:t>
+      </w:r>
+      <w:r>
+        <w:rPr>
+          <w:rFonts w:hint="eastAsia" w:ascii="Times New Roman" w:hAnsi="Times New Roman" w:eastAsia="Times New Roman" w:cs="Times New Roman"/>
+        </w:rPr>
+        <w:t>)</w:t>
+      </w:r>
+      <w:r>
+        <w:rPr>
+          <w:rFonts w:hint="eastAsia" w:ascii="Times New Roman" w:hAnsi="Times New Roman" w:eastAsia="FangSong" w:cs="Times New Roman"/>
+        </w:rPr>
+        <w:t>不过我们在普通三维世界中的基本原理和方法对这个二维的</w:t>
+      </w:r>
+      <w:r>
+        <w:rPr>
+          <w:rFonts w:hint="eastAsia" w:ascii="Times New Roman" w:hAnsi="Times New Roman" w:eastAsia="Times New Roman" w:cs="Times New Roman"/>
+        </w:rPr>
+        <w:t>“</w:t>
+      </w:r>
+      <w:r>
+        <w:rPr>
+          <w:rFonts w:hint="eastAsia" w:ascii="Times New Roman" w:hAnsi="Times New Roman" w:eastAsia="FangSong" w:cs="Times New Roman"/>
+        </w:rPr>
+        <w:t>平面世界</w:t>
+      </w:r>
+      <w:r>
+        <w:rPr>
+          <w:rFonts w:hint="eastAsia" w:ascii="Times New Roman" w:hAnsi="Times New Roman" w:eastAsia="Times New Roman" w:cs="Times New Roman"/>
+        </w:rPr>
+        <w:t>”</w:t>
+      </w:r>
+      <w:r>
+        <w:rPr>
+          <w:rFonts w:hint="eastAsia" w:ascii="Times New Roman" w:hAnsi="Times New Roman" w:eastAsia="FangSong" w:cs="Times New Roman"/>
+        </w:rPr>
+        <w:t>是适用的</w:t>
+      </w:r>
+      <w:r>
+        <w:rPr>
+          <w:rFonts w:hint="eastAsia" w:ascii="Times New Roman" w:hAnsi="Times New Roman" w:eastAsia="Times New Roman" w:cs="Times New Roman"/>
+        </w:rPr>
+        <w:t>。</w:t>
+      </w:r>
+      <w:r>
+        <w:rPr>
+          <w:rFonts w:hint="eastAsia" w:ascii="Times New Roman" w:hAnsi="Times New Roman" w:eastAsia="FangSong" w:cs="Times New Roman"/>
+        </w:rPr>
+        <w:t>下面几个问题都与这个</w:t>
+      </w:r>
+      <w:r>
+        <w:rPr>
+          <w:rFonts w:hint="eastAsia" w:ascii="Times New Roman" w:hAnsi="Times New Roman" w:eastAsia="Times New Roman" w:cs="Times New Roman"/>
+        </w:rPr>
+        <w:t>“</w:t>
+      </w:r>
+      <w:r>
+        <w:rPr>
+          <w:rFonts w:hint="eastAsia" w:ascii="Times New Roman" w:hAnsi="Times New Roman" w:eastAsia="FangSong" w:cs="Times New Roman"/>
+        </w:rPr>
+        <w:t>平面世界</w:t>
+      </w:r>
+      <w:r>
+        <w:rPr>
+          <w:rFonts w:hint="eastAsia" w:ascii="Times New Roman" w:hAnsi="Times New Roman" w:eastAsia="Times New Roman" w:cs="Times New Roman"/>
+        </w:rPr>
+        <w:t>”</w:t>
+      </w:r>
+      <w:r>
+        <w:rPr>
+          <w:rFonts w:hint="eastAsia" w:ascii="Times New Roman" w:hAnsi="Times New Roman" w:eastAsia="FangSong" w:cs="Times New Roman"/>
+        </w:rPr>
+        <w:t>有关</w:t>
+      </w:r>
+      <w:r>
+        <w:rPr>
+          <w:rFonts w:hint="eastAsia" w:ascii="Times New Roman" w:hAnsi="Times New Roman" w:eastAsia="Times New Roman" w:cs="Times New Roman"/>
+        </w:rPr>
+        <w:t>。</w:t>
+      </w:r>
+    </w:p>
+    <w:p>
+      <w:pPr>
+        <w:spacing w:before="160" w:after="80"/>
+      </w:pPr>
+      <w:r>
+        <w:pict>
+          <v:rect style="width:0;height:1.5pt" o:hralign="center" o:hrstd="t" o:hr="t"/>
+        </w:pict>
+      </w:r>
+    </w:p>
+    <w:bookmarkEnd w:id="16"/>
+    <w:bookmarkStart w:id="17" w:name="第9题"/>
+    <w:p>
+      <w:pPr>
+        <w:pStyle w:val="Heading3"/>
+        <w:spacing w:before="280" w:after="120"/>
+      </w:pPr>
+      <w:r>
+        <w:rPr>
+          <w:rFonts w:hint="eastAsia" w:ascii="Times New Roman" w:hAnsi="Times New Roman" w:eastAsia="SimHei" w:cs="Times New Roman"/>
+        </w:rPr>
+        <w:t>第</w:t>
+      </w:r>
+      <w:r>
+        <w:rPr>
+          <w:rFonts w:hint="eastAsia" w:ascii="Times New Roman" w:hAnsi="Times New Roman" w:eastAsia="Times New Roman" w:cs="Times New Roman"/>
+        </w:rPr>
+        <w:t>9</w:t>
+      </w:r>
+      <w:r>
+        <w:rPr>
+          <w:rFonts w:hint="eastAsia" w:ascii="Times New Roman" w:hAnsi="Times New Roman" w:eastAsia="SimHei" w:cs="Times New Roman"/>
+        </w:rPr>
+        <w:t>题</w:t>
+      </w:r>
+    </w:p>
+    <w:p>
+      <w:pPr>
+        <w:pStyle w:val="FirstParagraph"/>
+      </w:pPr>
+      <w:r>
+        <w:rPr>
+          <w:rFonts w:hint="eastAsia" w:ascii="Times New Roman" w:hAnsi="Times New Roman" w:eastAsia="FangSong" w:cs="Times New Roman"/>
+        </w:rPr>
+        <w:t xml:space="preserve">某种</w:t>
+      </w:r>
+      <w:r>
+        <w:rPr>
+          <w:rFonts w:ascii="Times New Roman" w:hAnsi="Times New Roman" w:eastAsia="Times New Roman" w:cs="Times New Roman"/>
+        </w:rPr>
+        <w:t xml:space="preserve"> </w:t>
+      </w:r>
+      <m:oMath>
+        <m:sSub>
+          <m:e>
+            <m:r>
               <m:rPr>
                 <m:sty m:val="p"/>
               </m:rPr>
-              <m:t>O</m:t>
+              <m:t>A</m:t>
             </m:r>
           </m:e>
           <m:sub>
             <m:r>
-              <m:t>2</m:t>
+              <m:t>x</m:t>
+            </m:r>
+          </m:sub>
+        </m:sSub>
+        <m:sSub>
+          <m:e>
+            <m:r>
+              <m:rPr>
+                <m:sty m:val="p"/>
+              </m:rPr>
+              <m:t>B</m:t>
+            </m:r>
+          </m:e>
+          <m:sub>
+            <m:r>
+              <m:t>y</m:t>
             </m:r>
           </m:sub>
         </m:sSub>
@@ -4677,139 +4936,7 @@
         <w:rPr>
           <w:rFonts w:hint="eastAsia" w:ascii="Times New Roman" w:hAnsi="Times New Roman" w:eastAsia="FangSong" w:cs="Times New Roman"/>
         </w:rPr>
-        <w:t>发生可逆反应变为配合物</w:t>
-      </w:r>
-      <w:r>
-        <w:rPr>
-          <w:rFonts w:hint="eastAsia" w:ascii="Times New Roman" w:hAnsi="Times New Roman" w:eastAsia="Times New Roman" w:cs="Times New Roman"/>
-        </w:rPr>
-        <w:t>B，</w:t>
-      </w:r>
-      <w:r>
-        <w:rPr>
-          <w:rFonts w:hint="eastAsia" w:ascii="Times New Roman" w:hAnsi="Times New Roman" w:eastAsia="FangSong" w:cs="Times New Roman"/>
-        </w:rPr>
-        <w:t>此时加热可变回</w:t>
-      </w:r>
-      <w:r>
-        <w:rPr>
-          <w:rFonts w:hint="eastAsia" w:ascii="Times New Roman" w:hAnsi="Times New Roman" w:eastAsia="Times New Roman" w:cs="Times New Roman"/>
-        </w:rPr>
-        <w:t>A。</w:t>
-      </w:r>
-    </w:p>
-    <w:p>
-      <w:pPr>
-        <w:pStyle w:val="Compact"/>
-        <w:numPr>
-          <w:ilvl w:val="0"/>
-          <w:numId w:val="1006"/>
-        </w:numPr>
-      </w:pPr>
-      <w:r>
-        <w:rPr>
-          <w:rFonts w:hint="eastAsia" w:ascii="Times New Roman" w:hAnsi="Times New Roman" w:eastAsia="FangSong" w:cs="Times New Roman"/>
-        </w:rPr>
-        <w:t xml:space="preserve">写出生成</w:t>
-      </w:r>
-      <w:r>
-        <w:rPr>
-          <w:rFonts w:ascii="Times New Roman" w:hAnsi="Times New Roman" w:eastAsia="Times New Roman" w:cs="Times New Roman"/>
-        </w:rPr>
-        <w:t xml:space="preserve"> A </w:t>
-      </w:r>
-      <w:r>
-        <w:rPr>
-          <w:rFonts w:hint="eastAsia" w:ascii="Times New Roman" w:hAnsi="Times New Roman" w:eastAsia="FangSong" w:cs="Times New Roman"/>
-        </w:rPr>
-        <w:t>的化学反应方程式</w:t>
-      </w:r>
-      <w:r>
-        <w:rPr>
-          <w:rFonts w:hint="eastAsia" w:ascii="Times New Roman" w:hAnsi="Times New Roman" w:eastAsia="Times New Roman" w:cs="Times New Roman"/>
-        </w:rPr>
-        <w:t>,</w:t>
-      </w:r>
-      <w:r>
-        <w:rPr>
-          <w:rFonts w:ascii="Times New Roman" w:hAnsi="Times New Roman" w:eastAsia="Times New Roman" w:cs="Times New Roman"/>
-        </w:rPr>
-        <w:t xml:space="preserve"> </w:t>
-      </w:r>
-      <w:r>
-        <w:rPr>
-          <w:rFonts w:hint="eastAsia" w:ascii="Times New Roman" w:hAnsi="Times New Roman" w:eastAsia="FangSong" w:cs="Times New Roman"/>
-        </w:rPr>
-        <w:t xml:space="preserve">说明</w:t>
-      </w:r>
-      <w:r>
-        <w:rPr>
-          <w:rFonts w:ascii="Times New Roman" w:hAnsi="Times New Roman" w:eastAsia="Times New Roman" w:cs="Times New Roman"/>
-        </w:rPr>
-        <w:t xml:space="preserve"> DMF </w:t>
-      </w:r>
-      <w:r>
-        <w:rPr>
-          <w:rFonts w:hint="eastAsia" w:ascii="Times New Roman" w:hAnsi="Times New Roman" w:eastAsia="FangSong" w:cs="Times New Roman"/>
-        </w:rPr>
-        <w:t>在反应中的作用</w:t>
-      </w:r>
-      <w:r>
-        <w:rPr>
-          <w:rFonts w:hint="eastAsia" w:ascii="Times New Roman" w:hAnsi="Times New Roman" w:eastAsia="Times New Roman" w:cs="Times New Roman"/>
-        </w:rPr>
-        <w:t>。</w:t>
-      </w:r>
-    </w:p>
-    <w:p>
-      <w:pPr>
-        <w:pStyle w:val="Compact"/>
-        <w:numPr>
-          <w:ilvl w:val="0"/>
-          <w:numId w:val="1006"/>
-        </w:numPr>
-      </w:pPr>
-      <w:r>
-        <w:rPr>
-          <w:rFonts w:hint="eastAsia" w:ascii="Times New Roman" w:hAnsi="Times New Roman" w:eastAsia="FangSong" w:cs="Times New Roman"/>
-        </w:rPr>
-        <w:t xml:space="preserve">已知</w:t>
-      </w:r>
-      <w:r>
-        <w:rPr>
-          <w:rFonts w:ascii="Times New Roman" w:hAnsi="Times New Roman" w:eastAsia="Times New Roman" w:cs="Times New Roman"/>
-        </w:rPr>
-        <w:t xml:space="preserve"> B </w:t>
-      </w:r>
-      <w:r>
-        <w:rPr>
-          <w:rFonts w:hint="eastAsia" w:ascii="Times New Roman" w:hAnsi="Times New Roman" w:eastAsia="FangSong" w:cs="Times New Roman"/>
-        </w:rPr>
-        <w:t>为八面体结构</w:t>
-      </w:r>
-      <w:r>
-        <w:rPr>
-          <w:rFonts w:hint="eastAsia" w:ascii="Times New Roman" w:hAnsi="Times New Roman" w:eastAsia="Times New Roman" w:cs="Times New Roman"/>
-        </w:rPr>
-        <w:t>。</w:t>
-      </w:r>
-      <w:r>
-        <w:rPr>
-          <w:rFonts w:hint="eastAsia" w:ascii="Times New Roman" w:hAnsi="Times New Roman" w:eastAsia="FangSong" w:cs="Times New Roman"/>
-        </w:rPr>
-        <w:t>画出</w:t>
-      </w:r>
-      <w:r>
-        <w:rPr>
-          <w:rFonts w:ascii="Times New Roman" w:hAnsi="Times New Roman" w:eastAsia="Times New Roman" w:cs="Times New Roman"/>
-        </w:rPr>
-        <w:t xml:space="preserve"> B </w:t>
-      </w:r>
-      <w:r>
-        <w:rPr>
-          <w:rFonts w:hint="eastAsia" w:ascii="Times New Roman" w:hAnsi="Times New Roman" w:eastAsia="FangSong" w:cs="Times New Roman"/>
-        </w:rPr>
-        <w:t>的所有异构体</w:t>
+        <w:t>盐结晶成立方晶体</w:t>
       </w:r>
       <w:r>
         <w:rPr>
@@ -4821,138 +4948,49 @@
         <w:rPr>
           <w:rFonts w:hint="eastAsia" w:ascii="Times New Roman" w:hAnsi="Times New Roman" w:eastAsia="FangSong" w:cs="Times New Roman"/>
         </w:rPr>
-        <w:t>含光学异构体</w:t>
-      </w:r>
-      <w:r>
-        <w:rPr>
-          <w:rFonts w:hint="eastAsia" w:ascii="Times New Roman" w:hAnsi="Times New Roman" w:eastAsia="Times New Roman" w:cs="Times New Roman"/>
-        </w:rPr>
-        <w:t>。</w:t>
-      </w:r>
-    </w:p>
-    <w:p>
-      <w:pPr>
-        <w:pStyle w:val="FirstParagraph"/>
-      </w:pPr>
-      <w:r>
-        <w:rPr>
-          <w:rFonts w:hint="eastAsia" w:ascii="Times New Roman" w:hAnsi="Times New Roman" w:eastAsia="FangSong" w:cs="Times New Roman"/>
-          <w:b/>
-          <w:bCs/>
-        </w:rPr>
-        <w:t xml:space="preserve">来源</w:t>
-      </w:r>
-      <w:r>
-        <w:rPr>
-          <w:rFonts w:hint="eastAsia" w:ascii="Times New Roman" w:hAnsi="Times New Roman" w:eastAsia="Times New Roman" w:cs="Times New Roman"/>
-        </w:rPr>
-        <w:t>：</w:t>
-      </w:r>
-      <w:r>
-        <w:rPr>
-          <w:rFonts w:hint="eastAsia" w:ascii="Times New Roman" w:hAnsi="Times New Roman" w:eastAsia="FangSong" w:cs="Times New Roman"/>
-        </w:rPr>
-        <w:t>化学竞赛初赛讲义</w:t>
-      </w:r>
-      <w:r>
-        <w:rPr>
-          <w:rFonts w:ascii="Times New Roman" w:hAnsi="Times New Roman" w:eastAsia="Times New Roman" w:cs="Times New Roman"/>
-        </w:rPr>
-        <w:t xml:space="preserve"> </w:t>
-      </w:r>
-      <w:r>
-        <w:rPr>
-          <w:rFonts w:hint="eastAsia" w:ascii="Times New Roman" w:hAnsi="Times New Roman" w:eastAsia="FangSong" w:cs="Times New Roman"/>
-        </w:rPr>
-        <w:t>第</w:t>
-      </w:r>
-      <w:r>
-        <w:rPr>
-          <w:rFonts w:hint="eastAsia" w:ascii="Times New Roman" w:hAnsi="Times New Roman" w:eastAsia="Times New Roman" w:cs="Times New Roman"/>
-        </w:rPr>
-        <w:t>4</w:t>
-      </w:r>
-      <w:r>
-        <w:rPr>
-          <w:rFonts w:hint="eastAsia" w:ascii="Times New Roman" w:hAnsi="Times New Roman" w:eastAsia="FangSong" w:cs="Times New Roman"/>
-        </w:rPr>
-        <w:t>讲</w:t>
-      </w:r>
-      <w:r>
-        <w:rPr>
-          <w:rFonts w:ascii="Times New Roman" w:hAnsi="Times New Roman" w:eastAsia="Times New Roman" w:cs="Times New Roman"/>
-        </w:rPr>
-        <w:t xml:space="preserve"> </w:t>
-      </w:r>
-      <w:r>
-        <w:rPr>
-          <w:rFonts w:hint="eastAsia" w:ascii="Times New Roman" w:hAnsi="Times New Roman" w:eastAsia="FangSong" w:cs="Times New Roman"/>
-        </w:rPr>
-        <w:t>第</w:t>
-      </w:r>
-      <w:r>
-        <w:rPr>
-          <w:rFonts w:hint="eastAsia" w:ascii="Times New Roman" w:hAnsi="Times New Roman" w:eastAsia="Times New Roman" w:cs="Times New Roman"/>
-        </w:rPr>
-        <w:t>4</w:t>
-      </w:r>
-      <w:r>
-        <w:rPr>
-          <w:rFonts w:hint="eastAsia" w:ascii="Times New Roman" w:hAnsi="Times New Roman" w:eastAsia="FangSong" w:cs="Times New Roman"/>
-        </w:rPr>
-        <w:t>讲习题</w:t>
-      </w:r>
-    </w:p>
-    <w:p>
-      <w:pPr>
-        <w:pStyle w:val="BodyText"/>
-        <w:spacing w:before="160" w:after="80"/>
-        <w:jc w:val="center"/>
-      </w:pPr>
-      <w:r>
-        <w:rPr>
-          <w:rFonts w:ascii="Times New Roman" w:hAnsi="Times New Roman" w:eastAsia="Times New Roman" w:cs="Times New Roman"/>
-        </w:rPr>
-        <w:drawing>
-          <wp:inline>
-            <wp:extent cx="3600000" cy="2426086"/>
-            <wp:effectExtent b="0" l="0" r="0" t="0"/>
-            <wp:docPr descr="" title="" id="22" name="Picture"/>
-            <a:graphic>
-              <a:graphicData uri="http://schemas.openxmlformats.org/drawingml/2006/picture">
-                <pic:pic>
-                  <pic:nvPicPr>
-                    <pic:cNvPr descr="7937fa3a4ad6d5d9124ba067bca2710abd9c4ab591c0e70741f298f0452bda78.png" id="23" name="Picture"/>
-                    <pic:cNvPicPr>
-                      <a:picLocks noChangeArrowheads="1" noChangeAspect="1"/>
-                    </pic:cNvPicPr>
-                  </pic:nvPicPr>
-                  <pic:blipFill>
-                    <a:blip r:embed="rId21"/>
-                    <a:stretch>
-                      <a:fillRect/>
-                    </a:stretch>
-                  </pic:blipFill>
-                  <pic:spPr bwMode="auto">
-                    <a:xfrm>
-                      <a:off x="0" y="0"/>
-                      <a:ext cx="3600000" cy="2426086"/>
-                    </a:xfrm>
-                    <a:prstGeom prst="rect">
-                      <a:avLst/>
-                    </a:prstGeom>
-                    <a:noFill/>
-                    <a:ln w="9525">
-                      <a:noFill/>
-                      <a:headEnd/>
-                      <a:tailEnd/>
-                    </a:ln>
-                  </pic:spPr>
-                </pic:pic>
-              </a:graphicData>
-            </a:graphic>
-          </wp:inline>
-        </w:drawing>
+        <w:t>晶体中</w:t>
+      </w:r>
+      <w:r>
+        <w:rPr>
+          <w:rFonts w:hint="eastAsia" w:ascii="Times New Roman" w:hAnsi="Times New Roman" w:eastAsia="Times New Roman" w:cs="Times New Roman"/>
+        </w:rPr>
+        <w:t>A</w:t>
+      </w:r>
+      <w:r>
+        <w:rPr>
+          <w:rFonts w:hint="eastAsia" w:ascii="Times New Roman" w:hAnsi="Times New Roman" w:eastAsia="FangSong" w:cs="Times New Roman"/>
+        </w:rPr>
+        <w:t>原子在每个顶点和</w:t>
+      </w:r>
+      <w:r>
+        <w:rPr>
+          <w:rFonts w:hint="eastAsia" w:ascii="Times New Roman" w:hAnsi="Times New Roman" w:eastAsia="Times New Roman" w:cs="Times New Roman"/>
+        </w:rPr>
+        <w:t>(1/2,1/2,1/2)</w:t>
+      </w:r>
+      <w:r>
+        <w:rPr>
+          <w:rFonts w:hint="eastAsia" w:ascii="Times New Roman" w:hAnsi="Times New Roman" w:eastAsia="FangSong" w:cs="Times New Roman"/>
+        </w:rPr>
+        <w:t>处</w:t>
+      </w:r>
+      <w:r>
+        <w:rPr>
+          <w:rFonts w:hint="eastAsia" w:ascii="Times New Roman" w:hAnsi="Times New Roman" w:eastAsia="Times New Roman" w:cs="Times New Roman"/>
+        </w:rPr>
+        <w:t>，B</w:t>
+      </w:r>
+      <w:r>
+        <w:rPr>
+          <w:rFonts w:hint="eastAsia" w:ascii="Times New Roman" w:hAnsi="Times New Roman" w:eastAsia="FangSong" w:cs="Times New Roman"/>
+        </w:rPr>
+        <w:t>原子在位置</w:t>
+      </w:r>
+      <w:r>
+        <w:rPr>
+          <w:rFonts w:hint="eastAsia" w:ascii="Times New Roman" w:hAnsi="Times New Roman" w:eastAsia="Times New Roman" w:cs="Times New Roman"/>
+        </w:rPr>
+        <w:t>(1/2,0,1/2)。</w:t>
       </w:r>
     </w:p>
     <w:p>
@@ -4965,8 +5003,8 @@
         </w:pict>
       </w:r>
     </w:p>
-    <w:bookmarkEnd w:id="24"/>
-    <w:bookmarkStart w:id="25" w:name="第14题"/>
+    <w:bookmarkEnd w:id="17"/>
+    <w:bookmarkStart w:id="18" w:name="第10题"/>
     <w:p>
       <w:pPr>
         <w:pStyle w:val="Heading3"/>
@@ -4982,7 +5020,7 @@
         <w:rPr>
           <w:rFonts w:hint="eastAsia" w:ascii="Times New Roman" w:hAnsi="Times New Roman" w:eastAsia="Times New Roman" w:cs="Times New Roman"/>
         </w:rPr>
-        <w:t>14</w:t>
+        <w:t>10</w:t>
       </w:r>
       <w:r>
         <w:rPr>
@@ -4998,408 +5036,8 @@
       <w:r>
         <w:rPr>
           <w:rFonts w:hint="eastAsia" w:ascii="Times New Roman" w:hAnsi="Times New Roman" w:eastAsia="FangSong" w:cs="Times New Roman"/>
-          <w:b/>
-          <w:bCs/>
-        </w:rPr>
-        <w:t xml:space="preserve">题目</w:t>
-      </w:r>
-      <w:r>
-        <w:rPr>
-          <w:rFonts w:hint="eastAsia" w:ascii="Times New Roman" w:hAnsi="Times New Roman" w:eastAsia="Times New Roman" w:cs="Times New Roman"/>
-        </w:rPr>
-        <w:t xml:space="preserve">：</w:t>
-      </w:r>
-      <w:r>
-        <w:rPr>
-          <w:rFonts w:ascii="Times New Roman" w:hAnsi="Times New Roman" w:eastAsia="Times New Roman" w:cs="Times New Roman"/>
-        </w:rPr>
-        <w:t xml:space="preserve"> </w:t>
-      </w:r>
-      <w:r>
-        <w:rPr>
-          <w:rFonts w:hint="eastAsia" w:ascii="Times New Roman" w:hAnsi="Times New Roman" w:eastAsia="FangSong" w:cs="Times New Roman"/>
-        </w:rPr>
-        <w:t xml:space="preserve">有三种配合物</w:t>
-      </w:r>
-      <w:r>
-        <w:rPr>
-          <w:rFonts w:ascii="Times New Roman" w:hAnsi="Times New Roman" w:eastAsia="Times New Roman" w:cs="Times New Roman"/>
-        </w:rPr>
-        <w:t xml:space="preserve"> </w:t>
-      </w:r>
-      <w:r>
-        <w:rPr>
-          <w:rFonts w:hint="eastAsia" w:ascii="Times New Roman" w:hAnsi="Times New Roman" w:eastAsia="Times New Roman" w:cs="Times New Roman"/>
-        </w:rPr>
-        <w:t>A、B、C，</w:t>
-      </w:r>
-      <w:r>
-        <w:rPr>
-          <w:rFonts w:hint="eastAsia" w:ascii="Times New Roman" w:hAnsi="Times New Roman" w:eastAsia="FangSong" w:cs="Times New Roman"/>
-        </w:rPr>
-        <w:t>它们互为水合异构体</w:t>
-      </w:r>
-      <w:r>
-        <w:rPr>
-          <w:rFonts w:hint="eastAsia" w:ascii="Times New Roman" w:hAnsi="Times New Roman" w:eastAsia="Times New Roman" w:cs="Times New Roman"/>
-        </w:rPr>
-        <w:t>，</w:t>
-      </w:r>
-      <w:r>
-        <w:rPr>
-          <w:rFonts w:hint="eastAsia" w:ascii="Times New Roman" w:hAnsi="Times New Roman" w:eastAsia="FangSong" w:cs="Times New Roman"/>
-        </w:rPr>
-        <w:t>均含同种金属</w:t>
-      </w:r>
-      <w:r>
-        <w:rPr>
-          <w:rFonts w:ascii="Times New Roman" w:hAnsi="Times New Roman" w:eastAsia="Times New Roman" w:cs="Times New Roman"/>
-        </w:rPr>
-        <w:t xml:space="preserve"> </w:t>
-      </w:r>
-      <w:r>
-        <w:rPr>
-          <w:rFonts w:hint="eastAsia" w:ascii="Times New Roman" w:hAnsi="Times New Roman" w:eastAsia="Times New Roman" w:cs="Times New Roman"/>
-        </w:rPr>
-        <w:t>D，</w:t>
-      </w:r>
-      <w:r>
-        <w:rPr>
-          <w:rFonts w:hint="eastAsia" w:ascii="Times New Roman" w:hAnsi="Times New Roman" w:eastAsia="FangSong" w:cs="Times New Roman"/>
-        </w:rPr>
-        <w:t>该金属的单质是金属中最硬的</w:t>
-      </w:r>
-      <w:r>
-        <w:rPr>
-          <w:rFonts w:hint="eastAsia" w:ascii="Times New Roman" w:hAnsi="Times New Roman" w:eastAsia="Times New Roman" w:cs="Times New Roman"/>
-        </w:rPr>
-        <w:t>，</w:t>
-      </w:r>
-      <w:r>
-        <w:rPr>
-          <w:rFonts w:hint="eastAsia" w:ascii="Times New Roman" w:hAnsi="Times New Roman" w:eastAsia="FangSong" w:cs="Times New Roman"/>
-        </w:rPr>
-        <w:t>其良好的光泽和耐腐蚀性常用于电镀工业和钢材制造</w:t>
-      </w:r>
-      <w:r>
-        <w:rPr>
-          <w:rFonts w:hint="eastAsia" w:ascii="Times New Roman" w:hAnsi="Times New Roman" w:eastAsia="Times New Roman" w:cs="Times New Roman"/>
-        </w:rPr>
-        <w:t>。</w:t>
-      </w:r>
-      <w:r>
-        <w:rPr>
-          <w:rFonts w:hint="eastAsia" w:ascii="Times New Roman" w:hAnsi="Times New Roman" w:eastAsia="FangSong" w:cs="Times New Roman"/>
-        </w:rPr>
-        <w:t>已知</w:t>
-      </w:r>
-      <w:r>
-        <w:rPr>
-          <w:rFonts w:ascii="Times New Roman" w:hAnsi="Times New Roman" w:eastAsia="Times New Roman" w:cs="Times New Roman"/>
-        </w:rPr>
-        <w:t xml:space="preserve"> A、B、C </w:t>
-      </w:r>
-      <w:r>
-        <w:rPr>
-          <w:rFonts w:hint="eastAsia" w:ascii="Times New Roman" w:hAnsi="Times New Roman" w:eastAsia="FangSong" w:cs="Times New Roman"/>
-        </w:rPr>
-        <w:t>的阴离子相同</w:t>
-      </w:r>
-      <w:r>
-        <w:rPr>
-          <w:rFonts w:hint="eastAsia" w:ascii="Times New Roman" w:hAnsi="Times New Roman" w:eastAsia="Times New Roman" w:cs="Times New Roman"/>
-        </w:rPr>
-        <w:t>，</w:t>
-      </w:r>
-      <w:r>
-        <w:rPr>
-          <w:rFonts w:hint="eastAsia" w:ascii="Times New Roman" w:hAnsi="Times New Roman" w:eastAsia="FangSong" w:cs="Times New Roman"/>
-        </w:rPr>
-        <w:t>阳离子电荷量分别为</w:t>
-      </w:r>
-      <w:r>
-        <w:rPr>
-          <w:rFonts w:ascii="Times New Roman" w:hAnsi="Times New Roman" w:eastAsia="Times New Roman" w:cs="Times New Roman"/>
-        </w:rPr>
-        <w:t xml:space="preserve"> </w:t>
-      </w:r>
-      <w:r>
-        <w:rPr>
-          <w:rFonts w:hint="eastAsia" w:ascii="Times New Roman" w:hAnsi="Times New Roman" w:eastAsia="Times New Roman" w:cs="Times New Roman"/>
-        </w:rPr>
-        <w:t xml:space="preserve">+3、+2、+1，D</w:t>
-      </w:r>
-      <w:r>
-        <w:rPr>
-          <w:rFonts w:ascii="Times New Roman" w:hAnsi="Times New Roman" w:eastAsia="Times New Roman" w:cs="Times New Roman"/>
-        </w:rPr>
-        <w:t xml:space="preserve"> </w:t>
-      </w:r>
-      <w:r>
-        <w:rPr>
-          <w:rFonts w:hint="eastAsia" w:ascii="Times New Roman" w:hAnsi="Times New Roman" w:eastAsia="FangSong" w:cs="Times New Roman"/>
-        </w:rPr>
-        <w:t xml:space="preserve">的质量分数为</w:t>
-      </w:r>
-      <w:r>
-        <w:rPr>
-          <w:rFonts w:ascii="Times New Roman" w:hAnsi="Times New Roman" w:eastAsia="Times New Roman" w:cs="Times New Roman"/>
-        </w:rPr>
-        <w:t xml:space="preserve"> 19.52%。</w:t>
-      </w:r>
-    </w:p>
-    <w:p>
-      <w:pPr>
-        <w:pStyle w:val="Compact"/>
-        <w:numPr>
-          <w:ilvl w:val="0"/>
-          <w:numId w:val="1007"/>
-        </w:numPr>
-      </w:pPr>
-      <w:r>
-        <w:rPr>
-          <w:rFonts w:hint="eastAsia" w:ascii="Times New Roman" w:hAnsi="Times New Roman" w:eastAsia="FangSong" w:cs="Times New Roman"/>
-        </w:rPr>
-        <w:t xml:space="preserve">写出能表示</w:t>
-      </w:r>
-      <w:r>
-        <w:rPr>
-          <w:rFonts w:ascii="Times New Roman" w:hAnsi="Times New Roman" w:eastAsia="Times New Roman" w:cs="Times New Roman"/>
-        </w:rPr>
-        <w:t xml:space="preserve"> A、B、C </w:t>
-      </w:r>
-      <w:r>
-        <w:rPr>
-          <w:rFonts w:hint="eastAsia" w:ascii="Times New Roman" w:hAnsi="Times New Roman" w:eastAsia="FangSong" w:cs="Times New Roman"/>
-        </w:rPr>
-        <w:t xml:space="preserve">结构的化学式并指出</w:t>
-      </w:r>
-      <w:r>
-        <w:rPr>
-          <w:rFonts w:ascii="Times New Roman" w:hAnsi="Times New Roman" w:eastAsia="Times New Roman" w:cs="Times New Roman"/>
-        </w:rPr>
-        <w:t xml:space="preserve"> A </w:t>
-      </w:r>
-      <w:r>
-        <w:rPr>
-          <w:rFonts w:hint="eastAsia" w:ascii="Times New Roman" w:hAnsi="Times New Roman" w:eastAsia="FangSong" w:cs="Times New Roman"/>
-        </w:rPr>
-        <w:t>中阳离子的构型</w:t>
-      </w:r>
-      <w:r>
-        <w:rPr>
-          <w:rFonts w:hint="eastAsia" w:ascii="Times New Roman" w:hAnsi="Times New Roman" w:eastAsia="Times New Roman" w:cs="Times New Roman"/>
-        </w:rPr>
-        <w:t>。</w:t>
-      </w:r>
-    </w:p>
-    <w:p>
-      <w:pPr>
-        <w:pStyle w:val="Compact"/>
-        <w:numPr>
-          <w:ilvl w:val="0"/>
-          <w:numId w:val="1007"/>
-        </w:numPr>
-      </w:pPr>
-      <w:r>
-        <w:rPr>
-          <w:rFonts w:ascii="Times New Roman" w:hAnsi="Times New Roman" w:eastAsia="Times New Roman" w:cs="Times New Roman"/>
-        </w:rPr>
-        <w:t xml:space="preserve">A </w:t>
-      </w:r>
-      <w:r>
-        <w:rPr>
-          <w:rFonts w:hint="eastAsia" w:ascii="Times New Roman" w:hAnsi="Times New Roman" w:eastAsia="FangSong" w:cs="Times New Roman"/>
-        </w:rPr>
-        <w:t>的水溶液若加入少量碱可生成某种双核配合物</w:t>
-      </w:r>
-      <w:r>
-        <w:rPr>
-          <w:rFonts w:hint="eastAsia" w:ascii="Times New Roman" w:hAnsi="Times New Roman" w:eastAsia="Times New Roman" w:cs="Times New Roman"/>
-        </w:rPr>
-        <w:t>,</w:t>
-      </w:r>
-      <w:r>
-        <w:rPr>
-          <w:rFonts w:ascii="Times New Roman" w:hAnsi="Times New Roman" w:eastAsia="Times New Roman" w:cs="Times New Roman"/>
-        </w:rPr>
-        <w:t xml:space="preserve"> </w:t>
-      </w:r>
-      <w:r>
-        <w:rPr>
-          <w:rFonts w:hint="eastAsia" w:ascii="Times New Roman" w:hAnsi="Times New Roman" w:eastAsia="FangSong" w:cs="Times New Roman"/>
-        </w:rPr>
-        <w:t xml:space="preserve">其阳离子中</w:t>
-      </w:r>
-      <w:r>
-        <w:rPr>
-          <w:rFonts w:ascii="Times New Roman" w:hAnsi="Times New Roman" w:eastAsia="Times New Roman" w:cs="Times New Roman"/>
-        </w:rPr>
-        <w:t xml:space="preserve"> D </w:t>
-      </w:r>
-      <w:r>
-        <w:rPr>
-          <w:rFonts w:hint="eastAsia" w:ascii="Times New Roman" w:hAnsi="Times New Roman" w:eastAsia="FangSong" w:cs="Times New Roman"/>
-        </w:rPr>
-        <w:t xml:space="preserve">的质量分数为</w:t>
-      </w:r>
-      <w:r>
-        <w:rPr>
-          <w:rFonts w:ascii="Times New Roman" w:hAnsi="Times New Roman" w:eastAsia="Times New Roman" w:cs="Times New Roman"/>
-        </w:rPr>
-        <w:t xml:space="preserve"> 36.87%, </w:t>
-      </w:r>
-      <w:r>
-        <w:rPr>
-          <w:rFonts w:hint="eastAsia" w:ascii="Times New Roman" w:hAnsi="Times New Roman" w:eastAsia="FangSong" w:cs="Times New Roman"/>
-        </w:rPr>
-        <w:t>请写出该阳离子的化学式并画出其结构</w:t>
-      </w:r>
-      <w:r>
-        <w:rPr>
-          <w:rFonts w:hint="eastAsia" w:ascii="Times New Roman" w:hAnsi="Times New Roman" w:eastAsia="Times New Roman" w:cs="Times New Roman"/>
-        </w:rPr>
-        <w:t>。</w:t>
-      </w:r>
-    </w:p>
-    <w:p>
-      <w:pPr>
-        <w:pStyle w:val="FirstParagraph"/>
-      </w:pPr>
-      <w:r>
-        <w:rPr>
-          <w:rFonts w:hint="eastAsia" w:ascii="Times New Roman" w:hAnsi="Times New Roman" w:eastAsia="FangSong" w:cs="Times New Roman"/>
-          <w:b/>
-          <w:bCs/>
-        </w:rPr>
-        <w:t xml:space="preserve">来源</w:t>
-      </w:r>
-      <w:r>
-        <w:rPr>
-          <w:rFonts w:hint="eastAsia" w:ascii="Times New Roman" w:hAnsi="Times New Roman" w:eastAsia="Times New Roman" w:cs="Times New Roman"/>
-        </w:rPr>
-        <w:t>：</w:t>
-      </w:r>
-      <w:r>
-        <w:rPr>
-          <w:rFonts w:hint="eastAsia" w:ascii="Times New Roman" w:hAnsi="Times New Roman" w:eastAsia="FangSong" w:cs="Times New Roman"/>
-        </w:rPr>
-        <w:t>化学竞赛初赛讲义</w:t>
-      </w:r>
-      <w:r>
-        <w:rPr>
-          <w:rFonts w:ascii="Times New Roman" w:hAnsi="Times New Roman" w:eastAsia="Times New Roman" w:cs="Times New Roman"/>
-        </w:rPr>
-        <w:t xml:space="preserve"> </w:t>
-      </w:r>
-      <w:r>
-        <w:rPr>
-          <w:rFonts w:hint="eastAsia" w:ascii="Times New Roman" w:hAnsi="Times New Roman" w:eastAsia="FangSong" w:cs="Times New Roman"/>
-        </w:rPr>
-        <w:t>第</w:t>
-      </w:r>
-      <w:r>
-        <w:rPr>
-          <w:rFonts w:hint="eastAsia" w:ascii="Times New Roman" w:hAnsi="Times New Roman" w:eastAsia="Times New Roman" w:cs="Times New Roman"/>
-        </w:rPr>
-        <w:t>4</w:t>
-      </w:r>
-      <w:r>
-        <w:rPr>
-          <w:rFonts w:hint="eastAsia" w:ascii="Times New Roman" w:hAnsi="Times New Roman" w:eastAsia="FangSong" w:cs="Times New Roman"/>
-        </w:rPr>
-        <w:t>讲</w:t>
-      </w:r>
-      <w:r>
-        <w:rPr>
-          <w:rFonts w:ascii="Times New Roman" w:hAnsi="Times New Roman" w:eastAsia="Times New Roman" w:cs="Times New Roman"/>
-        </w:rPr>
-        <w:t xml:space="preserve"> </w:t>
-      </w:r>
-      <w:r>
-        <w:rPr>
-          <w:rFonts w:hint="eastAsia" w:ascii="Times New Roman" w:hAnsi="Times New Roman" w:eastAsia="FangSong" w:cs="Times New Roman"/>
-        </w:rPr>
-        <w:t>第</w:t>
-      </w:r>
-      <w:r>
-        <w:rPr>
-          <w:rFonts w:hint="eastAsia" w:ascii="Times New Roman" w:hAnsi="Times New Roman" w:eastAsia="Times New Roman" w:cs="Times New Roman"/>
-        </w:rPr>
-        <w:t>4</w:t>
-      </w:r>
-      <w:r>
-        <w:rPr>
-          <w:rFonts w:hint="eastAsia" w:ascii="Times New Roman" w:hAnsi="Times New Roman" w:eastAsia="FangSong" w:cs="Times New Roman"/>
-        </w:rPr>
-        <w:t>讲习题</w:t>
-      </w:r>
-    </w:p>
-    <w:p>
-      <w:pPr>
-        <w:spacing w:before="160" w:after="80"/>
-      </w:pPr>
-      <w:r>
-        <w:pict>
-          <v:rect style="width:0;height:1.5pt" o:hralign="center" o:hrstd="t" o:hr="t"/>
-        </w:pict>
-      </w:r>
-    </w:p>
-    <w:bookmarkEnd w:id="25"/>
-    <w:bookmarkStart w:id="26" w:name="第15题"/>
-    <w:p>
-      <w:pPr>
-        <w:pStyle w:val="Heading3"/>
-        <w:spacing w:before="280" w:after="120"/>
-      </w:pPr>
-      <w:r>
-        <w:rPr>
-          <w:rFonts w:hint="eastAsia" w:ascii="Times New Roman" w:hAnsi="Times New Roman" w:eastAsia="SimHei" w:cs="Times New Roman"/>
-        </w:rPr>
-        <w:t>第</w:t>
-      </w:r>
-      <w:r>
-        <w:rPr>
-          <w:rFonts w:hint="eastAsia" w:ascii="Times New Roman" w:hAnsi="Times New Roman" w:eastAsia="Times New Roman" w:cs="Times New Roman"/>
-        </w:rPr>
-        <w:t>15</w:t>
-      </w:r>
-      <w:r>
-        <w:rPr>
-          <w:rFonts w:hint="eastAsia" w:ascii="Times New Roman" w:hAnsi="Times New Roman" w:eastAsia="SimHei" w:cs="Times New Roman"/>
-        </w:rPr>
-        <w:t>题</w:t>
-      </w:r>
-    </w:p>
-    <w:p>
-      <w:pPr>
-        <w:pStyle w:val="FirstParagraph"/>
-      </w:pPr>
-      <w:r>
-        <w:rPr>
-          <w:rFonts w:hint="eastAsia" w:ascii="Times New Roman" w:hAnsi="Times New Roman" w:eastAsia="FangSong" w:cs="Times New Roman"/>
-          <w:b/>
-          <w:bCs/>
-        </w:rPr>
-        <w:t xml:space="preserve">题目</w:t>
-      </w:r>
-      <w:r>
-        <w:rPr>
-          <w:rFonts w:hint="eastAsia" w:ascii="Times New Roman" w:hAnsi="Times New Roman" w:eastAsia="Times New Roman" w:cs="Times New Roman"/>
-        </w:rPr>
-        <w:t xml:space="preserve">：</w:t>
-      </w:r>
-      <w:r>
-        <w:rPr>
-          <w:rFonts w:ascii="Times New Roman" w:hAnsi="Times New Roman" w:eastAsia="Times New Roman" w:cs="Times New Roman"/>
-        </w:rPr>
-        <w:t xml:space="preserve"> </w:t>
-      </w:r>
-      <w:r>
-        <w:rPr>
-          <w:rFonts w:hint="eastAsia" w:ascii="Times New Roman" w:hAnsi="Times New Roman" w:eastAsia="FangSong" w:cs="Times New Roman"/>
-        </w:rPr>
-        <w:t xml:space="preserve">在</w:t>
+        </w:rPr>
+        <w:t xml:space="preserve">已知正常的铜晶胞属于</w:t>
       </w:r>
       <w:r>
         <w:rPr>
@@ -5409,25 +5047,10 @@
       </w:r>
       <m:oMath>
         <m:r>
-          <m:t>N</m:t>
-        </m:r>
-        <m:sSub>
-          <m:e>
-            <m:r>
-              <m:t>H</m:t>
-            </m:r>
-          </m:e>
-          <m:sub>
-            <m:r>
-              <m:t>4</m:t>
-            </m:r>
-          </m:sub>
-        </m:sSub>
-        <m:r>
-          <m:t>C</m:t>
-        </m:r>
-        <m:r>
-          <m:t>l</m:t>
+          <m:t>c</m:t>
+        </m:r>
+        <m:r>
+          <m:t>F</m:t>
         </m:r>
       </m:oMath>
       <w:r>
@@ -5438,309 +5061,9 @@
       </w:r>
       <w:r>
         <w:rPr>
-          <w:rFonts w:hint="eastAsia" w:ascii="Times New Roman" w:hAnsi="Times New Roman" w:eastAsia="FangSong" w:cs="Times New Roman"/>
-        </w:rPr>
-        <w:t xml:space="preserve">水溶液中用空气氧化</w:t>
-      </w:r>
-      <w:r>
-        <w:rPr>
-          <w:rFonts w:ascii="Times New Roman" w:hAnsi="Times New Roman" w:eastAsia="Times New Roman" w:cs="Times New Roman"/>
-        </w:rPr>
-        <w:t xml:space="preserve"> </w:t>
-      </w:r>
-      <m:oMath>
-        <m:r>
-          <m:t>C</m:t>
-        </m:r>
-        <m:r>
-          <m:t>o</m:t>
-        </m:r>
-        <m:r>
-          <m:t>C</m:t>
-        </m:r>
-        <m:sSub>
-          <m:e>
-            <m:r>
-              <m:t>O</m:t>
-            </m:r>
-          </m:e>
-          <m:sub>
-            <m:r>
-              <m:t>3</m:t>
-            </m:r>
-          </m:sub>
-        </m:sSub>
-      </m:oMath>
-      <w:r>
-        <w:rPr>
-          <w:rFonts w:ascii="Times New Roman" w:hAnsi="Times New Roman" w:eastAsia="Times New Roman" w:cs="Times New Roman"/>
-        </w:rPr>
-        <w:t xml:space="preserve"> </w:t>
-      </w:r>
-      <w:r>
-        <w:rPr>
-          <w:rFonts w:hint="eastAsia" w:ascii="Times New Roman" w:hAnsi="Times New Roman" w:eastAsia="Times New Roman" w:cs="Times New Roman"/>
-        </w:rPr>
-        <w:t>，</w:t>
-      </w:r>
-      <w:r>
-        <w:rPr>
-          <w:rFonts w:hint="eastAsia" w:ascii="Times New Roman" w:hAnsi="Times New Roman" w:eastAsia="FangSong" w:cs="Times New Roman"/>
-        </w:rPr>
-        <w:t>得到一种有红色光泽的晶体</w:t>
-      </w:r>
-      <w:r>
-        <w:rPr>
-          <w:rFonts w:ascii="Times New Roman" w:hAnsi="Times New Roman" w:eastAsia="Times New Roman" w:cs="Times New Roman"/>
-        </w:rPr>
-        <w:t xml:space="preserve"> A。A </w:t>
-      </w:r>
-      <w:r>
-        <w:rPr>
-          <w:rFonts w:hint="eastAsia" w:ascii="Times New Roman" w:hAnsi="Times New Roman" w:eastAsia="FangSong" w:cs="Times New Roman"/>
-        </w:rPr>
-        <w:t>不带结晶水</w:t>
-      </w:r>
-      <w:r>
-        <w:rPr>
-          <w:rFonts w:hint="eastAsia" w:ascii="Times New Roman" w:hAnsi="Times New Roman" w:eastAsia="Times New Roman" w:cs="Times New Roman"/>
-        </w:rPr>
-        <w:t>，</w:t>
-      </w:r>
-      <w:r>
-        <w:rPr>
-          <w:rFonts w:hint="eastAsia" w:ascii="Times New Roman" w:hAnsi="Times New Roman" w:eastAsia="FangSong" w:cs="Times New Roman"/>
-        </w:rPr>
-        <w:t>且</w:t>
-      </w:r>
-      <w:r>
-        <w:rPr>
-          <w:rFonts w:ascii="Times New Roman" w:hAnsi="Times New Roman" w:eastAsia="Times New Roman" w:cs="Times New Roman"/>
-        </w:rPr>
-        <w:t xml:space="preserve"> 4.45g A </w:t>
-      </w:r>
-      <w:r>
-        <w:rPr>
-          <w:rFonts w:hint="eastAsia" w:ascii="Times New Roman" w:hAnsi="Times New Roman" w:eastAsia="FangSong" w:cs="Times New Roman"/>
-        </w:rPr>
-        <w:t xml:space="preserve">能够与</w:t>
-      </w:r>
-      <w:r>
-        <w:rPr>
-          <w:rFonts w:ascii="Times New Roman" w:hAnsi="Times New Roman" w:eastAsia="Times New Roman" w:cs="Times New Roman"/>
-        </w:rPr>
-        <w:t xml:space="preserve"> 40.0mL 0.5000mol/L</w:t>
-      </w:r>
-      <w:r>
-        <w:rPr>
-          <w:rFonts w:ascii="Times New Roman" w:hAnsi="Times New Roman" w:eastAsia="Times New Roman" w:cs="Times New Roman"/>
-        </w:rPr>
-        <w:t xml:space="preserve"> </w:t>
-      </w:r>
-      <m:oMath>
-        <m:r>
-          <m:t>A</m:t>
-        </m:r>
-        <m:r>
-          <m:t>g</m:t>
-        </m:r>
-        <m:r>
-          <m:t>N</m:t>
-        </m:r>
-        <m:sSub>
-          <m:e>
-            <m:r>
-              <m:t>O</m:t>
-            </m:r>
-          </m:e>
-          <m:sub>
-            <m:r>
-              <m:t>3</m:t>
-            </m:r>
-          </m:sub>
-        </m:sSub>
-      </m:oMath>
-      <w:r>
-        <w:rPr>
-          <w:rFonts w:ascii="Times New Roman" w:hAnsi="Times New Roman" w:eastAsia="Times New Roman" w:cs="Times New Roman"/>
-        </w:rPr>
-        <w:t xml:space="preserve"> </w:t>
-      </w:r>
-      <w:r>
-        <w:rPr>
-          <w:rFonts w:hint="eastAsia" w:ascii="Times New Roman" w:hAnsi="Times New Roman" w:eastAsia="FangSong" w:cs="Times New Roman"/>
-        </w:rPr>
-        <w:t>溶液完全反应</w:t>
-      </w:r>
-      <w:r>
-        <w:rPr>
-          <w:rFonts w:hint="eastAsia" w:ascii="Times New Roman" w:hAnsi="Times New Roman" w:eastAsia="Times New Roman" w:cs="Times New Roman"/>
-        </w:rPr>
-        <w:t>。</w:t>
-      </w:r>
-      <w:r>
-        <w:rPr>
-          <w:rFonts w:hint="eastAsia" w:ascii="Times New Roman" w:hAnsi="Times New Roman" w:eastAsia="FangSong" w:cs="Times New Roman"/>
-        </w:rPr>
-        <w:t>将</w:t>
-      </w:r>
-      <w:r>
-        <w:rPr>
-          <w:rFonts w:ascii="Times New Roman" w:hAnsi="Times New Roman" w:eastAsia="Times New Roman" w:cs="Times New Roman"/>
-        </w:rPr>
-        <w:t xml:space="preserve"> A </w:t>
-      </w:r>
-      <w:r>
-        <w:rPr>
-          <w:rFonts w:hint="eastAsia" w:ascii="Times New Roman" w:hAnsi="Times New Roman" w:eastAsia="FangSong" w:cs="Times New Roman"/>
-        </w:rPr>
-        <w:t xml:space="preserve">的固体在</w:t>
-      </w:r>
-      <w:r>
-        <w:rPr>
-          <w:rFonts w:ascii="Times New Roman" w:hAnsi="Times New Roman" w:eastAsia="Times New Roman" w:cs="Times New Roman"/>
-        </w:rPr>
-        <w:t xml:space="preserve"> </w:t>
-      </w:r>
-      <m:oMath>
-        <m:sSup>
-          <m:e>
-            <m:r>
-              <m:t>0</m:t>
-            </m:r>
-          </m:e>
-          <m:sup>
-            <m:r>
-              <m:rPr>
-                <m:sty m:val="p"/>
-              </m:rPr>
-              <m:t>∘</m:t>
-            </m:r>
-          </m:sup>
-        </m:sSup>
-        <m:r>
-          <m:t>C</m:t>
-        </m:r>
-      </m:oMath>
-      <w:r>
-        <w:rPr>
-          <w:rFonts w:ascii="Times New Roman" w:hAnsi="Times New Roman" w:eastAsia="Times New Roman" w:cs="Times New Roman"/>
-        </w:rPr>
-        <w:t xml:space="preserve"> </w:t>
-      </w:r>
-      <w:r>
-        <w:rPr>
-          <w:rFonts w:hint="eastAsia" w:ascii="Times New Roman" w:hAnsi="Times New Roman" w:eastAsia="FangSong" w:cs="Times New Roman"/>
-        </w:rPr>
-        <w:t xml:space="preserve">下加入用</w:t>
-      </w:r>
-      <w:r>
-        <w:rPr>
-          <w:rFonts w:ascii="Times New Roman" w:hAnsi="Times New Roman" w:eastAsia="Times New Roman" w:cs="Times New Roman"/>
-        </w:rPr>
-        <w:t xml:space="preserve"> HCl </w:t>
-      </w:r>
-      <w:r>
-        <w:rPr>
-          <w:rFonts w:hint="eastAsia" w:ascii="Times New Roman" w:hAnsi="Times New Roman" w:eastAsia="FangSong" w:cs="Times New Roman"/>
-        </w:rPr>
-        <w:t>饱和的无水乙醇中</w:t>
-      </w:r>
-      <w:r>
-        <w:rPr>
-          <w:rFonts w:hint="eastAsia" w:ascii="Times New Roman" w:hAnsi="Times New Roman" w:eastAsia="Times New Roman" w:cs="Times New Roman"/>
-        </w:rPr>
-        <w:t>，</w:t>
-      </w:r>
-      <w:r>
-        <w:rPr>
-          <w:rFonts w:hint="eastAsia" w:ascii="Times New Roman" w:hAnsi="Times New Roman" w:eastAsia="FangSong" w:cs="Times New Roman"/>
-        </w:rPr>
-        <w:t>得到一种蓝黑色固体混合物</w:t>
-      </w:r>
-      <w:r>
-        <w:rPr>
-          <w:rFonts w:hint="eastAsia" w:ascii="Times New Roman" w:hAnsi="Times New Roman" w:eastAsia="Times New Roman" w:cs="Times New Roman"/>
-        </w:rPr>
-        <w:t>。</w:t>
-      </w:r>
-      <w:r>
-        <w:rPr>
-          <w:rFonts w:hint="eastAsia" w:ascii="Times New Roman" w:hAnsi="Times New Roman" w:eastAsia="FangSong" w:cs="Times New Roman"/>
-        </w:rPr>
-        <w:t>将这种混合物过滤并用乙醇洗涤</w:t>
-      </w:r>
-      <w:r>
-        <w:rPr>
-          <w:rFonts w:hint="eastAsia" w:ascii="Times New Roman" w:hAnsi="Times New Roman" w:eastAsia="Times New Roman" w:cs="Times New Roman"/>
-        </w:rPr>
-        <w:t>，</w:t>
-      </w:r>
-      <w:r>
-        <w:rPr>
-          <w:rFonts w:hint="eastAsia" w:ascii="Times New Roman" w:hAnsi="Times New Roman" w:eastAsia="FangSong" w:cs="Times New Roman"/>
-        </w:rPr>
-        <w:t>再用冷水洗涤</w:t>
-      </w:r>
-      <w:r>
-        <w:rPr>
-          <w:rFonts w:hint="eastAsia" w:ascii="Times New Roman" w:hAnsi="Times New Roman" w:eastAsia="Times New Roman" w:cs="Times New Roman"/>
-        </w:rPr>
-        <w:t>，</w:t>
-      </w:r>
-      <w:r>
-        <w:rPr>
-          <w:rFonts w:hint="eastAsia" w:ascii="Times New Roman" w:hAnsi="Times New Roman" w:eastAsia="FangSong" w:cs="Times New Roman"/>
-        </w:rPr>
-        <w:t>经过进一步纯化</w:t>
-      </w:r>
-      <w:r>
-        <w:rPr>
-          <w:rFonts w:hint="eastAsia" w:ascii="Times New Roman" w:hAnsi="Times New Roman" w:eastAsia="Times New Roman" w:cs="Times New Roman"/>
-        </w:rPr>
-        <w:t>，</w:t>
-      </w:r>
-      <w:r>
-        <w:rPr>
-          <w:rFonts w:hint="eastAsia" w:ascii="Times New Roman" w:hAnsi="Times New Roman" w:eastAsia="FangSong" w:cs="Times New Roman"/>
-        </w:rPr>
-        <w:t>得到的主要产物是紫黑色晶体</w:t>
-      </w:r>
-      <w:r>
-        <w:rPr>
-          <w:rFonts w:ascii="Times New Roman" w:hAnsi="Times New Roman" w:eastAsia="Times New Roman" w:cs="Times New Roman"/>
-        </w:rPr>
-        <w:t xml:space="preserve"> </w:t>
-      </w:r>
-      <w:r>
-        <w:rPr>
-          <w:rFonts w:hint="eastAsia" w:ascii="Times New Roman" w:hAnsi="Times New Roman" w:eastAsia="Times New Roman" w:cs="Times New Roman"/>
-        </w:rPr>
-        <w:t xml:space="preserve">B，B</w:t>
-      </w:r>
-      <w:r>
-        <w:rPr>
-          <w:rFonts w:ascii="Times New Roman" w:hAnsi="Times New Roman" w:eastAsia="Times New Roman" w:cs="Times New Roman"/>
-        </w:rPr>
-        <w:t xml:space="preserve"> </w:t>
-      </w:r>
-      <w:r>
-        <w:rPr>
-          <w:rFonts w:hint="eastAsia" w:ascii="Times New Roman" w:hAnsi="Times New Roman" w:eastAsia="FangSong" w:cs="Times New Roman"/>
-        </w:rPr>
-        <w:t>中带有非整比的结晶水</w:t>
-      </w:r>
-      <w:r>
-        <w:rPr>
-          <w:rFonts w:hint="eastAsia" w:ascii="Times New Roman" w:hAnsi="Times New Roman" w:eastAsia="Times New Roman" w:cs="Times New Roman"/>
-        </w:rPr>
-        <w:t>，</w:t>
-      </w:r>
-      <w:r>
-        <w:rPr>
-          <w:rFonts w:hint="eastAsia" w:ascii="Times New Roman" w:hAnsi="Times New Roman" w:eastAsia="FangSong" w:cs="Times New Roman"/>
-        </w:rPr>
-        <w:t>且</w:t>
+          <w:rFonts w:hint="eastAsia" w:ascii="Times New Roman" w:hAnsi="Times New Roman" w:eastAsia="Times New Roman" w:cs="Times New Roman"/>
+        </w:rPr>
+        <w:t xml:space="preserve">，</w:t>
       </w:r>
       <w:r>
         <w:rPr>
@@ -5758,6 +5081,1258 @@
           </m:ctrlPr>
         </m:oMathPr>
         <m:r>
+          <m:t>a</m:t>
+        </m:r>
+        <m:r>
+          <m:rPr>
+            <m:sty m:val="p"/>
+          </m:rPr>
+          <m:t>=</m:t>
+        </m:r>
+        <m:r>
+          <m:t>361.5</m:t>
+        </m:r>
+        <m:r>
+          <m:rPr>
+            <m:sty m:val="p"/>
+          </m:rPr>
+          <m:t>p</m:t>
+        </m:r>
+        <m:r>
+          <m:rPr>
+            <m:sty m:val="p"/>
+          </m:rPr>
+          <m:t>m</m:t>
+        </m:r>
+      </m:oMath>
+      <w:r>
+        <w:rPr>
+          <w:rFonts w:ascii="Times New Roman" w:hAnsi="Times New Roman" w:eastAsia="Times New Roman" w:cs="Times New Roman"/>
+        </w:rPr>
+        <w:t xml:space="preserve"> </w:t>
+      </w:r>
+      <w:r>
+        <w:rPr>
+          <w:rFonts w:hint="eastAsia" w:ascii="Times New Roman" w:hAnsi="Times New Roman" w:eastAsia="Times New Roman" w:cs="Times New Roman"/>
+        </w:rPr>
+        <w:t>，</w:t>
+      </w:r>
+      <w:r>
+        <w:rPr>
+          <w:rFonts w:hint="eastAsia" w:ascii="Times New Roman" w:hAnsi="Times New Roman" w:eastAsia="FangSong" w:cs="Times New Roman"/>
+        </w:rPr>
+        <w:t>计算铜原子之间的最短距离和密度</w:t>
+      </w:r>
+      <w:r>
+        <w:rPr>
+          <w:rFonts w:hint="eastAsia" w:ascii="Times New Roman" w:hAnsi="Times New Roman" w:eastAsia="Times New Roman" w:cs="Times New Roman"/>
+        </w:rPr>
+        <w:t>。</w:t>
+      </w:r>
+      <w:r>
+        <w:rPr>
+          <w:rFonts w:hint="eastAsia" w:ascii="Times New Roman" w:hAnsi="Times New Roman" w:eastAsia="FangSong" w:cs="Times New Roman"/>
+        </w:rPr>
+        <w:t>在某些条件下</w:t>
+      </w:r>
+      <w:r>
+        <w:rPr>
+          <w:rFonts w:hint="eastAsia" w:ascii="Times New Roman" w:hAnsi="Times New Roman" w:eastAsia="Times New Roman" w:cs="Times New Roman"/>
+        </w:rPr>
+        <w:t>，</w:t>
+      </w:r>
+      <w:r>
+        <w:rPr>
+          <w:rFonts w:hint="eastAsia" w:ascii="Times New Roman" w:hAnsi="Times New Roman" w:eastAsia="FangSong" w:cs="Times New Roman"/>
+        </w:rPr>
+        <w:t>铜原子晶胞会向某个晶轴方向膨胀</w:t>
+      </w:r>
+      <w:r>
+        <w:rPr>
+          <w:rFonts w:ascii="Times New Roman" w:hAnsi="Times New Roman" w:eastAsia="Times New Roman" w:cs="Times New Roman"/>
+        </w:rPr>
+        <w:t xml:space="preserve"> </w:t>
+      </w:r>
+      <m:oMath>
+        <m:r>
+          <m:t>10</m:t>
+        </m:r>
+        <m:r>
+          <m:rPr>
+            <m:sty m:val="p"/>
+          </m:rPr>
+          <m:t>%</m:t>
+        </m:r>
+      </m:oMath>
+      <w:r>
+        <w:rPr>
+          <w:rFonts w:ascii="Times New Roman" w:hAnsi="Times New Roman" w:eastAsia="Times New Roman" w:cs="Times New Roman"/>
+        </w:rPr>
+        <w:t xml:space="preserve"> </w:t>
+      </w:r>
+      <w:r>
+        <w:rPr>
+          <w:rFonts w:hint="eastAsia" w:ascii="Times New Roman" w:hAnsi="Times New Roman" w:eastAsia="Times New Roman" w:cs="Times New Roman"/>
+        </w:rPr>
+        <w:t>，</w:t>
+      </w:r>
+      <w:r>
+        <w:rPr>
+          <w:rFonts w:hint="eastAsia" w:ascii="Times New Roman" w:hAnsi="Times New Roman" w:eastAsia="FangSong" w:cs="Times New Roman"/>
+        </w:rPr>
+        <w:t>请问变形后的铜晶体属于何种点阵型式</w:t>
+      </w:r>
+      <w:r>
+        <w:rPr>
+          <w:rFonts w:hint="eastAsia" w:ascii="Times New Roman" w:hAnsi="Times New Roman" w:eastAsia="Times New Roman" w:cs="Times New Roman"/>
+        </w:rPr>
+        <w:t>，</w:t>
+      </w:r>
+      <w:r>
+        <w:rPr>
+          <w:rFonts w:hint="eastAsia" w:ascii="Times New Roman" w:hAnsi="Times New Roman" w:eastAsia="FangSong" w:cs="Times New Roman"/>
+        </w:rPr>
+        <w:t>晶胞体积为多少</w:t>
+      </w:r>
+      <w:r>
+        <w:rPr>
+          <w:rFonts w:hint="eastAsia" w:ascii="Times New Roman" w:hAnsi="Times New Roman" w:eastAsia="Times New Roman" w:cs="Times New Roman"/>
+        </w:rPr>
+        <w:t>？</w:t>
+      </w:r>
+    </w:p>
+    <w:p>
+      <w:pPr>
+        <w:spacing w:before="160" w:after="80"/>
+      </w:pPr>
+      <w:r>
+        <w:pict>
+          <v:rect style="width:0;height:1.5pt" o:hralign="center" o:hrstd="t" o:hr="t"/>
+        </w:pict>
+      </w:r>
+    </w:p>
+    <w:bookmarkEnd w:id="18"/>
+    <w:bookmarkStart w:id="19" w:name="第11题"/>
+    <w:p>
+      <w:pPr>
+        <w:pStyle w:val="Heading3"/>
+        <w:spacing w:before="280" w:after="120"/>
+      </w:pPr>
+      <w:r>
+        <w:rPr>
+          <w:rFonts w:hint="eastAsia" w:ascii="Times New Roman" w:hAnsi="Times New Roman" w:eastAsia="SimHei" w:cs="Times New Roman"/>
+        </w:rPr>
+        <w:t>第</w:t>
+      </w:r>
+      <w:r>
+        <w:rPr>
+          <w:rFonts w:hint="eastAsia" w:ascii="Times New Roman" w:hAnsi="Times New Roman" w:eastAsia="Times New Roman" w:cs="Times New Roman"/>
+        </w:rPr>
+        <w:t>11</w:t>
+      </w:r>
+      <w:r>
+        <w:rPr>
+          <w:rFonts w:hint="eastAsia" w:ascii="Times New Roman" w:hAnsi="Times New Roman" w:eastAsia="SimHei" w:cs="Times New Roman"/>
+        </w:rPr>
+        <w:t>题</w:t>
+      </w:r>
+    </w:p>
+    <w:p>
+      <w:pPr>
+        <w:pStyle w:val="FirstParagraph"/>
+      </w:pPr>
+      <w:r>
+        <w:rPr>
+          <w:rFonts w:hint="eastAsia" w:ascii="Times New Roman" w:hAnsi="Times New Roman" w:eastAsia="FangSong" w:cs="Times New Roman"/>
+        </w:rPr>
+        <w:t>现有一金属晶体</w:t>
+      </w:r>
+      <w:r>
+        <w:rPr>
+          <w:rFonts w:hint="eastAsia" w:ascii="Times New Roman" w:hAnsi="Times New Roman" w:eastAsia="Times New Roman" w:cs="Times New Roman"/>
+        </w:rPr>
+        <w:t>，</w:t>
+      </w:r>
+      <w:r>
+        <w:rPr>
+          <w:rFonts w:hint="eastAsia" w:ascii="Times New Roman" w:hAnsi="Times New Roman" w:eastAsia="FangSong" w:cs="Times New Roman"/>
+        </w:rPr>
+        <w:t>为边长</w:t>
+      </w:r>
+      <w:r>
+        <w:rPr>
+          <w:rFonts w:ascii="Times New Roman" w:hAnsi="Times New Roman" w:eastAsia="Times New Roman" w:cs="Times New Roman"/>
+        </w:rPr>
+        <w:t xml:space="preserve"> </w:t>
+      </w:r>
+      <m:oMath>
+        <m:r>
+          <m:t>1</m:t>
+        </m:r>
+        <m:r>
+          <m:rPr>
+            <m:sty m:val="p"/>
+          </m:rPr>
+          <m:t>m</m:t>
+        </m:r>
+        <m:r>
+          <m:rPr>
+            <m:sty m:val="p"/>
+          </m:rPr>
+          <m:t>m</m:t>
+        </m:r>
+      </m:oMath>
+      <w:r>
+        <w:rPr>
+          <w:rFonts w:ascii="Times New Roman" w:hAnsi="Times New Roman" w:eastAsia="Times New Roman" w:cs="Times New Roman"/>
+        </w:rPr>
+        <w:t xml:space="preserve"> </w:t>
+      </w:r>
+      <w:r>
+        <w:rPr>
+          <w:rFonts w:hint="eastAsia" w:ascii="Times New Roman" w:hAnsi="Times New Roman" w:eastAsia="FangSong" w:cs="Times New Roman"/>
+        </w:rPr>
+        <w:t>的立方体</w:t>
+      </w:r>
+      <w:r>
+        <w:rPr>
+          <w:rFonts w:hint="eastAsia" w:ascii="Times New Roman" w:hAnsi="Times New Roman" w:eastAsia="Times New Roman" w:cs="Times New Roman"/>
+        </w:rPr>
+        <w:t>。</w:t>
+      </w:r>
+      <w:r>
+        <w:rPr>
+          <w:rFonts w:hint="eastAsia" w:ascii="Times New Roman" w:hAnsi="Times New Roman" w:eastAsia="FangSong" w:cs="Times New Roman"/>
+        </w:rPr>
+        <w:t>经特殊加工得到边长为</w:t>
+      </w:r>
+      <w:r>
+        <w:rPr>
+          <w:rFonts w:ascii="Times New Roman" w:hAnsi="Times New Roman" w:eastAsia="Times New Roman" w:cs="Times New Roman"/>
+        </w:rPr>
+        <w:t xml:space="preserve"> </w:t>
+      </w:r>
+      <m:oMath>
+        <m:r>
+          <m:t>10</m:t>
+        </m:r>
+        <m:r>
+          <m:rPr>
+            <m:sty m:val="p"/>
+          </m:rPr>
+          <m:t>n</m:t>
+        </m:r>
+        <m:r>
+          <m:rPr>
+            <m:sty m:val="p"/>
+          </m:rPr>
+          <m:t>m</m:t>
+        </m:r>
+      </m:oMath>
+      <w:r>
+        <w:rPr>
+          <w:rFonts w:ascii="Times New Roman" w:hAnsi="Times New Roman" w:eastAsia="Times New Roman" w:cs="Times New Roman"/>
+        </w:rPr>
+        <w:t xml:space="preserve"> </w:t>
+      </w:r>
+      <w:r>
+        <w:rPr>
+          <w:rFonts w:hint="eastAsia" w:ascii="Times New Roman" w:hAnsi="Times New Roman" w:eastAsia="FangSong" w:cs="Times New Roman"/>
+        </w:rPr>
+        <w:t>的立方体的纳米材料</w:t>
+      </w:r>
+      <w:r>
+        <w:rPr>
+          <w:rFonts w:hint="eastAsia" w:ascii="Times New Roman" w:hAnsi="Times New Roman" w:eastAsia="Times New Roman" w:cs="Times New Roman"/>
+        </w:rPr>
+        <w:t>。</w:t>
+      </w:r>
+      <w:r>
+        <w:rPr>
+          <w:rFonts w:hint="eastAsia" w:ascii="Times New Roman" w:hAnsi="Times New Roman" w:eastAsia="FangSong" w:cs="Times New Roman"/>
+        </w:rPr>
+        <w:t>已知该金属为面心立方晶胞</w:t>
+      </w:r>
+      <w:r>
+        <w:rPr>
+          <w:rFonts w:hint="eastAsia" w:ascii="Times New Roman" w:hAnsi="Times New Roman" w:eastAsia="Times New Roman" w:cs="Times New Roman"/>
+        </w:rPr>
+        <w:t>(</w:t>
+      </w:r>
+      <w:r>
+        <w:rPr>
+          <w:rFonts w:hint="eastAsia" w:ascii="Times New Roman" w:hAnsi="Times New Roman" w:eastAsia="FangSong" w:cs="Times New Roman"/>
+        </w:rPr>
+        <w:t>如图所示</w:t>
+      </w:r>
+      <w:r>
+        <w:rPr>
+          <w:rFonts w:hint="eastAsia" w:ascii="Times New Roman" w:hAnsi="Times New Roman" w:eastAsia="Times New Roman" w:cs="Times New Roman"/>
+        </w:rPr>
+        <w:t>)，</w:t>
+      </w:r>
+      <w:r>
+        <w:rPr>
+          <w:rFonts w:hint="eastAsia" w:ascii="Times New Roman" w:hAnsi="Times New Roman" w:eastAsia="FangSong" w:cs="Times New Roman"/>
+        </w:rPr>
+        <w:t>晶胞参数</w:t>
+      </w:r>
+      <w:r>
+        <w:rPr>
+          <w:rFonts w:ascii="Times New Roman" w:hAnsi="Times New Roman" w:eastAsia="Times New Roman" w:cs="Times New Roman"/>
+        </w:rPr>
+        <w:t xml:space="preserve"> </w:t>
+      </w:r>
+      <m:oMath>
+        <m:r>
+          <m:t>a</m:t>
+        </m:r>
+        <m:r>
+          <m:rPr>
+            <m:sty m:val="p"/>
+          </m:rPr>
+          <m:t>=</m:t>
+        </m:r>
+        <m:r>
+          <m:t>1</m:t>
+        </m:r>
+        <m:r>
+          <m:rPr>
+            <m:sty m:val="p"/>
+          </m:rPr>
+          <m:t>n</m:t>
+        </m:r>
+        <m:r>
+          <m:rPr>
+            <m:sty m:val="p"/>
+          </m:rPr>
+          <m:t>m</m:t>
+        </m:r>
+      </m:oMath>
+      <w:r>
+        <w:rPr>
+          <w:rFonts w:ascii="Times New Roman" w:hAnsi="Times New Roman" w:eastAsia="Times New Roman" w:cs="Times New Roman"/>
+        </w:rPr>
+        <w:t xml:space="preserve"> </w:t>
+      </w:r>
+      <w:r>
+        <w:rPr>
+          <w:rFonts w:ascii="Times New Roman" w:hAnsi="Times New Roman" w:eastAsia="Times New Roman" w:cs="Times New Roman"/>
+        </w:rPr>
+        <w:t xml:space="preserve">。</w:t>
+      </w:r>
+    </w:p>
+    <w:p>
+      <w:pPr>
+        <w:spacing w:before="160" w:after="80"/>
+      </w:pPr>
+      <w:r>
+        <w:pict>
+          <v:rect style="width:0;height:1.5pt" o:hralign="center" o:hrstd="t" o:hr="t"/>
+        </w:pict>
+      </w:r>
+    </w:p>
+    <w:bookmarkEnd w:id="19"/>
+    <w:bookmarkStart w:id="20" w:name="第12题"/>
+    <w:p>
+      <w:pPr>
+        <w:pStyle w:val="Heading3"/>
+        <w:spacing w:before="280" w:after="120"/>
+      </w:pPr>
+      <w:r>
+        <w:rPr>
+          <w:rFonts w:hint="eastAsia" w:ascii="Times New Roman" w:hAnsi="Times New Roman" w:eastAsia="SimHei" w:cs="Times New Roman"/>
+        </w:rPr>
+        <w:t>第</w:t>
+      </w:r>
+      <w:r>
+        <w:rPr>
+          <w:rFonts w:hint="eastAsia" w:ascii="Times New Roman" w:hAnsi="Times New Roman" w:eastAsia="Times New Roman" w:cs="Times New Roman"/>
+        </w:rPr>
+        <w:t>12</w:t>
+      </w:r>
+      <w:r>
+        <w:rPr>
+          <w:rFonts w:hint="eastAsia" w:ascii="Times New Roman" w:hAnsi="Times New Roman" w:eastAsia="SimHei" w:cs="Times New Roman"/>
+        </w:rPr>
+        <w:t>题</w:t>
+      </w:r>
+    </w:p>
+    <w:p>
+      <w:pPr>
+        <w:pStyle w:val="FirstParagraph"/>
+      </w:pPr>
+      <w:r>
+        <w:rPr>
+          <w:rFonts w:hint="eastAsia" w:ascii="Times New Roman" w:hAnsi="Times New Roman" w:eastAsia="FangSong" w:cs="Times New Roman"/>
+        </w:rPr>
+        <w:t>金属单质的结构可用等径圆球的密堆积模型</w:t>
+      </w:r>
+      <w:r>
+        <w:rPr>
+          <w:rFonts w:hint="eastAsia" w:ascii="Times New Roman" w:hAnsi="Times New Roman" w:eastAsia="Times New Roman" w:cs="Times New Roman"/>
+        </w:rPr>
+        <w:t>，</w:t>
+      </w:r>
+      <w:r>
+        <w:rPr>
+          <w:rFonts w:hint="eastAsia" w:ascii="Times New Roman" w:hAnsi="Times New Roman" w:eastAsia="FangSong" w:cs="Times New Roman"/>
+        </w:rPr>
+        <w:t>常见的密堆积形式有立方最密堆积和六方最密堆积</w:t>
+      </w:r>
+      <w:r>
+        <w:rPr>
+          <w:rFonts w:hint="eastAsia" w:ascii="Times New Roman" w:hAnsi="Times New Roman" w:eastAsia="Times New Roman" w:cs="Times New Roman"/>
+        </w:rPr>
+        <w:t>。</w:t>
+      </w:r>
+      <w:r>
+        <w:rPr>
+          <w:rFonts w:hint="eastAsia" w:ascii="Times New Roman" w:hAnsi="Times New Roman" w:eastAsia="FangSong" w:cs="Times New Roman"/>
+        </w:rPr>
+        <w:t>两种密堆积的空间利用率都是</w:t>
+      </w:r>
+      <w:r>
+        <w:rPr>
+          <w:rFonts w:ascii="Times New Roman" w:hAnsi="Times New Roman" w:eastAsia="Times New Roman" w:cs="Times New Roman"/>
+        </w:rPr>
+        <w:t xml:space="preserve"> </w:t>
+      </w:r>
+      <m:oMath>
+        <m:oMathPr>
+          <m:ctrlPr>
+            <w:rPr>
+              <w:sz w:val="28"/>
+              <w:szCs w:val="28"/>
+            </w:rPr>
+          </m:ctrlPr>
+        </m:oMathPr>
+        <m:r>
+          <m:t>74.06</m:t>
+        </m:r>
+        <m:r>
+          <m:rPr>
+            <m:sty m:val="p"/>
+          </m:rPr>
+          <m:t>%</m:t>
+        </m:r>
+      </m:oMath>
+      <w:r>
+        <w:rPr>
+          <w:rFonts w:ascii="Times New Roman" w:hAnsi="Times New Roman" w:eastAsia="Times New Roman" w:cs="Times New Roman"/>
+        </w:rPr>
+        <w:t xml:space="preserve"> </w:t>
+      </w:r>
+      <w:r>
+        <w:rPr>
+          <w:rFonts w:ascii="Times New Roman" w:hAnsi="Times New Roman" w:eastAsia="Times New Roman" w:cs="Times New Roman"/>
+        </w:rPr>
+        <w:t xml:space="preserve">。</w:t>
+      </w:r>
+    </w:p>
+    <w:p>
+      <w:pPr>
+        <w:spacing w:before="160" w:after="80"/>
+      </w:pPr>
+      <w:r>
+        <w:pict>
+          <v:rect style="width:0;height:1.5pt" o:hralign="center" o:hrstd="t" o:hr="t"/>
+        </w:pict>
+      </w:r>
+    </w:p>
+    <w:bookmarkEnd w:id="20"/>
+    <w:bookmarkStart w:id="21" w:name="第13题"/>
+    <w:p>
+      <w:pPr>
+        <w:pStyle w:val="Heading3"/>
+        <w:spacing w:before="280" w:after="120"/>
+      </w:pPr>
+      <w:r>
+        <w:rPr>
+          <w:rFonts w:hint="eastAsia" w:ascii="Times New Roman" w:hAnsi="Times New Roman" w:eastAsia="SimHei" w:cs="Times New Roman"/>
+        </w:rPr>
+        <w:t>第</w:t>
+      </w:r>
+      <w:r>
+        <w:rPr>
+          <w:rFonts w:hint="eastAsia" w:ascii="Times New Roman" w:hAnsi="Times New Roman" w:eastAsia="Times New Roman" w:cs="Times New Roman"/>
+        </w:rPr>
+        <w:t>13</w:t>
+      </w:r>
+      <w:r>
+        <w:rPr>
+          <w:rFonts w:hint="eastAsia" w:ascii="Times New Roman" w:hAnsi="Times New Roman" w:eastAsia="SimHei" w:cs="Times New Roman"/>
+        </w:rPr>
+        <w:t>题</w:t>
+      </w:r>
+    </w:p>
+    <w:p>
+      <w:pPr>
+        <w:pStyle w:val="FirstParagraph"/>
+      </w:pPr>
+      <w:r>
+        <w:rPr>
+          <w:rFonts w:hint="eastAsia" w:ascii="Times New Roman" w:hAnsi="Times New Roman" w:eastAsia="FangSong" w:cs="Times New Roman"/>
+          <w:b/>
+          <w:bCs/>
+        </w:rPr>
+        <w:t xml:space="preserve">题目</w:t>
+      </w:r>
+      <w:r>
+        <w:rPr>
+          <w:rFonts w:hint="eastAsia" w:ascii="Times New Roman" w:hAnsi="Times New Roman" w:eastAsia="Times New Roman" w:cs="Times New Roman"/>
+        </w:rPr>
+        <w:t xml:space="preserve">：</w:t>
+      </w:r>
+      <w:r>
+        <w:rPr>
+          <w:rFonts w:ascii="Times New Roman" w:hAnsi="Times New Roman" w:eastAsia="Times New Roman" w:cs="Times New Roman"/>
+        </w:rPr>
+        <w:t xml:space="preserve"> </w:t>
+      </w:r>
+      <w:r>
+        <w:rPr>
+          <w:rFonts w:hint="eastAsia" w:ascii="Times New Roman" w:hAnsi="Times New Roman" w:eastAsia="FangSong" w:cs="Times New Roman"/>
+        </w:rPr>
+        <w:t xml:space="preserve">有三种配合物</w:t>
+      </w:r>
+      <w:r>
+        <w:rPr>
+          <w:rFonts w:ascii="Times New Roman" w:hAnsi="Times New Roman" w:eastAsia="Times New Roman" w:cs="Times New Roman"/>
+        </w:rPr>
+        <w:t xml:space="preserve"> </w:t>
+      </w:r>
+      <w:r>
+        <w:rPr>
+          <w:rFonts w:hint="eastAsia" w:ascii="Times New Roman" w:hAnsi="Times New Roman" w:eastAsia="Times New Roman" w:cs="Times New Roman"/>
+        </w:rPr>
+        <w:t>A、B、C，</w:t>
+      </w:r>
+      <w:r>
+        <w:rPr>
+          <w:rFonts w:hint="eastAsia" w:ascii="Times New Roman" w:hAnsi="Times New Roman" w:eastAsia="FangSong" w:cs="Times New Roman"/>
+        </w:rPr>
+        <w:t>它们互为水合异构体</w:t>
+      </w:r>
+      <w:r>
+        <w:rPr>
+          <w:rFonts w:hint="eastAsia" w:ascii="Times New Roman" w:hAnsi="Times New Roman" w:eastAsia="Times New Roman" w:cs="Times New Roman"/>
+        </w:rPr>
+        <w:t>，</w:t>
+      </w:r>
+      <w:r>
+        <w:rPr>
+          <w:rFonts w:hint="eastAsia" w:ascii="Times New Roman" w:hAnsi="Times New Roman" w:eastAsia="FangSong" w:cs="Times New Roman"/>
+        </w:rPr>
+        <w:t>均含同种金属</w:t>
+      </w:r>
+      <w:r>
+        <w:rPr>
+          <w:rFonts w:ascii="Times New Roman" w:hAnsi="Times New Roman" w:eastAsia="Times New Roman" w:cs="Times New Roman"/>
+        </w:rPr>
+        <w:t xml:space="preserve"> </w:t>
+      </w:r>
+      <w:r>
+        <w:rPr>
+          <w:rFonts w:hint="eastAsia" w:ascii="Times New Roman" w:hAnsi="Times New Roman" w:eastAsia="Times New Roman" w:cs="Times New Roman"/>
+        </w:rPr>
+        <w:t>D，</w:t>
+      </w:r>
+      <w:r>
+        <w:rPr>
+          <w:rFonts w:hint="eastAsia" w:ascii="Times New Roman" w:hAnsi="Times New Roman" w:eastAsia="FangSong" w:cs="Times New Roman"/>
+        </w:rPr>
+        <w:t>该金属的单质是金属中最硬的</w:t>
+      </w:r>
+      <w:r>
+        <w:rPr>
+          <w:rFonts w:hint="eastAsia" w:ascii="Times New Roman" w:hAnsi="Times New Roman" w:eastAsia="Times New Roman" w:cs="Times New Roman"/>
+        </w:rPr>
+        <w:t>，</w:t>
+      </w:r>
+      <w:r>
+        <w:rPr>
+          <w:rFonts w:hint="eastAsia" w:ascii="Times New Roman" w:hAnsi="Times New Roman" w:eastAsia="FangSong" w:cs="Times New Roman"/>
+        </w:rPr>
+        <w:t>其良好的光泽和耐腐蚀性常用于电镀工业和钢材制造</w:t>
+      </w:r>
+      <w:r>
+        <w:rPr>
+          <w:rFonts w:hint="eastAsia" w:ascii="Times New Roman" w:hAnsi="Times New Roman" w:eastAsia="Times New Roman" w:cs="Times New Roman"/>
+        </w:rPr>
+        <w:t>。</w:t>
+      </w:r>
+      <w:r>
+        <w:rPr>
+          <w:rFonts w:hint="eastAsia" w:ascii="Times New Roman" w:hAnsi="Times New Roman" w:eastAsia="FangSong" w:cs="Times New Roman"/>
+        </w:rPr>
+        <w:t>已知</w:t>
+      </w:r>
+      <w:r>
+        <w:rPr>
+          <w:rFonts w:ascii="Times New Roman" w:hAnsi="Times New Roman" w:eastAsia="Times New Roman" w:cs="Times New Roman"/>
+        </w:rPr>
+        <w:t xml:space="preserve"> A、B、C </w:t>
+      </w:r>
+      <w:r>
+        <w:rPr>
+          <w:rFonts w:hint="eastAsia" w:ascii="Times New Roman" w:hAnsi="Times New Roman" w:eastAsia="FangSong" w:cs="Times New Roman"/>
+        </w:rPr>
+        <w:t>的阴离子相同</w:t>
+      </w:r>
+      <w:r>
+        <w:rPr>
+          <w:rFonts w:hint="eastAsia" w:ascii="Times New Roman" w:hAnsi="Times New Roman" w:eastAsia="Times New Roman" w:cs="Times New Roman"/>
+        </w:rPr>
+        <w:t>，</w:t>
+      </w:r>
+      <w:r>
+        <w:rPr>
+          <w:rFonts w:hint="eastAsia" w:ascii="Times New Roman" w:hAnsi="Times New Roman" w:eastAsia="FangSong" w:cs="Times New Roman"/>
+        </w:rPr>
+        <w:t>阳离子电荷量分别为</w:t>
+      </w:r>
+      <w:r>
+        <w:rPr>
+          <w:rFonts w:ascii="Times New Roman" w:hAnsi="Times New Roman" w:eastAsia="Times New Roman" w:cs="Times New Roman"/>
+        </w:rPr>
+        <w:t xml:space="preserve"> </w:t>
+      </w:r>
+      <w:r>
+        <w:rPr>
+          <w:rFonts w:hint="eastAsia" w:ascii="Times New Roman" w:hAnsi="Times New Roman" w:eastAsia="Times New Roman" w:cs="Times New Roman"/>
+        </w:rPr>
+        <w:t xml:space="preserve">+3、+2、+1，D</w:t>
+      </w:r>
+      <w:r>
+        <w:rPr>
+          <w:rFonts w:ascii="Times New Roman" w:hAnsi="Times New Roman" w:eastAsia="Times New Roman" w:cs="Times New Roman"/>
+        </w:rPr>
+        <w:t xml:space="preserve"> </w:t>
+      </w:r>
+      <w:r>
+        <w:rPr>
+          <w:rFonts w:hint="eastAsia" w:ascii="Times New Roman" w:hAnsi="Times New Roman" w:eastAsia="FangSong" w:cs="Times New Roman"/>
+        </w:rPr>
+        <w:t xml:space="preserve">的质量分数为</w:t>
+      </w:r>
+      <w:r>
+        <w:rPr>
+          <w:rFonts w:ascii="Times New Roman" w:hAnsi="Times New Roman" w:eastAsia="Times New Roman" w:cs="Times New Roman"/>
+        </w:rPr>
+        <w:t xml:space="preserve"> 19.52%。</w:t>
+      </w:r>
+    </w:p>
+    <w:p>
+      <w:pPr>
+        <w:pStyle w:val="Compact"/>
+        <w:numPr>
+          <w:ilvl w:val="0"/>
+          <w:numId w:val="1006"/>
+        </w:numPr>
+      </w:pPr>
+      <w:r>
+        <w:rPr>
+          <w:rFonts w:hint="eastAsia" w:ascii="Times New Roman" w:hAnsi="Times New Roman" w:eastAsia="FangSong" w:cs="Times New Roman"/>
+        </w:rPr>
+        <w:t xml:space="preserve">写出能表示</w:t>
+      </w:r>
+      <w:r>
+        <w:rPr>
+          <w:rFonts w:ascii="Times New Roman" w:hAnsi="Times New Roman" w:eastAsia="Times New Roman" w:cs="Times New Roman"/>
+        </w:rPr>
+        <w:t xml:space="preserve"> A、B、C </w:t>
+      </w:r>
+      <w:r>
+        <w:rPr>
+          <w:rFonts w:hint="eastAsia" w:ascii="Times New Roman" w:hAnsi="Times New Roman" w:eastAsia="FangSong" w:cs="Times New Roman"/>
+        </w:rPr>
+        <w:t xml:space="preserve">结构的化学式并指出</w:t>
+      </w:r>
+      <w:r>
+        <w:rPr>
+          <w:rFonts w:ascii="Times New Roman" w:hAnsi="Times New Roman" w:eastAsia="Times New Roman" w:cs="Times New Roman"/>
+        </w:rPr>
+        <w:t xml:space="preserve"> A </w:t>
+      </w:r>
+      <w:r>
+        <w:rPr>
+          <w:rFonts w:hint="eastAsia" w:ascii="Times New Roman" w:hAnsi="Times New Roman" w:eastAsia="FangSong" w:cs="Times New Roman"/>
+        </w:rPr>
+        <w:t>中阳离子的构型</w:t>
+      </w:r>
+      <w:r>
+        <w:rPr>
+          <w:rFonts w:hint="eastAsia" w:ascii="Times New Roman" w:hAnsi="Times New Roman" w:eastAsia="Times New Roman" w:cs="Times New Roman"/>
+        </w:rPr>
+        <w:t>。</w:t>
+      </w:r>
+    </w:p>
+    <w:p>
+      <w:pPr>
+        <w:pStyle w:val="Compact"/>
+        <w:numPr>
+          <w:ilvl w:val="0"/>
+          <w:numId w:val="1006"/>
+        </w:numPr>
+      </w:pPr>
+      <w:r>
+        <w:rPr>
+          <w:rFonts w:ascii="Times New Roman" w:hAnsi="Times New Roman" w:eastAsia="Times New Roman" w:cs="Times New Roman"/>
+        </w:rPr>
+        <w:t xml:space="preserve">A </w:t>
+      </w:r>
+      <w:r>
+        <w:rPr>
+          <w:rFonts w:hint="eastAsia" w:ascii="Times New Roman" w:hAnsi="Times New Roman" w:eastAsia="FangSong" w:cs="Times New Roman"/>
+        </w:rPr>
+        <w:t>的水溶液若加入少量碱可生成某种双核配合物</w:t>
+      </w:r>
+      <w:r>
+        <w:rPr>
+          <w:rFonts w:hint="eastAsia" w:ascii="Times New Roman" w:hAnsi="Times New Roman" w:eastAsia="Times New Roman" w:cs="Times New Roman"/>
+        </w:rPr>
+        <w:t>,</w:t>
+      </w:r>
+      <w:r>
+        <w:rPr>
+          <w:rFonts w:ascii="Times New Roman" w:hAnsi="Times New Roman" w:eastAsia="Times New Roman" w:cs="Times New Roman"/>
+        </w:rPr>
+        <w:t xml:space="preserve"> </w:t>
+      </w:r>
+      <w:r>
+        <w:rPr>
+          <w:rFonts w:hint="eastAsia" w:ascii="Times New Roman" w:hAnsi="Times New Roman" w:eastAsia="FangSong" w:cs="Times New Roman"/>
+        </w:rPr>
+        <w:t xml:space="preserve">其阳离子中</w:t>
+      </w:r>
+      <w:r>
+        <w:rPr>
+          <w:rFonts w:ascii="Times New Roman" w:hAnsi="Times New Roman" w:eastAsia="Times New Roman" w:cs="Times New Roman"/>
+        </w:rPr>
+        <w:t xml:space="preserve"> D </w:t>
+      </w:r>
+      <w:r>
+        <w:rPr>
+          <w:rFonts w:hint="eastAsia" w:ascii="Times New Roman" w:hAnsi="Times New Roman" w:eastAsia="FangSong" w:cs="Times New Roman"/>
+        </w:rPr>
+        <w:t xml:space="preserve">的质量分数为</w:t>
+      </w:r>
+      <w:r>
+        <w:rPr>
+          <w:rFonts w:ascii="Times New Roman" w:hAnsi="Times New Roman" w:eastAsia="Times New Roman" w:cs="Times New Roman"/>
+        </w:rPr>
+        <w:t xml:space="preserve"> 36.87%, </w:t>
+      </w:r>
+      <w:r>
+        <w:rPr>
+          <w:rFonts w:hint="eastAsia" w:ascii="Times New Roman" w:hAnsi="Times New Roman" w:eastAsia="FangSong" w:cs="Times New Roman"/>
+        </w:rPr>
+        <w:t>请写出该阳离子的化学式并画出其结构</w:t>
+      </w:r>
+      <w:r>
+        <w:rPr>
+          <w:rFonts w:hint="eastAsia" w:ascii="Times New Roman" w:hAnsi="Times New Roman" w:eastAsia="Times New Roman" w:cs="Times New Roman"/>
+        </w:rPr>
+        <w:t>。</w:t>
+      </w:r>
+    </w:p>
+    <w:p>
+      <w:pPr>
+        <w:pStyle w:val="FirstParagraph"/>
+      </w:pPr>
+      <w:r>
+        <w:rPr>
+          <w:rFonts w:hint="eastAsia" w:ascii="Times New Roman" w:hAnsi="Times New Roman" w:eastAsia="FangSong" w:cs="Times New Roman"/>
+          <w:b/>
+          <w:bCs/>
+        </w:rPr>
+        <w:t xml:space="preserve">来源</w:t>
+      </w:r>
+      <w:r>
+        <w:rPr>
+          <w:rFonts w:hint="eastAsia" w:ascii="Times New Roman" w:hAnsi="Times New Roman" w:eastAsia="Times New Roman" w:cs="Times New Roman"/>
+        </w:rPr>
+        <w:t>：</w:t>
+      </w:r>
+      <w:r>
+        <w:rPr>
+          <w:rFonts w:hint="eastAsia" w:ascii="Times New Roman" w:hAnsi="Times New Roman" w:eastAsia="FangSong" w:cs="Times New Roman"/>
+        </w:rPr>
+        <w:t>化学竞赛初赛讲义</w:t>
+      </w:r>
+      <w:r>
+        <w:rPr>
+          <w:rFonts w:ascii="Times New Roman" w:hAnsi="Times New Roman" w:eastAsia="Times New Roman" w:cs="Times New Roman"/>
+        </w:rPr>
+        <w:t xml:space="preserve"> </w:t>
+      </w:r>
+      <w:r>
+        <w:rPr>
+          <w:rFonts w:hint="eastAsia" w:ascii="Times New Roman" w:hAnsi="Times New Roman" w:eastAsia="FangSong" w:cs="Times New Roman"/>
+        </w:rPr>
+        <w:t>第</w:t>
+      </w:r>
+      <w:r>
+        <w:rPr>
+          <w:rFonts w:hint="eastAsia" w:ascii="Times New Roman" w:hAnsi="Times New Roman" w:eastAsia="Times New Roman" w:cs="Times New Roman"/>
+        </w:rPr>
+        <w:t>4</w:t>
+      </w:r>
+      <w:r>
+        <w:rPr>
+          <w:rFonts w:hint="eastAsia" w:ascii="Times New Roman" w:hAnsi="Times New Roman" w:eastAsia="FangSong" w:cs="Times New Roman"/>
+        </w:rPr>
+        <w:t>讲</w:t>
+      </w:r>
+      <w:r>
+        <w:rPr>
+          <w:rFonts w:ascii="Times New Roman" w:hAnsi="Times New Roman" w:eastAsia="Times New Roman" w:cs="Times New Roman"/>
+        </w:rPr>
+        <w:t xml:space="preserve"> </w:t>
+      </w:r>
+      <w:r>
+        <w:rPr>
+          <w:rFonts w:hint="eastAsia" w:ascii="Times New Roman" w:hAnsi="Times New Roman" w:eastAsia="FangSong" w:cs="Times New Roman"/>
+        </w:rPr>
+        <w:t>第</w:t>
+      </w:r>
+      <w:r>
+        <w:rPr>
+          <w:rFonts w:hint="eastAsia" w:ascii="Times New Roman" w:hAnsi="Times New Roman" w:eastAsia="Times New Roman" w:cs="Times New Roman"/>
+        </w:rPr>
+        <w:t>4</w:t>
+      </w:r>
+      <w:r>
+        <w:rPr>
+          <w:rFonts w:hint="eastAsia" w:ascii="Times New Roman" w:hAnsi="Times New Roman" w:eastAsia="FangSong" w:cs="Times New Roman"/>
+        </w:rPr>
+        <w:t>讲习题</w:t>
+      </w:r>
+    </w:p>
+    <w:p>
+      <w:pPr>
+        <w:spacing w:before="160" w:after="80"/>
+      </w:pPr>
+      <w:r>
+        <w:pict>
+          <v:rect style="width:0;height:1.5pt" o:hralign="center" o:hrstd="t" o:hr="t"/>
+        </w:pict>
+      </w:r>
+    </w:p>
+    <w:bookmarkEnd w:id="21"/>
+    <w:bookmarkStart w:id="22" w:name="第14题"/>
+    <w:p>
+      <w:pPr>
+        <w:pStyle w:val="Heading3"/>
+        <w:spacing w:before="280" w:after="120"/>
+      </w:pPr>
+      <w:r>
+        <w:rPr>
+          <w:rFonts w:hint="eastAsia" w:ascii="Times New Roman" w:hAnsi="Times New Roman" w:eastAsia="SimHei" w:cs="Times New Roman"/>
+        </w:rPr>
+        <w:t>第</w:t>
+      </w:r>
+      <w:r>
+        <w:rPr>
+          <w:rFonts w:hint="eastAsia" w:ascii="Times New Roman" w:hAnsi="Times New Roman" w:eastAsia="Times New Roman" w:cs="Times New Roman"/>
+        </w:rPr>
+        <w:t>14</w:t>
+      </w:r>
+      <w:r>
+        <w:rPr>
+          <w:rFonts w:hint="eastAsia" w:ascii="Times New Roman" w:hAnsi="Times New Roman" w:eastAsia="SimHei" w:cs="Times New Roman"/>
+        </w:rPr>
+        <w:t>题</w:t>
+      </w:r>
+    </w:p>
+    <w:p>
+      <w:pPr>
+        <w:pStyle w:val="FirstParagraph"/>
+      </w:pPr>
+      <w:r>
+        <w:rPr>
+          <w:rFonts w:hint="eastAsia" w:ascii="Times New Roman" w:hAnsi="Times New Roman" w:eastAsia="FangSong" w:cs="Times New Roman"/>
+          <w:b/>
+          <w:bCs/>
+        </w:rPr>
+        <w:t xml:space="preserve">题目</w:t>
+      </w:r>
+      <w:r>
+        <w:rPr>
+          <w:rFonts w:hint="eastAsia" w:ascii="Times New Roman" w:hAnsi="Times New Roman" w:eastAsia="Times New Roman" w:cs="Times New Roman"/>
+        </w:rPr>
+        <w:t xml:space="preserve">：</w:t>
+      </w:r>
+      <w:r>
+        <w:rPr>
+          <w:rFonts w:ascii="Times New Roman" w:hAnsi="Times New Roman" w:eastAsia="Times New Roman" w:cs="Times New Roman"/>
+        </w:rPr>
+        <w:t xml:space="preserve"> </w:t>
+      </w:r>
+      <w:r>
+        <w:rPr>
+          <w:rFonts w:hint="eastAsia" w:ascii="Times New Roman" w:hAnsi="Times New Roman" w:eastAsia="FangSong" w:cs="Times New Roman"/>
+        </w:rPr>
+        <w:t xml:space="preserve">在</w:t>
+      </w:r>
+      <w:r>
+        <w:rPr>
+          <w:rFonts w:ascii="Times New Roman" w:hAnsi="Times New Roman" w:eastAsia="Times New Roman" w:cs="Times New Roman"/>
+        </w:rPr>
+        <w:t xml:space="preserve"> </w:t>
+      </w:r>
+      <m:oMath>
+        <m:r>
+          <m:t>N</m:t>
+        </m:r>
+        <m:sSub>
+          <m:e>
+            <m:r>
+              <m:t>H</m:t>
+            </m:r>
+          </m:e>
+          <m:sub>
+            <m:r>
+              <m:t>4</m:t>
+            </m:r>
+          </m:sub>
+        </m:sSub>
+        <m:r>
+          <m:t>C</m:t>
+        </m:r>
+        <m:r>
+          <m:t>l</m:t>
+        </m:r>
+      </m:oMath>
+      <w:r>
+        <w:rPr>
+          <w:rFonts w:ascii="Times New Roman" w:hAnsi="Times New Roman" w:eastAsia="Times New Roman" w:cs="Times New Roman"/>
+        </w:rPr>
+        <w:t xml:space="preserve"> </w:t>
+      </w:r>
+      <w:r>
+        <w:rPr>
+          <w:rFonts w:hint="eastAsia" w:ascii="Times New Roman" w:hAnsi="Times New Roman" w:eastAsia="FangSong" w:cs="Times New Roman"/>
+        </w:rPr>
+        <w:t xml:space="preserve">水溶液中用空气氧化</w:t>
+      </w:r>
+      <w:r>
+        <w:rPr>
+          <w:rFonts w:ascii="Times New Roman" w:hAnsi="Times New Roman" w:eastAsia="Times New Roman" w:cs="Times New Roman"/>
+        </w:rPr>
+        <w:t xml:space="preserve"> </w:t>
+      </w:r>
+      <m:oMath>
+        <m:r>
+          <m:t>C</m:t>
+        </m:r>
+        <m:r>
+          <m:t>o</m:t>
+        </m:r>
+        <m:r>
+          <m:t>C</m:t>
+        </m:r>
+        <m:sSub>
+          <m:e>
+            <m:r>
+              <m:t>O</m:t>
+            </m:r>
+          </m:e>
+          <m:sub>
+            <m:r>
+              <m:t>3</m:t>
+            </m:r>
+          </m:sub>
+        </m:sSub>
+      </m:oMath>
+      <w:r>
+        <w:rPr>
+          <w:rFonts w:ascii="Times New Roman" w:hAnsi="Times New Roman" w:eastAsia="Times New Roman" w:cs="Times New Roman"/>
+        </w:rPr>
+        <w:t xml:space="preserve"> </w:t>
+      </w:r>
+      <w:r>
+        <w:rPr>
+          <w:rFonts w:hint="eastAsia" w:ascii="Times New Roman" w:hAnsi="Times New Roman" w:eastAsia="Times New Roman" w:cs="Times New Roman"/>
+        </w:rPr>
+        <w:t>，</w:t>
+      </w:r>
+      <w:r>
+        <w:rPr>
+          <w:rFonts w:hint="eastAsia" w:ascii="Times New Roman" w:hAnsi="Times New Roman" w:eastAsia="FangSong" w:cs="Times New Roman"/>
+        </w:rPr>
+        <w:t>得到一种有红色光泽的晶体</w:t>
+      </w:r>
+      <w:r>
+        <w:rPr>
+          <w:rFonts w:ascii="Times New Roman" w:hAnsi="Times New Roman" w:eastAsia="Times New Roman" w:cs="Times New Roman"/>
+        </w:rPr>
+        <w:t xml:space="preserve"> A。A </w:t>
+      </w:r>
+      <w:r>
+        <w:rPr>
+          <w:rFonts w:hint="eastAsia" w:ascii="Times New Roman" w:hAnsi="Times New Roman" w:eastAsia="FangSong" w:cs="Times New Roman"/>
+        </w:rPr>
+        <w:t>不带结晶水</w:t>
+      </w:r>
+      <w:r>
+        <w:rPr>
+          <w:rFonts w:hint="eastAsia" w:ascii="Times New Roman" w:hAnsi="Times New Roman" w:eastAsia="Times New Roman" w:cs="Times New Roman"/>
+        </w:rPr>
+        <w:t>，</w:t>
+      </w:r>
+      <w:r>
+        <w:rPr>
+          <w:rFonts w:hint="eastAsia" w:ascii="Times New Roman" w:hAnsi="Times New Roman" w:eastAsia="FangSong" w:cs="Times New Roman"/>
+        </w:rPr>
+        <w:t>且</w:t>
+      </w:r>
+      <w:r>
+        <w:rPr>
+          <w:rFonts w:ascii="Times New Roman" w:hAnsi="Times New Roman" w:eastAsia="Times New Roman" w:cs="Times New Roman"/>
+        </w:rPr>
+        <w:t xml:space="preserve"> 4.45g A </w:t>
+      </w:r>
+      <w:r>
+        <w:rPr>
+          <w:rFonts w:hint="eastAsia" w:ascii="Times New Roman" w:hAnsi="Times New Roman" w:eastAsia="FangSong" w:cs="Times New Roman"/>
+        </w:rPr>
+        <w:t xml:space="preserve">能够与</w:t>
+      </w:r>
+      <w:r>
+        <w:rPr>
+          <w:rFonts w:ascii="Times New Roman" w:hAnsi="Times New Roman" w:eastAsia="Times New Roman" w:cs="Times New Roman"/>
+        </w:rPr>
+        <w:t xml:space="preserve"> 40.0mL 0.5000mol/L</w:t>
+      </w:r>
+      <w:r>
+        <w:rPr>
+          <w:rFonts w:ascii="Times New Roman" w:hAnsi="Times New Roman" w:eastAsia="Times New Roman" w:cs="Times New Roman"/>
+        </w:rPr>
+        <w:t xml:space="preserve"> </w:t>
+      </w:r>
+      <m:oMath>
+        <m:r>
+          <m:t>A</m:t>
+        </m:r>
+        <m:r>
+          <m:t>g</m:t>
+        </m:r>
+        <m:r>
+          <m:t>N</m:t>
+        </m:r>
+        <m:sSub>
+          <m:e>
+            <m:r>
+              <m:t>O</m:t>
+            </m:r>
+          </m:e>
+          <m:sub>
+            <m:r>
+              <m:t>3</m:t>
+            </m:r>
+          </m:sub>
+        </m:sSub>
+      </m:oMath>
+      <w:r>
+        <w:rPr>
+          <w:rFonts w:ascii="Times New Roman" w:hAnsi="Times New Roman" w:eastAsia="Times New Roman" w:cs="Times New Roman"/>
+        </w:rPr>
+        <w:t xml:space="preserve"> </w:t>
+      </w:r>
+      <w:r>
+        <w:rPr>
+          <w:rFonts w:hint="eastAsia" w:ascii="Times New Roman" w:hAnsi="Times New Roman" w:eastAsia="FangSong" w:cs="Times New Roman"/>
+        </w:rPr>
+        <w:t>溶液完全反应</w:t>
+      </w:r>
+      <w:r>
+        <w:rPr>
+          <w:rFonts w:hint="eastAsia" w:ascii="Times New Roman" w:hAnsi="Times New Roman" w:eastAsia="Times New Roman" w:cs="Times New Roman"/>
+        </w:rPr>
+        <w:t>。</w:t>
+      </w:r>
+      <w:r>
+        <w:rPr>
+          <w:rFonts w:hint="eastAsia" w:ascii="Times New Roman" w:hAnsi="Times New Roman" w:eastAsia="FangSong" w:cs="Times New Roman"/>
+        </w:rPr>
+        <w:t>将</w:t>
+      </w:r>
+      <w:r>
+        <w:rPr>
+          <w:rFonts w:ascii="Times New Roman" w:hAnsi="Times New Roman" w:eastAsia="Times New Roman" w:cs="Times New Roman"/>
+        </w:rPr>
+        <w:t xml:space="preserve"> A </w:t>
+      </w:r>
+      <w:r>
+        <w:rPr>
+          <w:rFonts w:hint="eastAsia" w:ascii="Times New Roman" w:hAnsi="Times New Roman" w:eastAsia="FangSong" w:cs="Times New Roman"/>
+        </w:rPr>
+        <w:t xml:space="preserve">的固体在</w:t>
+      </w:r>
+      <w:r>
+        <w:rPr>
+          <w:rFonts w:ascii="Times New Roman" w:hAnsi="Times New Roman" w:eastAsia="Times New Roman" w:cs="Times New Roman"/>
+        </w:rPr>
+        <w:t xml:space="preserve"> </w:t>
+      </w:r>
+      <m:oMath>
+        <m:sSup>
+          <m:e>
+            <m:r>
+              <m:t>0</m:t>
+            </m:r>
+          </m:e>
+          <m:sup>
+            <m:r>
+              <m:rPr>
+                <m:sty m:val="p"/>
+              </m:rPr>
+              <m:t>∘</m:t>
+            </m:r>
+          </m:sup>
+        </m:sSup>
+        <m:r>
+          <m:t>C</m:t>
+        </m:r>
+      </m:oMath>
+      <w:r>
+        <w:rPr>
+          <w:rFonts w:ascii="Times New Roman" w:hAnsi="Times New Roman" w:eastAsia="Times New Roman" w:cs="Times New Roman"/>
+        </w:rPr>
+        <w:t xml:space="preserve"> </w:t>
+      </w:r>
+      <w:r>
+        <w:rPr>
+          <w:rFonts w:hint="eastAsia" w:ascii="Times New Roman" w:hAnsi="Times New Roman" w:eastAsia="FangSong" w:cs="Times New Roman"/>
+        </w:rPr>
+        <w:t xml:space="preserve">下加入用</w:t>
+      </w:r>
+      <w:r>
+        <w:rPr>
+          <w:rFonts w:ascii="Times New Roman" w:hAnsi="Times New Roman" w:eastAsia="Times New Roman" w:cs="Times New Roman"/>
+        </w:rPr>
+        <w:t xml:space="preserve"> HCl </w:t>
+      </w:r>
+      <w:r>
+        <w:rPr>
+          <w:rFonts w:hint="eastAsia" w:ascii="Times New Roman" w:hAnsi="Times New Roman" w:eastAsia="FangSong" w:cs="Times New Roman"/>
+        </w:rPr>
+        <w:t>饱和的无水乙醇中</w:t>
+      </w:r>
+      <w:r>
+        <w:rPr>
+          <w:rFonts w:hint="eastAsia" w:ascii="Times New Roman" w:hAnsi="Times New Roman" w:eastAsia="Times New Roman" w:cs="Times New Roman"/>
+        </w:rPr>
+        <w:t>，</w:t>
+      </w:r>
+      <w:r>
+        <w:rPr>
+          <w:rFonts w:hint="eastAsia" w:ascii="Times New Roman" w:hAnsi="Times New Roman" w:eastAsia="FangSong" w:cs="Times New Roman"/>
+        </w:rPr>
+        <w:t>得到一种蓝黑色固体混合物</w:t>
+      </w:r>
+      <w:r>
+        <w:rPr>
+          <w:rFonts w:hint="eastAsia" w:ascii="Times New Roman" w:hAnsi="Times New Roman" w:eastAsia="Times New Roman" w:cs="Times New Roman"/>
+        </w:rPr>
+        <w:t>。</w:t>
+      </w:r>
+      <w:r>
+        <w:rPr>
+          <w:rFonts w:hint="eastAsia" w:ascii="Times New Roman" w:hAnsi="Times New Roman" w:eastAsia="FangSong" w:cs="Times New Roman"/>
+        </w:rPr>
+        <w:t>将这种混合物过滤并用乙醇洗涤</w:t>
+      </w:r>
+      <w:r>
+        <w:rPr>
+          <w:rFonts w:hint="eastAsia" w:ascii="Times New Roman" w:hAnsi="Times New Roman" w:eastAsia="Times New Roman" w:cs="Times New Roman"/>
+        </w:rPr>
+        <w:t>，</w:t>
+      </w:r>
+      <w:r>
+        <w:rPr>
+          <w:rFonts w:hint="eastAsia" w:ascii="Times New Roman" w:hAnsi="Times New Roman" w:eastAsia="FangSong" w:cs="Times New Roman"/>
+        </w:rPr>
+        <w:t>再用冷水洗涤</w:t>
+      </w:r>
+      <w:r>
+        <w:rPr>
+          <w:rFonts w:hint="eastAsia" w:ascii="Times New Roman" w:hAnsi="Times New Roman" w:eastAsia="Times New Roman" w:cs="Times New Roman"/>
+        </w:rPr>
+        <w:t>，</w:t>
+      </w:r>
+      <w:r>
+        <w:rPr>
+          <w:rFonts w:hint="eastAsia" w:ascii="Times New Roman" w:hAnsi="Times New Roman" w:eastAsia="FangSong" w:cs="Times New Roman"/>
+        </w:rPr>
+        <w:t>经过进一步纯化</w:t>
+      </w:r>
+      <w:r>
+        <w:rPr>
+          <w:rFonts w:hint="eastAsia" w:ascii="Times New Roman" w:hAnsi="Times New Roman" w:eastAsia="Times New Roman" w:cs="Times New Roman"/>
+        </w:rPr>
+        <w:t>，</w:t>
+      </w:r>
+      <w:r>
+        <w:rPr>
+          <w:rFonts w:hint="eastAsia" w:ascii="Times New Roman" w:hAnsi="Times New Roman" w:eastAsia="FangSong" w:cs="Times New Roman"/>
+        </w:rPr>
+        <w:t>得到的主要产物是紫黑色晶体</w:t>
+      </w:r>
+      <w:r>
+        <w:rPr>
+          <w:rFonts w:ascii="Times New Roman" w:hAnsi="Times New Roman" w:eastAsia="Times New Roman" w:cs="Times New Roman"/>
+        </w:rPr>
+        <w:t xml:space="preserve"> </w:t>
+      </w:r>
+      <w:r>
+        <w:rPr>
+          <w:rFonts w:hint="eastAsia" w:ascii="Times New Roman" w:hAnsi="Times New Roman" w:eastAsia="Times New Roman" w:cs="Times New Roman"/>
+        </w:rPr>
+        <w:t xml:space="preserve">B，B</w:t>
+      </w:r>
+      <w:r>
+        <w:rPr>
+          <w:rFonts w:ascii="Times New Roman" w:hAnsi="Times New Roman" w:eastAsia="Times New Roman" w:cs="Times New Roman"/>
+        </w:rPr>
+        <w:t xml:space="preserve"> </w:t>
+      </w:r>
+      <w:r>
+        <w:rPr>
+          <w:rFonts w:hint="eastAsia" w:ascii="Times New Roman" w:hAnsi="Times New Roman" w:eastAsia="FangSong" w:cs="Times New Roman"/>
+        </w:rPr>
+        <w:t>中带有非整比的结晶水</w:t>
+      </w:r>
+      <w:r>
+        <w:rPr>
+          <w:rFonts w:hint="eastAsia" w:ascii="Times New Roman" w:hAnsi="Times New Roman" w:eastAsia="Times New Roman" w:cs="Times New Roman"/>
+        </w:rPr>
+        <w:t>，</w:t>
+      </w:r>
+      <w:r>
+        <w:rPr>
+          <w:rFonts w:hint="eastAsia" w:ascii="Times New Roman" w:hAnsi="Times New Roman" w:eastAsia="FangSong" w:cs="Times New Roman"/>
+        </w:rPr>
+        <w:t>且</w:t>
+      </w:r>
+      <w:r>
+        <w:rPr>
+          <w:rFonts w:ascii="Times New Roman" w:hAnsi="Times New Roman" w:eastAsia="Times New Roman" w:cs="Times New Roman"/>
+        </w:rPr>
+        <w:t xml:space="preserve"> </w:t>
+      </w:r>
+      <m:oMath>
+        <m:oMathPr>
+          <m:ctrlPr>
+            <w:rPr>
+              <w:sz w:val="28"/>
+              <w:szCs w:val="28"/>
+            </w:rPr>
+          </m:ctrlPr>
+        </m:oMathPr>
+        <m:r>
           <m:t>n</m:t>
         </m:r>
         <m:r>
@@ -6170,7 +6745,7 @@
         <w:pStyle w:val="Compact"/>
         <w:numPr>
           <w:ilvl w:val="0"/>
-          <w:numId w:val="1008"/>
+          <w:numId w:val="1007"/>
         </w:numPr>
       </w:pPr>
       <w:r>
@@ -6209,7 +6784,7 @@
         <w:pStyle w:val="Compact"/>
         <w:numPr>
           <w:ilvl w:val="0"/>
-          <w:numId w:val="1008"/>
+          <w:numId w:val="1007"/>
         </w:numPr>
       </w:pPr>
       <w:r>
@@ -6248,7 +6823,7 @@
         <w:pStyle w:val="Compact"/>
         <w:numPr>
           <w:ilvl w:val="0"/>
-          <w:numId w:val="1008"/>
+          <w:numId w:val="1007"/>
         </w:numPr>
       </w:pPr>
       <w:r>
@@ -6305,7 +6880,7 @@
         <w:pStyle w:val="Compact"/>
         <w:numPr>
           <w:ilvl w:val="0"/>
-          <w:numId w:val="1008"/>
+          <w:numId w:val="1007"/>
         </w:numPr>
       </w:pPr>
       <w:r>
@@ -6481,8 +7056,8 @@
         </w:pict>
       </w:r>
     </w:p>
-    <w:bookmarkEnd w:id="26"/>
-    <w:bookmarkStart w:id="27" w:name="第16题"/>
+    <w:bookmarkEnd w:id="22"/>
+    <w:bookmarkStart w:id="23" w:name="第15题"/>
     <w:p>
       <w:pPr>
         <w:pStyle w:val="Heading3"/>
@@ -6498,7 +7073,7 @@
         <w:rPr>
           <w:rFonts w:hint="eastAsia" w:ascii="Times New Roman" w:hAnsi="Times New Roman" w:eastAsia="Times New Roman" w:cs="Times New Roman"/>
         </w:rPr>
-        <w:t>16</w:t>
+        <w:t>15</w:t>
       </w:r>
       <w:r>
         <w:rPr>
@@ -7255,7 +7830,7 @@
         <w:pStyle w:val="Compact"/>
         <w:numPr>
           <w:ilvl w:val="0"/>
-          <w:numId w:val="1009"/>
+          <w:numId w:val="1008"/>
         </w:numPr>
       </w:pPr>
       <w:r>
@@ -7275,6 +7850,428 @@
           <w:rFonts w:hint="eastAsia" w:ascii="Times New Roman" w:hAnsi="Times New Roman" w:eastAsia="FangSong" w:cs="Times New Roman"/>
         </w:rPr>
         <w:t>的化学式并画出其结构</w:t>
+      </w:r>
+      <w:r>
+        <w:rPr>
+          <w:rFonts w:hint="eastAsia" w:ascii="Times New Roman" w:hAnsi="Times New Roman" w:eastAsia="Times New Roman" w:cs="Times New Roman"/>
+        </w:rPr>
+        <w:t>。</w:t>
+      </w:r>
+    </w:p>
+    <w:p>
+      <w:pPr>
+        <w:pStyle w:val="Compact"/>
+        <w:numPr>
+          <w:ilvl w:val="0"/>
+          <w:numId w:val="1008"/>
+        </w:numPr>
+      </w:pPr>
+      <w:r>
+        <w:rPr>
+          <w:rFonts w:hint="eastAsia" w:ascii="Times New Roman" w:hAnsi="Times New Roman" w:eastAsia="FangSong" w:cs="Times New Roman"/>
+        </w:rPr>
+        <w:t xml:space="preserve">已知配阳离子属于</w:t>
+      </w:r>
+      <w:r>
+        <w:rPr>
+          <w:rFonts w:ascii="Times New Roman" w:hAnsi="Times New Roman" w:eastAsia="Times New Roman" w:cs="Times New Roman"/>
+        </w:rPr>
+        <w:t xml:space="preserve"> </w:t>
+      </w:r>
+      <m:oMath>
+        <m:sSub>
+          <m:e>
+            <m:r>
+              <m:t>D</m:t>
+            </m:r>
+          </m:e>
+          <m:sub>
+            <m:r>
+              <m:t>2</m:t>
+            </m:r>
+            <m:r>
+              <m:t>h</m:t>
+            </m:r>
+          </m:sub>
+        </m:sSub>
+      </m:oMath>
+      <w:r>
+        <w:rPr>
+          <w:rFonts w:ascii="Times New Roman" w:hAnsi="Times New Roman" w:eastAsia="Times New Roman" w:cs="Times New Roman"/>
+        </w:rPr>
+        <w:t xml:space="preserve"> </w:t>
+      </w:r>
+      <w:r>
+        <w:rPr>
+          <w:rFonts w:hint="eastAsia" w:ascii="Times New Roman" w:hAnsi="Times New Roman" w:eastAsia="FangSong" w:cs="Times New Roman"/>
+        </w:rPr>
+        <w:t>点群</w:t>
+      </w:r>
+      <w:r>
+        <w:rPr>
+          <w:rFonts w:hint="eastAsia" w:ascii="Times New Roman" w:hAnsi="Times New Roman" w:eastAsia="Times New Roman" w:cs="Times New Roman"/>
+        </w:rPr>
+        <w:t>，</w:t>
+      </w:r>
+      <w:r>
+        <w:rPr>
+          <w:rFonts w:hint="eastAsia" w:ascii="Times New Roman" w:hAnsi="Times New Roman" w:eastAsia="FangSong" w:cs="Times New Roman"/>
+        </w:rPr>
+        <w:t>试画出其结构</w:t>
+      </w:r>
+      <w:r>
+        <w:rPr>
+          <w:rFonts w:hint="eastAsia" w:ascii="Times New Roman" w:hAnsi="Times New Roman" w:eastAsia="Times New Roman" w:cs="Times New Roman"/>
+        </w:rPr>
+        <w:t>。</w:t>
+      </w:r>
+    </w:p>
+    <w:p>
+      <w:pPr>
+        <w:pStyle w:val="FirstParagraph"/>
+      </w:pPr>
+      <w:r>
+        <w:rPr>
+          <w:rFonts w:ascii="Times New Roman" w:hAnsi="Times New Roman" w:eastAsia="Times New Roman" w:cs="Times New Roman"/>
+        </w:rPr>
+        <w:t xml:space="preserve">(Chinese Journal of Inorganic Chemistry, 2016, 32(5): 833-838)</w:t>
+      </w:r>
+    </w:p>
+    <w:p>
+      <w:pPr>
+        <w:pStyle w:val="BodyText"/>
+      </w:pPr>
+      <w:r>
+        <w:rPr>
+          <w:rFonts w:hint="eastAsia" w:ascii="Times New Roman" w:hAnsi="Times New Roman" w:eastAsia="FangSong" w:cs="Times New Roman"/>
+          <w:b/>
+          <w:bCs/>
+        </w:rPr>
+        <w:t xml:space="preserve">来源</w:t>
+      </w:r>
+      <w:r>
+        <w:rPr>
+          <w:rFonts w:hint="eastAsia" w:ascii="Times New Roman" w:hAnsi="Times New Roman" w:eastAsia="Times New Roman" w:cs="Times New Roman"/>
+        </w:rPr>
+        <w:t>：</w:t>
+      </w:r>
+      <w:r>
+        <w:rPr>
+          <w:rFonts w:hint="eastAsia" w:ascii="Times New Roman" w:hAnsi="Times New Roman" w:eastAsia="FangSong" w:cs="Times New Roman"/>
+        </w:rPr>
+        <w:t>化学竞赛初赛讲义</w:t>
+      </w:r>
+      <w:r>
+        <w:rPr>
+          <w:rFonts w:ascii="Times New Roman" w:hAnsi="Times New Roman" w:eastAsia="Times New Roman" w:cs="Times New Roman"/>
+        </w:rPr>
+        <w:t xml:space="preserve"> </w:t>
+      </w:r>
+      <w:r>
+        <w:rPr>
+          <w:rFonts w:hint="eastAsia" w:ascii="Times New Roman" w:hAnsi="Times New Roman" w:eastAsia="FangSong" w:cs="Times New Roman"/>
+        </w:rPr>
+        <w:t>第</w:t>
+      </w:r>
+      <w:r>
+        <w:rPr>
+          <w:rFonts w:hint="eastAsia" w:ascii="Times New Roman" w:hAnsi="Times New Roman" w:eastAsia="Times New Roman" w:cs="Times New Roman"/>
+        </w:rPr>
+        <w:t>4</w:t>
+      </w:r>
+      <w:r>
+        <w:rPr>
+          <w:rFonts w:hint="eastAsia" w:ascii="Times New Roman" w:hAnsi="Times New Roman" w:eastAsia="FangSong" w:cs="Times New Roman"/>
+        </w:rPr>
+        <w:t>讲</w:t>
+      </w:r>
+      <w:r>
+        <w:rPr>
+          <w:rFonts w:ascii="Times New Roman" w:hAnsi="Times New Roman" w:eastAsia="Times New Roman" w:cs="Times New Roman"/>
+        </w:rPr>
+        <w:t xml:space="preserve"> </w:t>
+      </w:r>
+      <w:r>
+        <w:rPr>
+          <w:rFonts w:hint="eastAsia" w:ascii="Times New Roman" w:hAnsi="Times New Roman" w:eastAsia="FangSong" w:cs="Times New Roman"/>
+        </w:rPr>
+        <w:t>第</w:t>
+      </w:r>
+      <w:r>
+        <w:rPr>
+          <w:rFonts w:hint="eastAsia" w:ascii="Times New Roman" w:hAnsi="Times New Roman" w:eastAsia="Times New Roman" w:cs="Times New Roman"/>
+        </w:rPr>
+        <w:t>4</w:t>
+      </w:r>
+      <w:r>
+        <w:rPr>
+          <w:rFonts w:hint="eastAsia" w:ascii="Times New Roman" w:hAnsi="Times New Roman" w:eastAsia="FangSong" w:cs="Times New Roman"/>
+        </w:rPr>
+        <w:t>讲习题</w:t>
+      </w:r>
+    </w:p>
+    <w:p>
+      <w:pPr>
+        <w:spacing w:before="160" w:after="80"/>
+      </w:pPr>
+      <w:r>
+        <w:pict>
+          <v:rect style="width:0;height:1.5pt" o:hralign="center" o:hrstd="t" o:hr="t"/>
+        </w:pict>
+      </w:r>
+    </w:p>
+    <w:bookmarkEnd w:id="23"/>
+    <w:bookmarkStart w:id="27" w:name="第16题"/>
+    <w:p>
+      <w:pPr>
+        <w:pStyle w:val="Heading3"/>
+        <w:spacing w:before="280" w:after="120"/>
+      </w:pPr>
+      <w:r>
+        <w:rPr>
+          <w:rFonts w:hint="eastAsia" w:ascii="Times New Roman" w:hAnsi="Times New Roman" w:eastAsia="SimHei" w:cs="Times New Roman"/>
+        </w:rPr>
+        <w:t>第</w:t>
+      </w:r>
+      <w:r>
+        <w:rPr>
+          <w:rFonts w:hint="eastAsia" w:ascii="Times New Roman" w:hAnsi="Times New Roman" w:eastAsia="Times New Roman" w:cs="Times New Roman"/>
+        </w:rPr>
+        <w:t>16</w:t>
+      </w:r>
+      <w:r>
+        <w:rPr>
+          <w:rFonts w:hint="eastAsia" w:ascii="Times New Roman" w:hAnsi="Times New Roman" w:eastAsia="SimHei" w:cs="Times New Roman"/>
+        </w:rPr>
+        <w:t>题</w:t>
+      </w:r>
+    </w:p>
+    <w:p>
+      <w:pPr>
+        <w:pStyle w:val="FirstParagraph"/>
+      </w:pPr>
+      <w:r>
+        <w:rPr>
+          <w:rFonts w:hint="eastAsia" w:ascii="Times New Roman" w:hAnsi="Times New Roman" w:eastAsia="FangSong" w:cs="Times New Roman"/>
+          <w:b/>
+          <w:bCs/>
+        </w:rPr>
+        <w:t xml:space="preserve">题目</w:t>
+      </w:r>
+      <w:r>
+        <w:rPr>
+          <w:rFonts w:hint="eastAsia" w:ascii="Times New Roman" w:hAnsi="Times New Roman" w:eastAsia="Times New Roman" w:cs="Times New Roman"/>
+        </w:rPr>
+        <w:t xml:space="preserve">：</w:t>
+      </w:r>
+      <w:r>
+        <w:rPr>
+          <w:rFonts w:ascii="Times New Roman" w:hAnsi="Times New Roman" w:eastAsia="Times New Roman" w:cs="Times New Roman"/>
+        </w:rPr>
+        <w:t xml:space="preserve"> </w:t>
+      </w:r>
+      <w:r>
+        <w:rPr>
+          <w:rFonts w:hint="eastAsia" w:ascii="Times New Roman" w:hAnsi="Times New Roman" w:eastAsia="FangSong" w:cs="Times New Roman"/>
+        </w:rPr>
+        <w:t>在过热溶剂中进行溶剂热合成可以有效地合成配位聚合物或原位形成新配体</w:t>
+      </w:r>
+      <w:r>
+        <w:rPr>
+          <w:rFonts w:hint="eastAsia" w:ascii="Times New Roman" w:hAnsi="Times New Roman" w:eastAsia="Times New Roman" w:cs="Times New Roman"/>
+        </w:rPr>
+        <w:t>。</w:t>
+      </w:r>
+      <w:r>
+        <w:rPr>
+          <w:rFonts w:hint="eastAsia" w:ascii="Times New Roman" w:hAnsi="Times New Roman" w:eastAsia="FangSong" w:cs="Times New Roman"/>
+        </w:rPr>
+        <w:t>将六水硝酸锌</w:t>
+      </w:r>
+      <w:r>
+        <w:rPr>
+          <w:rFonts w:hint="eastAsia" w:ascii="Times New Roman" w:hAnsi="Times New Roman" w:eastAsia="Times New Roman" w:cs="Times New Roman"/>
+        </w:rPr>
+        <w:t>，</w:t>
+      </w:r>
+      <w:r>
+        <w:rPr>
+          <w:rFonts w:hint="eastAsia" w:ascii="Times New Roman" w:hAnsi="Times New Roman" w:eastAsia="FangSong" w:cs="Times New Roman"/>
+        </w:rPr>
+        <w:t>过量的吡啶在甲醇溶剂中共热</w:t>
+      </w:r>
+      <w:r>
+        <w:rPr>
+          <w:rFonts w:hint="eastAsia" w:ascii="Times New Roman" w:hAnsi="Times New Roman" w:eastAsia="Times New Roman" w:cs="Times New Roman"/>
+        </w:rPr>
+        <w:t>，</w:t>
+      </w:r>
+      <w:r>
+        <w:rPr>
+          <w:rFonts w:hint="eastAsia" w:ascii="Times New Roman" w:hAnsi="Times New Roman" w:eastAsia="FangSong" w:cs="Times New Roman"/>
+        </w:rPr>
+        <w:t>于</w:t>
+      </w:r>
+      <w:r>
+        <w:rPr>
+          <w:rFonts w:ascii="Times New Roman" w:hAnsi="Times New Roman" w:eastAsia="Times New Roman" w:cs="Times New Roman"/>
+        </w:rPr>
+        <w:t xml:space="preserve"> </w:t>
+      </w:r>
+      <m:oMath>
+        <m:sSup>
+          <m:e>
+            <m:r>
+              <m:t>140</m:t>
+            </m:r>
+          </m:e>
+          <m:sup>
+            <m:r>
+              <m:rPr>
+                <m:sty m:val="p"/>
+              </m:rPr>
+              <m:t>∘</m:t>
+            </m:r>
+          </m:sup>
+        </m:sSup>
+      </m:oMath>
+      <w:r>
+        <w:rPr>
+          <w:rFonts w:ascii="Times New Roman" w:hAnsi="Times New Roman" w:eastAsia="Times New Roman" w:cs="Times New Roman"/>
+        </w:rPr>
+        <w:t xml:space="preserve"> </w:t>
+      </w:r>
+      <w:r>
+        <w:rPr>
+          <w:rFonts w:ascii="Times New Roman" w:hAnsi="Times New Roman" w:eastAsia="Times New Roman" w:cs="Times New Roman"/>
+        </w:rPr>
+        <w:t xml:space="preserve">C </w:t>
+      </w:r>
+      <w:r>
+        <w:rPr>
+          <w:rFonts w:hint="eastAsia" w:ascii="Times New Roman" w:hAnsi="Times New Roman" w:eastAsia="FangSong" w:cs="Times New Roman"/>
+        </w:rPr>
+        <w:t xml:space="preserve">回流</w:t>
+      </w:r>
+      <w:r>
+        <w:rPr>
+          <w:rFonts w:ascii="Times New Roman" w:hAnsi="Times New Roman" w:eastAsia="Times New Roman" w:cs="Times New Roman"/>
+        </w:rPr>
+        <w:t xml:space="preserve"> 14 </w:t>
+      </w:r>
+      <w:r>
+        <w:rPr>
+          <w:rFonts w:hint="eastAsia" w:ascii="Times New Roman" w:hAnsi="Times New Roman" w:eastAsia="FangSong" w:cs="Times New Roman"/>
+        </w:rPr>
+        <w:t xml:space="preserve">天得到一种无色的晶体</w:t>
+      </w:r>
+      <w:r>
+        <w:rPr>
+          <w:rFonts w:ascii="Times New Roman" w:hAnsi="Times New Roman" w:eastAsia="Times New Roman" w:cs="Times New Roman"/>
+        </w:rPr>
+        <w:t xml:space="preserve"> X </w:t>
+      </w:r>
+      <w:r>
+        <w:rPr>
+          <w:rFonts w:hint="eastAsia" w:ascii="Times New Roman" w:hAnsi="Times New Roman" w:eastAsia="FangSong" w:cs="Times New Roman"/>
+        </w:rPr>
+        <w:t>以及棕色的纳米氧化锌</w:t>
+      </w:r>
+      <w:r>
+        <w:rPr>
+          <w:rFonts w:hint="eastAsia" w:ascii="Times New Roman" w:hAnsi="Times New Roman" w:eastAsia="Times New Roman" w:cs="Times New Roman"/>
+        </w:rPr>
+        <w:t>。</w:t>
+      </w:r>
+      <w:r>
+        <w:rPr>
+          <w:rFonts w:hint="eastAsia" w:ascii="Times New Roman" w:hAnsi="Times New Roman" w:eastAsia="FangSong" w:cs="Times New Roman"/>
+        </w:rPr>
+        <w:t>研究表明过程中发生了氧化偶联反应</w:t>
+      </w:r>
+      <w:r>
+        <w:rPr>
+          <w:rFonts w:hint="eastAsia" w:ascii="Times New Roman" w:hAnsi="Times New Roman" w:eastAsia="Times New Roman" w:cs="Times New Roman"/>
+        </w:rPr>
+        <w:t>，</w:t>
+      </w:r>
+      <w:r>
+        <w:rPr>
+          <w:rFonts w:hint="eastAsia" w:ascii="Times New Roman" w:hAnsi="Times New Roman" w:eastAsia="FangSong" w:cs="Times New Roman"/>
+        </w:rPr>
+        <w:t>无色晶体为一种一维链式聚合物</w:t>
+      </w:r>
+      <w:r>
+        <w:rPr>
+          <w:rFonts w:hint="eastAsia" w:ascii="Times New Roman" w:hAnsi="Times New Roman" w:eastAsia="Times New Roman" w:cs="Times New Roman"/>
+        </w:rPr>
+        <w:t>，</w:t>
+      </w:r>
+      <w:r>
+        <w:rPr>
+          <w:rFonts w:hint="eastAsia" w:ascii="Times New Roman" w:hAnsi="Times New Roman" w:eastAsia="FangSong" w:cs="Times New Roman"/>
+        </w:rPr>
+        <w:t>已知其中</w:t>
+      </w:r>
+      <w:r>
+        <w:rPr>
+          <w:rFonts w:ascii="Times New Roman" w:hAnsi="Times New Roman" w:eastAsia="Times New Roman" w:cs="Times New Roman"/>
+        </w:rPr>
+        <w:t xml:space="preserve"> Zn </w:t>
+      </w:r>
+      <w:r>
+        <w:rPr>
+          <w:rFonts w:hint="eastAsia" w:ascii="Times New Roman" w:hAnsi="Times New Roman" w:eastAsia="FangSong" w:cs="Times New Roman"/>
+        </w:rPr>
+        <w:t xml:space="preserve">的质量分数为</w:t>
+      </w:r>
+      <w:r>
+        <w:rPr>
+          <w:rFonts w:ascii="Times New Roman" w:hAnsi="Times New Roman" w:eastAsia="Times New Roman" w:cs="Times New Roman"/>
+        </w:rPr>
+        <w:t xml:space="preserve"> </w:t>
+      </w:r>
+      <w:r>
+        <w:rPr>
+          <w:rFonts w:hint="eastAsia" w:ascii="Times New Roman" w:hAnsi="Times New Roman" w:eastAsia="Times New Roman" w:cs="Times New Roman"/>
+        </w:rPr>
+        <w:t xml:space="preserve">21.0%，N</w:t>
+      </w:r>
+      <w:r>
+        <w:rPr>
+          <w:rFonts w:ascii="Times New Roman" w:hAnsi="Times New Roman" w:eastAsia="Times New Roman" w:cs="Times New Roman"/>
+        </w:rPr>
+        <w:t xml:space="preserve"> </w:t>
+      </w:r>
+      <w:r>
+        <w:rPr>
+          <w:rFonts w:hint="eastAsia" w:ascii="Times New Roman" w:hAnsi="Times New Roman" w:eastAsia="FangSong" w:cs="Times New Roman"/>
+        </w:rPr>
+        <w:t xml:space="preserve">的质量分数为</w:t>
+      </w:r>
+      <w:r>
+        <w:rPr>
+          <w:rFonts w:ascii="Times New Roman" w:hAnsi="Times New Roman" w:eastAsia="Times New Roman" w:cs="Times New Roman"/>
+        </w:rPr>
+        <w:t xml:space="preserve"> </w:t>
+      </w:r>
+      <w:r>
+        <w:rPr>
+          <w:rFonts w:hint="eastAsia" w:ascii="Times New Roman" w:hAnsi="Times New Roman" w:eastAsia="Times New Roman" w:cs="Times New Roman"/>
+        </w:rPr>
+        <w:t xml:space="preserve">9.0%，Zn</w:t>
+      </w:r>
+      <w:r>
+        <w:rPr>
+          <w:rFonts w:ascii="Times New Roman" w:hAnsi="Times New Roman" w:eastAsia="Times New Roman" w:cs="Times New Roman"/>
+        </w:rPr>
+        <w:t xml:space="preserve"> </w:t>
+      </w:r>
+      <w:r>
+        <w:rPr>
+          <w:rFonts w:hint="eastAsia" w:ascii="Times New Roman" w:hAnsi="Times New Roman" w:eastAsia="FangSong" w:cs="Times New Roman"/>
+        </w:rPr>
+        <w:t>采取八面体场的配位型式</w:t>
       </w:r>
       <w:r>
         <w:rPr>
@@ -7295,7 +8292,91 @@
         <w:rPr>
           <w:rFonts w:hint="eastAsia" w:ascii="Times New Roman" w:hAnsi="Times New Roman" w:eastAsia="FangSong" w:cs="Times New Roman"/>
         </w:rPr>
-        <w:t xml:space="preserve">已知配阳离子属于</w:t>
+        <w:t xml:space="preserve">计算并确定</w:t>
+      </w:r>
+      <w:r>
+        <w:rPr>
+          <w:rFonts w:ascii="Times New Roman" w:hAnsi="Times New Roman" w:eastAsia="Times New Roman" w:cs="Times New Roman"/>
+        </w:rPr>
+        <w:t xml:space="preserve"> X </w:t>
+      </w:r>
+      <w:r>
+        <w:rPr>
+          <w:rFonts w:hint="eastAsia" w:ascii="Times New Roman" w:hAnsi="Times New Roman" w:eastAsia="FangSong" w:cs="Times New Roman"/>
+        </w:rPr>
+        <w:t>的化学式</w:t>
+      </w:r>
+      <w:r>
+        <w:rPr>
+          <w:rFonts w:hint="eastAsia" w:ascii="Times New Roman" w:hAnsi="Times New Roman" w:eastAsia="Times New Roman" w:cs="Times New Roman"/>
+        </w:rPr>
+        <w:t>。</w:t>
+      </w:r>
+      <w:r>
+        <w:rPr>
+          <w:rFonts w:ascii="Times New Roman" w:hAnsi="Times New Roman" w:eastAsia="Times New Roman" w:cs="Times New Roman"/>
+        </w:rPr>
+        <w:br/>
+      </w:r>
+    </w:p>
+    <w:p>
+      <w:pPr>
+        <w:pStyle w:val="Compact"/>
+        <w:numPr>
+          <w:ilvl w:val="0"/>
+          <w:numId w:val="1009"/>
+        </w:numPr>
+      </w:pPr>
+      <w:r>
+        <w:rPr>
+          <w:rFonts w:ascii="Times New Roman" w:hAnsi="Times New Roman" w:eastAsia="Times New Roman" w:cs="Times New Roman"/>
+        </w:rPr>
+        <w:t xml:space="preserve">X </w:t>
+      </w:r>
+      <w:r>
+        <w:rPr>
+          <w:rFonts w:hint="eastAsia" w:ascii="Times New Roman" w:hAnsi="Times New Roman" w:eastAsia="FangSong" w:cs="Times New Roman"/>
+        </w:rPr>
+        <w:t xml:space="preserve">的一维链中相邻两个</w:t>
+      </w:r>
+      <w:r>
+        <w:rPr>
+          <w:rFonts w:ascii="Times New Roman" w:hAnsi="Times New Roman" w:eastAsia="Times New Roman" w:cs="Times New Roman"/>
+        </w:rPr>
+        <w:t xml:space="preserve"> Zn </w:t>
+      </w:r>
+      <w:r>
+        <w:rPr>
+          <w:rFonts w:hint="eastAsia" w:ascii="Times New Roman" w:hAnsi="Times New Roman" w:eastAsia="FangSong" w:cs="Times New Roman"/>
+        </w:rPr>
+        <w:t>是如何连接起来的</w:t>
+      </w:r>
+      <w:r>
+        <w:rPr>
+          <w:rFonts w:hint="eastAsia" w:ascii="Times New Roman" w:hAnsi="Times New Roman" w:eastAsia="Times New Roman" w:cs="Times New Roman"/>
+        </w:rPr>
+        <w:t>？</w:t>
+      </w:r>
+      <w:r>
+        <w:rPr>
+          <w:rFonts w:ascii="Times New Roman" w:hAnsi="Times New Roman" w:eastAsia="Times New Roman" w:cs="Times New Roman"/>
+        </w:rPr>
+        <w:br/>
+      </w:r>
+    </w:p>
+    <w:p>
+      <w:pPr>
+        <w:pStyle w:val="Compact"/>
+        <w:numPr>
+          <w:ilvl w:val="0"/>
+          <w:numId w:val="1009"/>
+        </w:numPr>
+      </w:pPr>
+      <w:r>
+        <w:rPr>
+          <w:rFonts w:hint="eastAsia" w:ascii="Times New Roman" w:hAnsi="Times New Roman" w:eastAsia="FangSong" w:cs="Times New Roman"/>
+        </w:rPr>
+        <w:t xml:space="preserve">用</w:t>
       </w:r>
       <w:r>
         <w:rPr>
@@ -7304,18 +8385,77 @@
         <w:t xml:space="preserve"> </w:t>
       </w:r>
       <m:oMath>
+        <m:oMathPr>
+          <m:ctrlPr>
+            <w:rPr>
+              <w:sz w:val="28"/>
+              <w:szCs w:val="28"/>
+            </w:rPr>
+          </m:ctrlPr>
+        </m:oMathPr>
+        <m:r>
+          <m:rPr>
+            <m:sty m:val="p"/>
+          </m:rPr>
+          <m:t>Z</m:t>
+        </m:r>
+        <m:r>
+          <m:rPr>
+            <m:sty m:val="p"/>
+          </m:rPr>
+          <m:t>n</m:t>
+        </m:r>
+        <m:r>
+          <m:rPr>
+            <m:sty m:val="p"/>
+          </m:rPr>
+          <m:t>(</m:t>
+        </m:r>
+        <m:r>
+          <m:rPr>
+            <m:sty m:val="p"/>
+          </m:rPr>
+          <m:t>C</m:t>
+        </m:r>
+        <m:r>
+          <m:rPr>
+            <m:sty m:val="p"/>
+          </m:rPr>
+          <m:t>l</m:t>
+        </m:r>
         <m:sSub>
           <m:e>
             <m:r>
-              <m:t>D</m:t>
+              <m:rPr>
+                <m:sty m:val="p"/>
+              </m:rPr>
+              <m:t>O</m:t>
             </m:r>
           </m:e>
           <m:sub>
             <m:r>
+              <m:rPr>
+                <m:sty m:val="p"/>
+              </m:rPr>
+              <m:t>4</m:t>
+            </m:r>
+          </m:sub>
+        </m:sSub>
+        <m:sSub>
+          <m:e>
+            <m:r>
+              <m:rPr>
+                <m:sty m:val="p"/>
+              </m:rPr>
+              <m:t>)</m:t>
+            </m:r>
+          </m:e>
+          <m:sub>
+            <m:r>
+              <m:rPr>
+                <m:sty m:val="p"/>
+              </m:rPr>
               <m:t>2</m:t>
-            </m:r>
-            <m:r>
-              <m:t>h</m:t>
             </m:r>
           </m:sub>
         </m:sSub>
@@ -7330,7 +8470,95 @@
         <w:rPr>
           <w:rFonts w:hint="eastAsia" w:ascii="Times New Roman" w:hAnsi="Times New Roman" w:eastAsia="FangSong" w:cs="Times New Roman"/>
         </w:rPr>
-        <w:t>点群</w:t>
+        <w:t xml:space="preserve">代替</w:t>
+      </w:r>
+      <w:r>
+        <w:rPr>
+          <w:rFonts w:ascii="Times New Roman" w:hAnsi="Times New Roman" w:eastAsia="Times New Roman" w:cs="Times New Roman"/>
+        </w:rPr>
+        <w:t xml:space="preserve"> </w:t>
+      </w:r>
+      <m:oMath>
+        <m:oMathPr>
+          <m:ctrlPr>
+            <w:rPr>
+              <w:sz w:val="28"/>
+              <w:szCs w:val="28"/>
+            </w:rPr>
+          </m:ctrlPr>
+        </m:oMathPr>
+        <m:r>
+          <m:rPr>
+            <m:sty m:val="p"/>
+          </m:rPr>
+          <m:t>Z</m:t>
+        </m:r>
+        <m:r>
+          <m:rPr>
+            <m:sty m:val="p"/>
+          </m:rPr>
+          <m:t>n</m:t>
+        </m:r>
+        <m:r>
+          <m:rPr>
+            <m:sty m:val="p"/>
+          </m:rPr>
+          <m:t>(</m:t>
+        </m:r>
+        <m:r>
+          <m:rPr>
+            <m:sty m:val="p"/>
+          </m:rPr>
+          <m:t>N</m:t>
+        </m:r>
+        <m:sSub>
+          <m:e>
+            <m:r>
+              <m:rPr>
+                <m:sty m:val="p"/>
+              </m:rPr>
+              <m:t>O</m:t>
+            </m:r>
+          </m:e>
+          <m:sub>
+            <m:r>
+              <m:rPr>
+                <m:sty m:val="p"/>
+              </m:rPr>
+              <m:t>3</m:t>
+            </m:r>
+          </m:sub>
+        </m:sSub>
+        <m:sSub>
+          <m:e>
+            <m:r>
+              <m:rPr>
+                <m:sty m:val="p"/>
+              </m:rPr>
+              <m:t>)</m:t>
+            </m:r>
+          </m:e>
+          <m:sub>
+            <m:r>
+              <m:rPr>
+                <m:sty m:val="p"/>
+              </m:rPr>
+              <m:t>2</m:t>
+            </m:r>
+          </m:sub>
+        </m:sSub>
+      </m:oMath>
+      <w:r>
+        <w:rPr>
+          <w:rFonts w:ascii="Times New Roman" w:hAnsi="Times New Roman" w:eastAsia="Times New Roman" w:cs="Times New Roman"/>
+        </w:rPr>
+        <w:t xml:space="preserve"> </w:t>
+      </w:r>
+      <w:r>
+        <w:rPr>
+          <w:rFonts w:hint="eastAsia" w:ascii="Times New Roman" w:hAnsi="Times New Roman" w:eastAsia="FangSong" w:cs="Times New Roman"/>
+        </w:rPr>
+        <w:t>不能实现氧化偶联反应</w:t>
       </w:r>
       <w:r>
         <w:rPr>
@@ -7342,13 +8570,13 @@
         <w:rPr>
           <w:rFonts w:hint="eastAsia" w:ascii="Times New Roman" w:hAnsi="Times New Roman" w:eastAsia="FangSong" w:cs="Times New Roman"/>
         </w:rPr>
-        <w:t>试画出其结构</w:t>
-      </w:r>
-      <w:r>
-        <w:rPr>
-          <w:rFonts w:hint="eastAsia" w:ascii="Times New Roman" w:hAnsi="Times New Roman" w:eastAsia="Times New Roman" w:cs="Times New Roman"/>
-        </w:rPr>
-        <w:t>。</w:t>
+        <w:t>为什么</w:t>
+      </w:r>
+      <w:r>
+        <w:rPr>
+          <w:rFonts w:hint="eastAsia" w:ascii="Times New Roman" w:hAnsi="Times New Roman" w:eastAsia="Times New Roman" w:cs="Times New Roman"/>
+        </w:rPr>
+        <w:t>?</w:t>
       </w:r>
     </w:p>
     <w:p>
@@ -7359,7 +8587,7 @@
         <w:rPr>
           <w:rFonts w:ascii="Times New Roman" w:hAnsi="Times New Roman" w:eastAsia="Times New Roman" w:cs="Times New Roman"/>
         </w:rPr>
-        <w:t xml:space="preserve">(Chinese Journal of Inorganic Chemistry, 2016, 32(5): 833-838)</w:t>
+        <w:t xml:space="preserve">(Crystal Growth &amp; Design 1, No. 1 (2001): 9–11)</w:t>
       </w:r>
     </w:p>
     <w:p>
@@ -7433,6 +8661,58 @@
           <w:rFonts w:hint="eastAsia" w:ascii="Times New Roman" w:hAnsi="Times New Roman" w:eastAsia="FangSong" w:cs="Times New Roman"/>
         </w:rPr>
         <w:t>讲习题</w:t>
+      </w:r>
+    </w:p>
+    <w:p>
+      <w:pPr>
+        <w:pStyle w:val="BodyText"/>
+        <w:spacing w:before="160" w:after="80"/>
+        <w:jc w:val="center"/>
+      </w:pPr>
+      <w:r>
+        <w:rPr>
+          <w:rFonts w:ascii="Times New Roman" w:hAnsi="Times New Roman" w:eastAsia="Times New Roman" w:cs="Times New Roman"/>
+        </w:rPr>
+        <w:drawing>
+          <wp:inline>
+            <wp:extent cx="3600000" cy="2426086"/>
+            <wp:effectExtent b="0" l="0" r="0" t="0"/>
+            <wp:docPr descr="" title="" id="25" name="Picture"/>
+            <a:graphic>
+              <a:graphicData uri="http://schemas.openxmlformats.org/drawingml/2006/picture">
+                <pic:pic>
+                  <pic:nvPicPr>
+                    <pic:cNvPr descr="7937fa3a4ad6d5d9124ba067bca2710abd9c4ab591c0e70741f298f0452bda78.png" id="26" name="Picture"/>
+                    <pic:cNvPicPr>
+                      <a:picLocks noChangeArrowheads="1" noChangeAspect="1"/>
+                    </pic:cNvPicPr>
+                  </pic:nvPicPr>
+                  <pic:blipFill>
+                    <a:blip r:embed="rId24"/>
+                    <a:stretch>
+                      <a:fillRect/>
+                    </a:stretch>
+                  </pic:blipFill>
+                  <pic:spPr bwMode="auto">
+                    <a:xfrm>
+                      <a:off x="0" y="0"/>
+                      <a:ext cx="3600000" cy="2426086"/>
+                    </a:xfrm>
+                    <a:prstGeom prst="rect">
+                      <a:avLst/>
+                    </a:prstGeom>
+                    <a:noFill/>
+                    <a:ln w="9525">
+                      <a:noFill/>
+                      <a:headEnd/>
+                      <a:tailEnd/>
+                    </a:ln>
+                  </pic:spPr>
+                </pic:pic>
+              </a:graphicData>
+            </a:graphic>
+          </wp:inline>
+        </w:drawing>
       </w:r>
     </w:p>
     <w:p>

--- a/00-首页/题组Word/第一轮·综合套卷/第一轮综合卷06-学生版.docx
+++ b/00-首页/题组Word/第一轮·综合套卷/第一轮综合卷06-学生版.docx
@@ -10694,14 +10694,14 @@
         </w:rPr>
         <w:drawing>
           <wp:inline>
-            <wp:extent cx="3240000" cy="4584609"/>
+            <wp:extent cx="3600000" cy="2551034"/>
             <wp:effectExtent b="0" l="0" r="0" t="0"/>
             <wp:docPr descr="" title="" id="32" name="Picture"/>
             <a:graphic>
               <a:graphicData uri="http://schemas.openxmlformats.org/drawingml/2006/picture">
                 <pic:pic>
                   <pic:nvPicPr>
-                    <pic:cNvPr descr="2021-浙江预赛_p08.png" id="33" name="Picture"/>
+                    <pic:cNvPr descr="06-外部资料导入/真题/省预赛/裁剪图/2021-浙江预赛_q36.png" id="33" name="Picture"/>
                     <pic:cNvPicPr>
                       <a:picLocks noChangeArrowheads="1" noChangeAspect="1"/>
                     </pic:cNvPicPr>
@@ -10715,7 +10715,7 @@
                   <pic:spPr bwMode="auto">
                     <a:xfrm>
                       <a:off x="0" y="0"/>
-                      <a:ext cx="3240000" cy="4584609"/>
+                      <a:ext cx="3600000" cy="2551034"/>
                     </a:xfrm>
                     <a:prstGeom prst="rect">
                       <a:avLst/>

--- a/00-首页/题组Word/第一轮·综合套卷/第一轮综合卷06-学生版.docx
+++ b/00-首页/题组Word/第一轮·综合套卷/第一轮综合卷06-学生版.docx
@@ -5839,79 +5839,6 @@
     </w:p>
     <w:p>
       <w:pPr>
-        <w:pStyle w:val="FirstParagraph"/>
-      </w:pPr>
-      <w:r>
-        <w:rPr>
-          <w:rFonts w:hint="eastAsia" w:ascii="Times New Roman" w:hAnsi="Times New Roman" w:eastAsia="FangSong" w:cs="Times New Roman"/>
-          <w:b/>
-          <w:bCs/>
-        </w:rPr>
-        <w:t xml:space="preserve">来源</w:t>
-      </w:r>
-      <w:r>
-        <w:rPr>
-          <w:rFonts w:hint="eastAsia" w:ascii="Times New Roman" w:hAnsi="Times New Roman" w:eastAsia="Times New Roman" w:cs="Times New Roman"/>
-        </w:rPr>
-        <w:t>：</w:t>
-      </w:r>
-      <w:r>
-        <w:rPr>
-          <w:rFonts w:hint="eastAsia" w:ascii="Times New Roman" w:hAnsi="Times New Roman" w:eastAsia="FangSong" w:cs="Times New Roman"/>
-        </w:rPr>
-        <w:t>化学竞赛初赛讲义</w:t>
-      </w:r>
-      <w:r>
-        <w:rPr>
-          <w:rFonts w:ascii="Times New Roman" w:hAnsi="Times New Roman" w:eastAsia="Times New Roman" w:cs="Times New Roman"/>
-        </w:rPr>
-        <w:t xml:space="preserve"> </w:t>
-      </w:r>
-      <w:r>
-        <w:rPr>
-          <w:rFonts w:hint="eastAsia" w:ascii="Times New Roman" w:hAnsi="Times New Roman" w:eastAsia="FangSong" w:cs="Times New Roman"/>
-        </w:rPr>
-        <w:t>第</w:t>
-      </w:r>
-      <w:r>
-        <w:rPr>
-          <w:rFonts w:hint="eastAsia" w:ascii="Times New Roman" w:hAnsi="Times New Roman" w:eastAsia="Times New Roman" w:cs="Times New Roman"/>
-        </w:rPr>
-        <w:t>4</w:t>
-      </w:r>
-      <w:r>
-        <w:rPr>
-          <w:rFonts w:hint="eastAsia" w:ascii="Times New Roman" w:hAnsi="Times New Roman" w:eastAsia="FangSong" w:cs="Times New Roman"/>
-        </w:rPr>
-        <w:t>讲</w:t>
-      </w:r>
-      <w:r>
-        <w:rPr>
-          <w:rFonts w:ascii="Times New Roman" w:hAnsi="Times New Roman" w:eastAsia="Times New Roman" w:cs="Times New Roman"/>
-        </w:rPr>
-        <w:t xml:space="preserve"> </w:t>
-      </w:r>
-      <w:r>
-        <w:rPr>
-          <w:rFonts w:hint="eastAsia" w:ascii="Times New Roman" w:hAnsi="Times New Roman" w:eastAsia="FangSong" w:cs="Times New Roman"/>
-        </w:rPr>
-        <w:t>第</w:t>
-      </w:r>
-      <w:r>
-        <w:rPr>
-          <w:rFonts w:hint="eastAsia" w:ascii="Times New Roman" w:hAnsi="Times New Roman" w:eastAsia="Times New Roman" w:cs="Times New Roman"/>
-        </w:rPr>
-        <w:t>4</w:t>
-      </w:r>
-      <w:r>
-        <w:rPr>
-          <w:rFonts w:hint="eastAsia" w:ascii="Times New Roman" w:hAnsi="Times New Roman" w:eastAsia="FangSong" w:cs="Times New Roman"/>
-        </w:rPr>
-        <w:t>讲习题</w:t>
-      </w:r>
-    </w:p>
-    <w:p>
-      <w:pPr>
         <w:spacing w:before="160" w:after="80"/>
       </w:pPr>
       <w:r>
@@ -6971,79 +6898,6 @@
           <w:rFonts w:hint="eastAsia" w:ascii="Times New Roman" w:hAnsi="Times New Roman" w:eastAsia="Times New Roman" w:cs="Times New Roman"/>
         </w:rPr>
         <w:t>。</w:t>
-      </w:r>
-    </w:p>
-    <w:p>
-      <w:pPr>
-        <w:pStyle w:val="FirstParagraph"/>
-      </w:pPr>
-      <w:r>
-        <w:rPr>
-          <w:rFonts w:hint="eastAsia" w:ascii="Times New Roman" w:hAnsi="Times New Roman" w:eastAsia="FangSong" w:cs="Times New Roman"/>
-          <w:b/>
-          <w:bCs/>
-        </w:rPr>
-        <w:t xml:space="preserve">来源</w:t>
-      </w:r>
-      <w:r>
-        <w:rPr>
-          <w:rFonts w:hint="eastAsia" w:ascii="Times New Roman" w:hAnsi="Times New Roman" w:eastAsia="Times New Roman" w:cs="Times New Roman"/>
-        </w:rPr>
-        <w:t>：</w:t>
-      </w:r>
-      <w:r>
-        <w:rPr>
-          <w:rFonts w:hint="eastAsia" w:ascii="Times New Roman" w:hAnsi="Times New Roman" w:eastAsia="FangSong" w:cs="Times New Roman"/>
-        </w:rPr>
-        <w:t>化学竞赛初赛讲义</w:t>
-      </w:r>
-      <w:r>
-        <w:rPr>
-          <w:rFonts w:ascii="Times New Roman" w:hAnsi="Times New Roman" w:eastAsia="Times New Roman" w:cs="Times New Roman"/>
-        </w:rPr>
-        <w:t xml:space="preserve"> </w:t>
-      </w:r>
-      <w:r>
-        <w:rPr>
-          <w:rFonts w:hint="eastAsia" w:ascii="Times New Roman" w:hAnsi="Times New Roman" w:eastAsia="FangSong" w:cs="Times New Roman"/>
-        </w:rPr>
-        <w:t>第</w:t>
-      </w:r>
-      <w:r>
-        <w:rPr>
-          <w:rFonts w:hint="eastAsia" w:ascii="Times New Roman" w:hAnsi="Times New Roman" w:eastAsia="Times New Roman" w:cs="Times New Roman"/>
-        </w:rPr>
-        <w:t>4</w:t>
-      </w:r>
-      <w:r>
-        <w:rPr>
-          <w:rFonts w:hint="eastAsia" w:ascii="Times New Roman" w:hAnsi="Times New Roman" w:eastAsia="FangSong" w:cs="Times New Roman"/>
-        </w:rPr>
-        <w:t>讲</w:t>
-      </w:r>
-      <w:r>
-        <w:rPr>
-          <w:rFonts w:ascii="Times New Roman" w:hAnsi="Times New Roman" w:eastAsia="Times New Roman" w:cs="Times New Roman"/>
-        </w:rPr>
-        <w:t xml:space="preserve"> </w:t>
-      </w:r>
-      <w:r>
-        <w:rPr>
-          <w:rFonts w:hint="eastAsia" w:ascii="Times New Roman" w:hAnsi="Times New Roman" w:eastAsia="FangSong" w:cs="Times New Roman"/>
-        </w:rPr>
-        <w:t>第</w:t>
-      </w:r>
-      <w:r>
-        <w:rPr>
-          <w:rFonts w:hint="eastAsia" w:ascii="Times New Roman" w:hAnsi="Times New Roman" w:eastAsia="Times New Roman" w:cs="Times New Roman"/>
-        </w:rPr>
-        <w:t>4</w:t>
-      </w:r>
-      <w:r>
-        <w:rPr>
-          <w:rFonts w:hint="eastAsia" w:ascii="Times New Roman" w:hAnsi="Times New Roman" w:eastAsia="FangSong" w:cs="Times New Roman"/>
-        </w:rPr>
-        <w:t>讲习题</w:t>
       </w:r>
     </w:p>
     <w:p>
@@ -7939,79 +7793,6 @@
     </w:p>
     <w:p>
       <w:pPr>
-        <w:pStyle w:val="BodyText"/>
-      </w:pPr>
-      <w:r>
-        <w:rPr>
-          <w:rFonts w:hint="eastAsia" w:ascii="Times New Roman" w:hAnsi="Times New Roman" w:eastAsia="FangSong" w:cs="Times New Roman"/>
-          <w:b/>
-          <w:bCs/>
-        </w:rPr>
-        <w:t xml:space="preserve">来源</w:t>
-      </w:r>
-      <w:r>
-        <w:rPr>
-          <w:rFonts w:hint="eastAsia" w:ascii="Times New Roman" w:hAnsi="Times New Roman" w:eastAsia="Times New Roman" w:cs="Times New Roman"/>
-        </w:rPr>
-        <w:t>：</w:t>
-      </w:r>
-      <w:r>
-        <w:rPr>
-          <w:rFonts w:hint="eastAsia" w:ascii="Times New Roman" w:hAnsi="Times New Roman" w:eastAsia="FangSong" w:cs="Times New Roman"/>
-        </w:rPr>
-        <w:t>化学竞赛初赛讲义</w:t>
-      </w:r>
-      <w:r>
-        <w:rPr>
-          <w:rFonts w:ascii="Times New Roman" w:hAnsi="Times New Roman" w:eastAsia="Times New Roman" w:cs="Times New Roman"/>
-        </w:rPr>
-        <w:t xml:space="preserve"> </w:t>
-      </w:r>
-      <w:r>
-        <w:rPr>
-          <w:rFonts w:hint="eastAsia" w:ascii="Times New Roman" w:hAnsi="Times New Roman" w:eastAsia="FangSong" w:cs="Times New Roman"/>
-        </w:rPr>
-        <w:t>第</w:t>
-      </w:r>
-      <w:r>
-        <w:rPr>
-          <w:rFonts w:hint="eastAsia" w:ascii="Times New Roman" w:hAnsi="Times New Roman" w:eastAsia="Times New Roman" w:cs="Times New Roman"/>
-        </w:rPr>
-        <w:t>4</w:t>
-      </w:r>
-      <w:r>
-        <w:rPr>
-          <w:rFonts w:hint="eastAsia" w:ascii="Times New Roman" w:hAnsi="Times New Roman" w:eastAsia="FangSong" w:cs="Times New Roman"/>
-        </w:rPr>
-        <w:t>讲</w:t>
-      </w:r>
-      <w:r>
-        <w:rPr>
-          <w:rFonts w:ascii="Times New Roman" w:hAnsi="Times New Roman" w:eastAsia="Times New Roman" w:cs="Times New Roman"/>
-        </w:rPr>
-        <w:t xml:space="preserve"> </w:t>
-      </w:r>
-      <w:r>
-        <w:rPr>
-          <w:rFonts w:hint="eastAsia" w:ascii="Times New Roman" w:hAnsi="Times New Roman" w:eastAsia="FangSong" w:cs="Times New Roman"/>
-        </w:rPr>
-        <w:t>第</w:t>
-      </w:r>
-      <w:r>
-        <w:rPr>
-          <w:rFonts w:hint="eastAsia" w:ascii="Times New Roman" w:hAnsi="Times New Roman" w:eastAsia="Times New Roman" w:cs="Times New Roman"/>
-        </w:rPr>
-        <w:t>4</w:t>
-      </w:r>
-      <w:r>
-        <w:rPr>
-          <w:rFonts w:hint="eastAsia" w:ascii="Times New Roman" w:hAnsi="Times New Roman" w:eastAsia="FangSong" w:cs="Times New Roman"/>
-        </w:rPr>
-        <w:t>讲习题</w:t>
-      </w:r>
-    </w:p>
-    <w:p>
-      <w:pPr>
         <w:spacing w:before="160" w:after="80"/>
       </w:pPr>
       <w:r>
@@ -8588,79 +8369,6 @@
           <w:rFonts w:ascii="Times New Roman" w:hAnsi="Times New Roman" w:eastAsia="Times New Roman" w:cs="Times New Roman"/>
         </w:rPr>
         <w:t xml:space="preserve">(Crystal Growth &amp; Design 1, No. 1 (2001): 9–11)</w:t>
-      </w:r>
-    </w:p>
-    <w:p>
-      <w:pPr>
-        <w:pStyle w:val="BodyText"/>
-      </w:pPr>
-      <w:r>
-        <w:rPr>
-          <w:rFonts w:hint="eastAsia" w:ascii="Times New Roman" w:hAnsi="Times New Roman" w:eastAsia="FangSong" w:cs="Times New Roman"/>
-          <w:b/>
-          <w:bCs/>
-        </w:rPr>
-        <w:t xml:space="preserve">来源</w:t>
-      </w:r>
-      <w:r>
-        <w:rPr>
-          <w:rFonts w:hint="eastAsia" w:ascii="Times New Roman" w:hAnsi="Times New Roman" w:eastAsia="Times New Roman" w:cs="Times New Roman"/>
-        </w:rPr>
-        <w:t>：</w:t>
-      </w:r>
-      <w:r>
-        <w:rPr>
-          <w:rFonts w:hint="eastAsia" w:ascii="Times New Roman" w:hAnsi="Times New Roman" w:eastAsia="FangSong" w:cs="Times New Roman"/>
-        </w:rPr>
-        <w:t>化学竞赛初赛讲义</w:t>
-      </w:r>
-      <w:r>
-        <w:rPr>
-          <w:rFonts w:ascii="Times New Roman" w:hAnsi="Times New Roman" w:eastAsia="Times New Roman" w:cs="Times New Roman"/>
-        </w:rPr>
-        <w:t xml:space="preserve"> </w:t>
-      </w:r>
-      <w:r>
-        <w:rPr>
-          <w:rFonts w:hint="eastAsia" w:ascii="Times New Roman" w:hAnsi="Times New Roman" w:eastAsia="FangSong" w:cs="Times New Roman"/>
-        </w:rPr>
-        <w:t>第</w:t>
-      </w:r>
-      <w:r>
-        <w:rPr>
-          <w:rFonts w:hint="eastAsia" w:ascii="Times New Roman" w:hAnsi="Times New Roman" w:eastAsia="Times New Roman" w:cs="Times New Roman"/>
-        </w:rPr>
-        <w:t>4</w:t>
-      </w:r>
-      <w:r>
-        <w:rPr>
-          <w:rFonts w:hint="eastAsia" w:ascii="Times New Roman" w:hAnsi="Times New Roman" w:eastAsia="FangSong" w:cs="Times New Roman"/>
-        </w:rPr>
-        <w:t>讲</w:t>
-      </w:r>
-      <w:r>
-        <w:rPr>
-          <w:rFonts w:ascii="Times New Roman" w:hAnsi="Times New Roman" w:eastAsia="Times New Roman" w:cs="Times New Roman"/>
-        </w:rPr>
-        <w:t xml:space="preserve"> </w:t>
-      </w:r>
-      <w:r>
-        <w:rPr>
-          <w:rFonts w:hint="eastAsia" w:ascii="Times New Roman" w:hAnsi="Times New Roman" w:eastAsia="FangSong" w:cs="Times New Roman"/>
-        </w:rPr>
-        <w:t>第</w:t>
-      </w:r>
-      <w:r>
-        <w:rPr>
-          <w:rFonts w:hint="eastAsia" w:ascii="Times New Roman" w:hAnsi="Times New Roman" w:eastAsia="Times New Roman" w:cs="Times New Roman"/>
-        </w:rPr>
-        <w:t>4</w:t>
-      </w:r>
-      <w:r>
-        <w:rPr>
-          <w:rFonts w:hint="eastAsia" w:ascii="Times New Roman" w:hAnsi="Times New Roman" w:eastAsia="FangSong" w:cs="Times New Roman"/>
-        </w:rPr>
-        <w:t>讲习题</w:t>
       </w:r>
     </w:p>
     <w:p>
@@ -11931,67 +11639,6 @@
           <w:rFonts w:hint="eastAsia" w:ascii="Times New Roman" w:hAnsi="Times New Roman" w:eastAsia="FangSong" w:cs="Times New Roman"/>
         </w:rPr>
         <w:t>写出反应的方程式</w:t>
-      </w:r>
-    </w:p>
-    <w:p>
-      <w:pPr>
-        <w:pStyle w:val="BodyText"/>
-      </w:pPr>
-      <w:r>
-        <w:rPr>
-          <w:rFonts w:hint="eastAsia" w:ascii="Times New Roman" w:hAnsi="Times New Roman" w:eastAsia="FangSong" w:cs="Times New Roman"/>
-          <w:b/>
-          <w:bCs/>
-        </w:rPr>
-        <w:t xml:space="preserve">来源</w:t>
-      </w:r>
-      <w:r>
-        <w:rPr>
-          <w:rFonts w:hint="eastAsia" w:ascii="Times New Roman" w:hAnsi="Times New Roman" w:eastAsia="Times New Roman" w:cs="Times New Roman"/>
-        </w:rPr>
-        <w:t>：</w:t>
-      </w:r>
-      <w:r>
-        <w:rPr>
-          <w:rFonts w:hint="eastAsia" w:ascii="Times New Roman" w:hAnsi="Times New Roman" w:eastAsia="FangSong" w:cs="Times New Roman"/>
-        </w:rPr>
-        <w:t>化学竞赛初赛讲义</w:t>
-      </w:r>
-      <w:r>
-        <w:rPr>
-          <w:rFonts w:ascii="Times New Roman" w:hAnsi="Times New Roman" w:eastAsia="Times New Roman" w:cs="Times New Roman"/>
-        </w:rPr>
-        <w:t xml:space="preserve"> </w:t>
-      </w:r>
-      <w:r>
-        <w:rPr>
-          <w:rFonts w:hint="eastAsia" w:ascii="Times New Roman" w:hAnsi="Times New Roman" w:eastAsia="FangSong" w:cs="Times New Roman"/>
-        </w:rPr>
-        <w:t>第</w:t>
-      </w:r>
-      <w:r>
-        <w:rPr>
-          <w:rFonts w:hint="eastAsia" w:ascii="Times New Roman" w:hAnsi="Times New Roman" w:eastAsia="Times New Roman" w:cs="Times New Roman"/>
-        </w:rPr>
-        <w:t>1</w:t>
-      </w:r>
-      <w:r>
-        <w:rPr>
-          <w:rFonts w:hint="eastAsia" w:ascii="Times New Roman" w:hAnsi="Times New Roman" w:eastAsia="FangSong" w:cs="Times New Roman"/>
-        </w:rPr>
-        <w:t>讲</w:t>
-      </w:r>
-      <w:r>
-        <w:rPr>
-          <w:rFonts w:ascii="Times New Roman" w:hAnsi="Times New Roman" w:eastAsia="Times New Roman" w:cs="Times New Roman"/>
-        </w:rPr>
-        <w:t xml:space="preserve"> §1.4 </w:t>
-      </w:r>
-      <w:r>
-        <w:rPr>
-          <w:rFonts w:hint="eastAsia" w:ascii="Times New Roman" w:hAnsi="Times New Roman" w:eastAsia="FangSong" w:cs="Times New Roman"/>
-        </w:rPr>
-        <w:t xml:space="preserve">习题</w:t>
       </w:r>
     </w:p>
     <w:p>
